--- a/assets/images/products-and-solutions/industrial-air-compressor/Compressor Mutli brand detail.docx
+++ b/assets/images/products-and-solutions/industrial-air-compressor/Compressor Mutli brand detail.docx
@@ -1,299 +1,453 @@
 
 <file path=word/document.xml><?xml version="1.0" encoding="utf-8"?>
-<w:document xmlns:mc="http://schemas.openxmlformats.org/markup-compatibility/2006" xmlns:o="urn:schemas-microsoft-com:office:office" xmlns:r="http://schemas.openxmlformats.org/officeDocument/2006/relationships" xmlns:m="http://schemas.openxmlformats.org/officeDocument/2006/math" xmlns:v="urn:schemas-microsoft-com:vml" xmlns:wp="http://schemas.openxmlformats.org/drawingml/2006/wordprocessingDrawing" xmlns:w10="urn:schemas-microsoft-com:office:word" xmlns:w="http://schemas.openxmlformats.org/wordprocessingml/2006/main" xmlns:wne="http://schemas.microsoft.com/office/word/2006/wordml" xmlns:sl="http://schemas.openxmlformats.org/schemaLibrary/2006/main" xmlns:a="http://schemas.openxmlformats.org/drawingml/2006/main" xmlns:pic="http://schemas.openxmlformats.org/drawingml/2006/picture" xmlns:c="http://schemas.openxmlformats.org/drawingml/2006/chart" xmlns:lc="http://schemas.openxmlformats.org/drawingml/2006/lockedCanvas" xmlns:dgm="http://schemas.openxmlformats.org/drawingml/2006/diagram" xmlns:wps="http://schemas.microsoft.com/office/word/2010/wordprocessingShape" xmlns:wpg="http://schemas.microsoft.com/office/word/2010/wordprocessingGroup" xmlns:w14="http://schemas.microsoft.com/office/word/2010/wordml" xmlns:w15="http://schemas.microsoft.com/office/word/2012/wordml" xmlns:w16="http://schemas.microsoft.com/office/word/2018/wordml" xmlns:w16cex="http://schemas.microsoft.com/office/word/2018/wordml/cex" xmlns:w16cid="http://schemas.microsoft.com/office/word/2016/wordml/cid" xmlns="http://schemas.microsoft.com/office/tasks/2019/documenttasks" xmlns:cr="http://schemas.microsoft.com/office/comments/2020/reactions">
+<w:document xmlns:wpc="http://schemas.microsoft.com/office/word/2010/wordprocessingCanvas" xmlns:cx="http://schemas.microsoft.com/office/drawing/2014/chartex" xmlns:cx1="http://schemas.microsoft.com/office/drawing/2015/9/8/chartex" xmlns:cx2="http://schemas.microsoft.com/office/drawing/2015/10/21/chartex" xmlns:cx3="http://schemas.microsoft.com/office/drawing/2016/5/9/chartex" xmlns:cx4="http://schemas.microsoft.com/office/drawing/2016/5/10/chartex" xmlns:cx5="http://schemas.microsoft.com/office/drawing/2016/5/11/chartex" xmlns:cx6="http://schemas.microsoft.com/office/drawing/2016/5/12/chartex" xmlns:cx7="http://schemas.microsoft.com/office/drawing/2016/5/13/chartex" xmlns:cx8="http://schemas.microsoft.com/office/drawing/2016/5/14/chartex" xmlns:mc="http://schemas.openxmlformats.org/markup-compatibility/2006" xmlns:aink="http://schemas.microsoft.com/office/drawing/2016/ink" xmlns:am3d="http://schemas.microsoft.com/office/drawing/2017/model3d" xmlns:o="urn:schemas-microsoft-com:office:office" xmlns:oel="http://schemas.microsoft.com/office/2019/extlst" xmlns:r="http://schemas.openxmlformats.org/officeDocument/2006/relationships" xmlns:m="http://schemas.openxmlformats.org/officeDocument/2006/math" xmlns:v="urn:schemas-microsoft-com:vml" xmlns:wp14="http://schemas.microsoft.com/office/word/2010/wordprocessingDrawing" xmlns:wp="http://schemas.openxmlformats.org/drawingml/2006/wordprocessingDrawing" xmlns:w10="urn:schemas-microsoft-com:office:word" xmlns:w="http://schemas.openxmlformats.org/wordprocessingml/2006/main" xmlns:w14="http://schemas.microsoft.com/office/word/2010/wordml" xmlns:w15="http://schemas.microsoft.com/office/word/2012/wordml" xmlns:w16cex="http://schemas.microsoft.com/office/word/2018/wordml/cex" xmlns:w16cid="http://schemas.microsoft.com/office/word/2016/wordml/cid" xmlns:w16="http://schemas.microsoft.com/office/word/2018/wordml" xmlns:w16du="http://schemas.microsoft.com/office/word/2023/wordml/word16du" xmlns:w16sdtdh="http://schemas.microsoft.com/office/word/2020/wordml/sdtdatahash" xmlns:w16sdtfl="http://schemas.microsoft.com/office/word/2024/wordml/sdtformatlock" xmlns:w16se="http://schemas.microsoft.com/office/word/2015/wordml/symex" xmlns:wpg="http://schemas.microsoft.com/office/word/2010/wordprocessingGroup" xmlns:wpi="http://schemas.microsoft.com/office/word/2010/wordprocessingInk" xmlns:wne="http://schemas.microsoft.com/office/word/2006/wordml" xmlns:wps="http://schemas.microsoft.com/office/word/2010/wordprocessingShape" mc:Ignorable="w14 w15 w16se w16cid w16 w16cex w16sdtdh w16sdtfl w16du wp14">
   <w:body>
     <w:p>
-      <w:pPr>
-        <w:rPr>
-          <w:b w:val="1"/>
-          <w:bCs w:val="1"/>
-        </w:rPr>
-      </w:pPr>
-      <w:r>
-        <w:rPr>
-          <w:b w:val="1"/>
-          <w:bCs w:val="1"/>
-          <w:rtl w:val="0"/>
-        </w:rPr>
-        <w:t xml:space="preserve">1.Air Filter</w:t>
-      </w:r>
-    </w:p>
-    <w:p>
-      <w:pPr>
-        <w:rPr/>
-      </w:pPr>
-      <w:r>
-        <w:rPr>
-          <w:rtl w:val="0"/>
-        </w:rPr>
-        <w:t xml:space="preserve">An air compressor air filter is designed to protect your compressor by removing dust, dirt, and airborne contaminants from incoming air. Clean air intake ensures better performance, improved efficiency, and longer equipment life.</w:t>
-      </w:r>
-    </w:p>
-    <w:p>
-      <w:pPr>
-        <w:rPr/>
-      </w:pPr>
-      <w:r>
-        <w:rPr>
-          <w:rtl w:val="0"/>
-        </w:rPr>
-        <w:t xml:space="preserve">  Filtration Efficiency: Up to 99% </w:t>
-      </w:r>
-    </w:p>
-    <w:p>
-      <w:pPr>
-        <w:rPr/>
-      </w:pPr>
-      <w:r>
-        <w:rPr>
-          <w:rtl w:val="0"/>
-        </w:rPr>
-        <w:t xml:space="preserve">  Micron Rating: 5–20 microns (custom options available)</w:t>
-      </w:r>
-    </w:p>
-    <w:p>
-      <w:pPr>
-        <w:rPr/>
-      </w:pPr>
-      <w:r>
-        <w:rPr>
-          <w:rtl w:val="0"/>
-        </w:rPr>
-      </w:r>
-    </w:p>
-    <w:p>
-      <w:pPr>
-        <w:rPr>
-          <w:b w:val="1"/>
-          <w:bCs w:val="1"/>
-        </w:rPr>
-      </w:pPr>
-      <w:r>
-        <w:rPr>
-          <w:b w:val="1"/>
-          <w:bCs w:val="1"/>
-          <w:rtl w:val="0"/>
-        </w:rPr>
-        <w:t xml:space="preserve">2.Oil Filter</w:t>
-      </w:r>
-    </w:p>
-    <w:p>
-      <w:pPr>
-        <w:rPr>
-          <w:b w:val="1"/>
-          <w:bCs w:val="1"/>
-        </w:rPr>
-      </w:pPr>
-      <w:r>
-        <w:rPr>
-          <w:b w:val="1"/>
-          <w:bCs w:val="1"/>
-          <w:rtl w:val="0"/>
-        </w:rPr>
-        <w:t xml:space="preserve">Product Overview</w:t>
-      </w:r>
-    </w:p>
-    <w:p>
-      <w:pPr>
-        <w:rPr/>
-      </w:pPr>
-      <w:r>
-        <w:rPr>
-          <w:rtl w:val="0"/>
-        </w:rPr>
-        <w:t xml:space="preserve">An air compressor oil filter is essential for maintaining the cleanliness and performance of your compressor. It removes dirt, metal particles, and contaminants from the lubricating oil, ensuring smooth operation and extending the life of internal components.</w:t>
-      </w:r>
-    </w:p>
-    <w:p>
-      <w:pPr>
-        <w:rPr/>
-      </w:pPr>
-      <w:r>
-        <w:rPr>
-          <w:rtl w:val="0"/>
-        </w:rPr>
-        <w:t xml:space="preserve">  Filtration Rating: 10–25 microns </w:t>
-      </w:r>
-    </w:p>
-    <w:p>
-      <w:pPr>
-        <w:rPr/>
-      </w:pPr>
-      <w:r>
-        <w:rPr>
-          <w:rtl w:val="0"/>
-        </w:rPr>
-        <w:t xml:space="preserve">  Efficiency: Up to 99% particle removal</w:t>
-      </w:r>
-    </w:p>
-    <w:p>
-      <w:pPr>
-        <w:rPr/>
-      </w:pPr>
-      <w:r>
-        <w:rPr>
-          <w:rtl w:val="0"/>
-        </w:rPr>
-      </w:r>
-    </w:p>
-    <w:p>
-      <w:pPr>
-        <w:rPr>
-          <w:b w:val="1"/>
-          <w:bCs w:val="1"/>
-        </w:rPr>
-      </w:pPr>
-      <w:r>
-        <w:rPr>
-          <w:b w:val="1"/>
-          <w:bCs w:val="1"/>
-          <w:rtl w:val="0"/>
-        </w:rPr>
-        <w:t xml:space="preserve">3.Compressor Oil</w:t>
-      </w:r>
-    </w:p>
-    <w:p>
-      <w:pPr>
-        <w:rPr/>
-      </w:pPr>
-      <w:r>
-        <w:rPr>
-          <w:rtl w:val="0"/>
-        </w:rPr>
-      </w:r>
-    </w:p>
-    <w:p>
-      <w:pPr>
-        <w:rPr>
-          <w:b w:val="1"/>
-          <w:bCs w:val="1"/>
-        </w:rPr>
-      </w:pPr>
-      <w:r>
-        <w:rPr>
-          <w:b w:val="1"/>
-          <w:bCs w:val="1"/>
-          <w:rtl w:val="0"/>
-        </w:rPr>
-        <w:t xml:space="preserve">4.Oil Separator</w:t>
-      </w:r>
-    </w:p>
-    <w:p>
-      <w:pPr>
-        <w:rPr>
-          <w:b w:val="1"/>
-          <w:bCs w:val="1"/>
-        </w:rPr>
-      </w:pPr>
-      <w:r>
-        <w:rPr>
-          <w:b w:val="1"/>
-          <w:bCs w:val="1"/>
-          <w:rtl w:val="0"/>
-        </w:rPr>
-        <w:t xml:space="preserve">Product Overview</w:t>
-      </w:r>
-    </w:p>
-    <w:p>
-      <w:pPr>
-        <w:rPr/>
-      </w:pPr>
-      <w:r>
-        <w:rPr>
-          <w:rtl w:val="0"/>
-        </w:rPr>
-        <w:t xml:space="preserve">An air compressor oil separator is a critical component that separates oil from compressed air in oil-injected compressors. It ensures clean, oil-free air output while efficiently returning the separated oil back to the system, improving performance and reducing oil consumption.</w:t>
-      </w:r>
-    </w:p>
-    <w:p>
-      <w:pPr>
-        <w:rPr/>
-      </w:pPr>
-      <w:r>
-        <w:rPr>
-          <w:rtl w:val="0"/>
-        </w:rPr>
-        <w:t xml:space="preserve">  Filtration Efficiency: Up to 99.9% </w:t>
-      </w:r>
-    </w:p>
-    <w:p>
-      <w:pPr>
-        <w:rPr/>
-      </w:pPr>
-      <w:r>
-        <w:rPr>
-          <w:rtl w:val="0"/>
-        </w:rPr>
-        <w:t xml:space="preserve">  Oil Carryover: ≤ 3 ppm</w:t>
-      </w:r>
-    </w:p>
-    <w:p>
-      <w:pPr>
-        <w:rPr/>
-      </w:pPr>
-      <w:r>
-        <w:rPr>
-          <w:rtl w:val="0"/>
-        </w:rPr>
-      </w:r>
-    </w:p>
-    <w:p>
-      <w:pPr>
-        <w:rPr>
-          <w:b w:val="1"/>
-          <w:bCs w:val="1"/>
-        </w:rPr>
-      </w:pPr>
-      <w:r>
-        <w:rPr>
-          <w:b w:val="1"/>
-          <w:bCs w:val="1"/>
-          <w:rtl w:val="0"/>
-        </w:rPr>
-        <w:t xml:space="preserve">5.Controllers, HMI &amp; Sensors</w:t>
-      </w:r>
-    </w:p>
-    <w:p>
-      <w:pPr>
-        <w:rPr>
-          <w:b w:val="1"/>
-          <w:bCs w:val="1"/>
-        </w:rPr>
-      </w:pPr>
-      <w:r>
-        <w:rPr>
-          <w:b w:val="1"/>
-          <w:bCs w:val="1"/>
-          <w:rtl w:val="0"/>
-        </w:rPr>
-        <w:t xml:space="preserve">Product Overview</w:t>
-      </w:r>
-    </w:p>
-    <w:p>
-      <w:pPr>
-        <w:rPr/>
-      </w:pPr>
-      <w:r>
-        <w:rPr>
-          <w:rtl w:val="0"/>
-        </w:rPr>
-        <w:t xml:space="preserve">Air compressor controllers, HMI (Human Machine Interface), and sensors are essential for efficient monitoring, control, and automation of compressor systems. These components ensure optimal performance, energy efficiency, and system protection by providing real-time data and intelligent control.</w:t>
-      </w:r>
-    </w:p>
-    <w:p>
-      <w:pPr>
-        <w:rPr>
-          <w:b w:val="1"/>
-          <w:bCs w:val="1"/>
-        </w:rPr>
-      </w:pPr>
-      <w:r>
-        <w:rPr>
-          <w:b w:val="1"/>
-          <w:bCs w:val="1"/>
-          <w:rtl w:val="0"/>
-        </w:rPr>
-        <w:t xml:space="preserve">Key Features</w:t>
+      <w:r>
+        <w:rPr>
+          <w:b/>
+          <w:bCs/>
+        </w:rPr>
+        <w:t>1</w:t>
+      </w:r>
+      <w:r>
+        <w:rPr>
+          <w:b/>
+          <w:bCs/>
+        </w:rPr>
+        <w:t>.</w:t>
+      </w:r>
+      <w:r>
+        <w:rPr>
+          <w:b/>
+          <w:bCs/>
+        </w:rPr>
+        <w:t xml:space="preserve"> Air Compressor</w:t>
+      </w:r>
+    </w:p>
+    <w:p>
+      <w:r>
+        <w:t>*VA Series Permanent Magnet Power Frequency Screw Air Compressor</w:t>
+      </w:r>
+    </w:p>
+    <w:p>
+      <w:r>
+        <w:t>*KB Series Double Stage Screw Air Compressor</w:t>
+      </w:r>
+    </w:p>
+    <w:p>
+      <w:r>
+        <w:t>*Dry Oil Free Screw Air Compressor</w:t>
+      </w:r>
+    </w:p>
+    <w:p>
+      <w:r>
+        <w:t>*</w:t>
+      </w:r>
+      <w:proofErr w:type="spellStart"/>
+      <w:r>
+        <w:t>KN+Series</w:t>
+      </w:r>
+      <w:proofErr w:type="spellEnd"/>
+      <w:r>
+        <w:t xml:space="preserve"> 5-in-1 Laser Cutting Screw Air Compressor</w:t>
+      </w:r>
+    </w:p>
+    <w:p>
+      <w:r>
+        <w:t>*KBO Series Oil-free water Lubricant Screw Air Compressor</w:t>
+      </w:r>
+    </w:p>
+    <w:p>
+      <w:r>
+        <w:t>*KPQ Series Skid Mounted 6-in-1 Machine</w:t>
+      </w:r>
+    </w:p>
+    <w:p>
+      <w:r>
+        <w:t>*KM Series Mobile Screw Air Compressor</w:t>
+      </w:r>
+    </w:p>
+    <w:p>
+      <w:pPr>
+        <w:rPr>
+          <w:b/>
+          <w:bCs/>
+        </w:rPr>
+      </w:pPr>
+      <w:r>
+        <w:rPr>
+          <w:b/>
+          <w:bCs/>
+        </w:rPr>
+        <w:t>2</w:t>
+      </w:r>
+      <w:r>
+        <w:rPr>
+          <w:b/>
+          <w:bCs/>
+        </w:rPr>
+        <w:t>.</w:t>
+      </w:r>
+      <w:r>
+        <w:rPr>
+          <w:b/>
+          <w:bCs/>
+        </w:rPr>
+        <w:t xml:space="preserve"> Air Dryer</w:t>
+      </w:r>
+    </w:p>
+    <w:p>
+      <w:r>
+        <w:t>*</w:t>
+      </w:r>
+      <w:proofErr w:type="spellStart"/>
+      <w:r>
+        <w:t>Refrigrated</w:t>
+      </w:r>
+      <w:proofErr w:type="spellEnd"/>
+      <w:r>
+        <w:t xml:space="preserve"> Dryer</w:t>
+      </w:r>
+    </w:p>
+    <w:p>
+      <w:r>
+        <w:t xml:space="preserve">*Micro Thermal </w:t>
+      </w:r>
+      <w:proofErr w:type="spellStart"/>
+      <w:r>
+        <w:t>Adsoption</w:t>
+      </w:r>
+      <w:proofErr w:type="spellEnd"/>
+      <w:r>
+        <w:t xml:space="preserve"> Dryer</w:t>
+      </w:r>
+    </w:p>
+    <w:p>
+      <w:r>
+        <w:t xml:space="preserve">*High </w:t>
+      </w:r>
+      <w:proofErr w:type="spellStart"/>
+      <w:r>
+        <w:t>Effeciency</w:t>
+      </w:r>
+      <w:proofErr w:type="spellEnd"/>
+      <w:r>
+        <w:t xml:space="preserve"> Oil Remover</w:t>
+      </w:r>
+    </w:p>
+    <w:p>
+      <w:pPr>
+        <w:rPr>
+          <w:b/>
+          <w:bCs/>
+        </w:rPr>
+      </w:pPr>
+      <w:r>
+        <w:rPr>
+          <w:b/>
+          <w:bCs/>
+        </w:rPr>
+        <w:t>3.</w:t>
+      </w:r>
+      <w:r>
+        <w:rPr>
+          <w:b/>
+          <w:bCs/>
+        </w:rPr>
+        <w:t xml:space="preserve"> Air </w:t>
+      </w:r>
+      <w:r>
+        <w:rPr>
+          <w:b/>
+          <w:bCs/>
+        </w:rPr>
+        <w:t>Receiver Tank</w:t>
+      </w:r>
+    </w:p>
+    <w:p>
+      <w:r>
+        <w:t>*Air storage Tank</w:t>
+      </w:r>
+    </w:p>
+    <w:p>
+      <w:pPr>
+        <w:rPr>
+          <w:b/>
+          <w:bCs/>
+        </w:rPr>
+      </w:pPr>
+      <w:proofErr w:type="gramStart"/>
+      <w:r>
+        <w:rPr>
+          <w:b/>
+          <w:bCs/>
+        </w:rPr>
+        <w:t>4 .</w:t>
+      </w:r>
+      <w:proofErr w:type="gramEnd"/>
+      <w:r>
+        <w:rPr>
+          <w:b/>
+          <w:bCs/>
+        </w:rPr>
+        <w:t xml:space="preserve"> Air </w:t>
+      </w:r>
+      <w:r>
+        <w:rPr>
+          <w:b/>
+          <w:bCs/>
+        </w:rPr>
+        <w:t>Line Filter</w:t>
+      </w:r>
+    </w:p>
+    <w:p>
+      <w:r>
+        <w:t>*Stage Precision Filter</w:t>
+      </w:r>
+    </w:p>
+    <w:p/>
+    <w:p>
+      <w:pPr>
+        <w:rPr>
+          <w:b/>
+          <w:bCs/>
+        </w:rPr>
+      </w:pPr>
+      <w:r>
+        <w:rPr>
+          <w:b/>
+          <w:bCs/>
+        </w:rPr>
+        <w:t>5. Multi Brand Air Compressor Spare Parts</w:t>
+      </w:r>
+    </w:p>
+    <w:p>
+      <w:pPr>
+        <w:rPr>
+          <w:b/>
+          <w:bCs/>
+        </w:rPr>
+      </w:pPr>
+    </w:p>
+    <w:p>
+      <w:pPr>
+        <w:rPr>
+          <w:b/>
+          <w:bCs/>
+        </w:rPr>
+      </w:pPr>
+      <w:r>
+        <w:rPr>
+          <w:b/>
+          <w:bCs/>
+        </w:rPr>
+        <w:t>1.Air Filter</w:t>
+      </w:r>
+    </w:p>
+    <w:p>
+      <w:r>
+        <w:t>An air compressor air filter is designed to protect your compressor by removing dust, dirt, and airborne contaminants from incoming air. Clean air intake ensures better performance, improved efficiency, and longer equipment life.</w:t>
+      </w:r>
+    </w:p>
+    <w:p>
+      <w:proofErr w:type="gramStart"/>
+      <w:r>
+        <w:t>  Filtration</w:t>
+      </w:r>
+      <w:proofErr w:type="gramEnd"/>
+      <w:r>
+        <w:t xml:space="preserve"> Efficiency: Up to 99% </w:t>
+      </w:r>
+    </w:p>
+    <w:p>
+      <w:proofErr w:type="gramStart"/>
+      <w:r>
+        <w:t>  Micron</w:t>
+      </w:r>
+      <w:proofErr w:type="gramEnd"/>
+      <w:r>
+        <w:t xml:space="preserve"> Rating: 5–20 microns (custom options available)</w:t>
+      </w:r>
+    </w:p>
+    <w:p/>
+    <w:p>
+      <w:pPr>
+        <w:rPr>
+          <w:b/>
+          <w:bCs/>
+        </w:rPr>
+      </w:pPr>
+      <w:r>
+        <w:rPr>
+          <w:b/>
+          <w:bCs/>
+        </w:rPr>
+        <w:t>2.Oil Filter</w:t>
+      </w:r>
+    </w:p>
+    <w:p>
+      <w:pPr>
+        <w:rPr>
+          <w:b/>
+          <w:bCs/>
+        </w:rPr>
+      </w:pPr>
+      <w:r>
+        <w:rPr>
+          <w:b/>
+          <w:bCs/>
+        </w:rPr>
+        <w:t>Product Overview</w:t>
+      </w:r>
+    </w:p>
+    <w:p>
+      <w:r>
+        <w:t>An air compressor oil filter is essential for maintaining the cleanliness and performance of your compressor. It removes dirt, metal particles, and contaminants from the lubricating oil, ensuring smooth operation and extending the life of internal components.</w:t>
+      </w:r>
+    </w:p>
+    <w:p>
+      <w:proofErr w:type="gramStart"/>
+      <w:r>
+        <w:t>  Filtration</w:t>
+      </w:r>
+      <w:proofErr w:type="gramEnd"/>
+      <w:r>
+        <w:t xml:space="preserve"> Rating: 10–25 microns </w:t>
+      </w:r>
+    </w:p>
+    <w:p>
+      <w:proofErr w:type="gramStart"/>
+      <w:r>
+        <w:lastRenderedPageBreak/>
+        <w:t>  Efficiency</w:t>
+      </w:r>
+      <w:proofErr w:type="gramEnd"/>
+      <w:r>
+        <w:t>: Up to 99% particle removal</w:t>
+      </w:r>
+    </w:p>
+    <w:p/>
+    <w:p>
+      <w:pPr>
+        <w:rPr>
+          <w:b/>
+          <w:bCs/>
+        </w:rPr>
+      </w:pPr>
+      <w:r>
+        <w:rPr>
+          <w:b/>
+          <w:bCs/>
+        </w:rPr>
+        <w:t>3.Compressor Oil</w:t>
+      </w:r>
+    </w:p>
+    <w:p/>
+    <w:p>
+      <w:pPr>
+        <w:rPr>
+          <w:b/>
+          <w:bCs/>
+        </w:rPr>
+      </w:pPr>
+      <w:r>
+        <w:rPr>
+          <w:b/>
+          <w:bCs/>
+        </w:rPr>
+        <w:t>4.Oil Separator</w:t>
+      </w:r>
+    </w:p>
+    <w:p>
+      <w:pPr>
+        <w:rPr>
+          <w:b/>
+          <w:bCs/>
+        </w:rPr>
+      </w:pPr>
+      <w:r>
+        <w:rPr>
+          <w:b/>
+          <w:bCs/>
+        </w:rPr>
+        <w:t>Product Overview</w:t>
+      </w:r>
+    </w:p>
+    <w:p>
+      <w:r>
+        <w:t>An air compressor oil separator is a critical component that separates oil from compressed air in oil-injected compressors. It ensures clean, oil-free air output while efficiently returning the separated oil back to the system, improving performance and reducing oil consumption.</w:t>
+      </w:r>
+    </w:p>
+    <w:p>
+      <w:proofErr w:type="gramStart"/>
+      <w:r>
+        <w:t>  Filtration</w:t>
+      </w:r>
+      <w:proofErr w:type="gramEnd"/>
+      <w:r>
+        <w:t xml:space="preserve"> Efficiency: Up to 99.9% </w:t>
+      </w:r>
+    </w:p>
+    <w:p>
+      <w:proofErr w:type="gramStart"/>
+      <w:r>
+        <w:t>  Oil</w:t>
+      </w:r>
+      <w:proofErr w:type="gramEnd"/>
+      <w:r>
+        <w:t xml:space="preserve"> Carryover: ≤ 3 ppm</w:t>
+      </w:r>
+    </w:p>
+    <w:p/>
+    <w:p>
+      <w:pPr>
+        <w:rPr>
+          <w:b/>
+          <w:bCs/>
+        </w:rPr>
+      </w:pPr>
+      <w:r>
+        <w:rPr>
+          <w:b/>
+          <w:bCs/>
+        </w:rPr>
+        <w:t>5.Controllers, HMI &amp; Sensors</w:t>
+      </w:r>
+    </w:p>
+    <w:p>
+      <w:pPr>
+        <w:rPr>
+          <w:b/>
+          <w:bCs/>
+        </w:rPr>
+      </w:pPr>
+      <w:r>
+        <w:rPr>
+          <w:b/>
+          <w:bCs/>
+        </w:rPr>
+        <w:t>Product Overview</w:t>
+      </w:r>
+    </w:p>
+    <w:p>
+      <w:r>
+        <w:t>Air compressor controllers, HMI (Human Machine Interface), and sensors are essential for efficient monitoring, control, and automation of compressor systems. These components ensure optimal performance, energy efficiency, and system protection by providing real-time data and intelligent control.</w:t>
+      </w:r>
+    </w:p>
+    <w:p>
+      <w:pPr>
+        <w:rPr>
+          <w:b/>
+          <w:bCs/>
+        </w:rPr>
+      </w:pPr>
+      <w:r>
+        <w:rPr>
+          <w:b/>
+          <w:bCs/>
+        </w:rPr>
+        <w:t>Key Features</w:t>
       </w:r>
     </w:p>
     <w:p>
@@ -302,13 +456,8 @@
           <w:ilvl w:val="0"/>
           <w:numId w:val="1"/>
         </w:numPr>
-        <w:ind w:left="720" w:hanging="360"/>
-        <w:rPr/>
-      </w:pPr>
-      <w:r>
-        <w:rPr>
-          <w:rtl w:val="0"/>
-        </w:rPr>
+      </w:pPr>
+      <w:r>
         <w:t xml:space="preserve">Automatic start/stop &amp; load management </w:t>
       </w:r>
     </w:p>
@@ -318,13 +467,8 @@
           <w:ilvl w:val="0"/>
           <w:numId w:val="1"/>
         </w:numPr>
-        <w:ind w:left="720" w:hanging="360"/>
-        <w:rPr/>
-      </w:pPr>
-      <w:r>
-        <w:rPr>
-          <w:rtl w:val="0"/>
-        </w:rPr>
+      </w:pPr>
+      <w:r>
         <w:t xml:space="preserve">Energy-saving control algorithms </w:t>
       </w:r>
     </w:p>
@@ -334,13 +478,8 @@
           <w:ilvl w:val="0"/>
           <w:numId w:val="1"/>
         </w:numPr>
-        <w:ind w:left="720" w:hanging="360"/>
-        <w:rPr/>
-      </w:pPr>
-      <w:r>
-        <w:rPr>
-          <w:rtl w:val="0"/>
-        </w:rPr>
+      </w:pPr>
+      <w:r>
         <w:t xml:space="preserve">Fault detection and protection system </w:t>
       </w:r>
     </w:p>
@@ -350,13 +489,8 @@
           <w:ilvl w:val="0"/>
           <w:numId w:val="1"/>
         </w:numPr>
-        <w:ind w:left="720" w:hanging="360"/>
-        <w:rPr/>
-      </w:pPr>
-      <w:r>
-        <w:rPr>
-          <w:rtl w:val="0"/>
-        </w:rPr>
+      </w:pPr>
+      <w:r>
         <w:t xml:space="preserve">Digital display with user-friendly interface </w:t>
       </w:r>
     </w:p>
@@ -366,100 +500,67 @@
           <w:ilvl w:val="0"/>
           <w:numId w:val="1"/>
         </w:numPr>
-        <w:ind w:left="720" w:hanging="360"/>
-        <w:rPr/>
-      </w:pPr>
-      <w:r>
-        <w:rPr>
-          <w:rtl w:val="0"/>
-        </w:rPr>
-        <w:t xml:space="preserve">Compatible with multiple compressor types</w:t>
-      </w:r>
-    </w:p>
-    <w:p>
-      <w:pPr>
-        <w:rPr/>
-      </w:pPr>
-      <w:r>
-        <w:rPr>
-          <w:rtl w:val="0"/>
-        </w:rPr>
-      </w:r>
-    </w:p>
-    <w:p>
-      <w:pPr>
-        <w:rPr>
-          <w:b w:val="1"/>
-          <w:bCs w:val="1"/>
-        </w:rPr>
-      </w:pPr>
-      <w:r>
-        <w:rPr>
-          <w:b w:val="1"/>
-          <w:bCs w:val="1"/>
-          <w:rtl w:val="0"/>
-        </w:rPr>
-        <w:t xml:space="preserve">6.HMI (Human Machine Interface)</w:t>
-      </w:r>
-    </w:p>
-    <w:p>
-      <w:pPr>
-        <w:rPr>
-          <w:b w:val="1"/>
-          <w:bCs w:val="1"/>
-        </w:rPr>
-      </w:pPr>
-      <w:r>
-        <w:rPr>
-          <w:b w:val="1"/>
-          <w:bCs w:val="1"/>
-          <w:rtl w:val="0"/>
-        </w:rPr>
-        <w:t xml:space="preserve">Description</w:t>
-      </w:r>
-    </w:p>
-    <w:p>
-      <w:pPr>
-        <w:rPr/>
-      </w:pPr>
-      <w:r>
-        <w:rPr>
-          <w:rtl w:val="0"/>
-        </w:rPr>
-        <w:t xml:space="preserve">HMI panels provide a visual interface for operators to monitor and control compressor performance easily.</w:t>
-      </w:r>
-    </w:p>
-    <w:p>
-      <w:pPr>
-        <w:rPr/>
-      </w:pPr>
-      <w:r>
-        <w:rPr>
-          <w:rtl w:val="0"/>
-        </w:rPr>
-      </w:r>
-    </w:p>
-    <w:p>
-      <w:pPr>
-        <w:rPr>
-          <w:b w:val="1"/>
-          <w:bCs w:val="1"/>
-        </w:rPr>
-      </w:pPr>
-      <w:r>
-        <w:rPr>
-          <w:rFonts w:ascii="Quattrocento Sans" w:cs="Quattrocento Sans" w:eastAsia="Quattrocento Sans" w:hAnsi="Quattrocento Sans"/>
-          <w:b w:val="1"/>
-          <w:bCs w:val="1"/>
-          <w:rtl w:val="0"/>
-        </w:rPr>
-        <w:t xml:space="preserve">🔹</w:t>
-      </w:r>
-      <w:r>
-        <w:rPr>
-          <w:b w:val="1"/>
-          <w:bCs w:val="1"/>
-          <w:rtl w:val="0"/>
+      </w:pPr>
+      <w:r>
+        <w:t>Compatible with multiple compressor types</w:t>
+      </w:r>
+    </w:p>
+    <w:p/>
+    <w:p>
+      <w:pPr>
+        <w:rPr>
+          <w:b/>
+          <w:bCs/>
+        </w:rPr>
+      </w:pPr>
+      <w:r>
+        <w:rPr>
+          <w:b/>
+          <w:bCs/>
+        </w:rPr>
+        <w:t>6.HMI (Human Machine Interface)</w:t>
+      </w:r>
+    </w:p>
+    <w:p>
+      <w:pPr>
+        <w:rPr>
+          <w:b/>
+          <w:bCs/>
+        </w:rPr>
+      </w:pPr>
+      <w:r>
+        <w:rPr>
+          <w:b/>
+          <w:bCs/>
+        </w:rPr>
+        <w:t>Description</w:t>
+      </w:r>
+    </w:p>
+    <w:p>
+      <w:r>
+        <w:t>HMI panels provide a visual interface for operators to monitor and control compressor performance easily.</w:t>
+      </w:r>
+    </w:p>
+    <w:p/>
+    <w:p>
+      <w:pPr>
+        <w:rPr>
+          <w:b/>
+          <w:bCs/>
+        </w:rPr>
+      </w:pPr>
+      <w:r>
+        <w:rPr>
+          <w:rFonts w:ascii="Quattrocento Sans" w:eastAsia="Quattrocento Sans" w:hAnsi="Quattrocento Sans" w:cs="Quattrocento Sans"/>
+          <w:b/>
+          <w:bCs/>
+        </w:rPr>
+        <w:t>🔹</w:t>
+      </w:r>
+      <w:r>
+        <w:rPr>
+          <w:b/>
+          <w:bCs/>
         </w:rPr>
         <w:t xml:space="preserve"> Sensors for Air Compressors</w:t>
       </w:r>
@@ -467,17 +568,16 @@
     <w:p>
       <w:pPr>
         <w:rPr>
-          <w:b w:val="1"/>
-          <w:bCs w:val="1"/>
-        </w:rPr>
-      </w:pPr>
-      <w:r>
-        <w:rPr>
-          <w:b w:val="1"/>
-          <w:bCs w:val="1"/>
-          <w:rtl w:val="0"/>
-        </w:rPr>
-        <w:t xml:space="preserve">Types of Sensors</w:t>
+          <w:b/>
+          <w:bCs/>
+        </w:rPr>
+      </w:pPr>
+      <w:r>
+        <w:rPr>
+          <w:b/>
+          <w:bCs/>
+        </w:rPr>
+        <w:t>Types of Sensors</w:t>
       </w:r>
     </w:p>
     <w:p>
@@ -486,21 +586,15 @@
           <w:ilvl w:val="0"/>
           <w:numId w:val="4"/>
         </w:numPr>
-        <w:ind w:left="720" w:hanging="360"/>
-        <w:rPr/>
-      </w:pPr>
-      <w:r>
-        <w:rPr>
-          <w:b w:val="1"/>
-          <w:bCs w:val="1"/>
-          <w:rtl w:val="0"/>
-        </w:rPr>
-        <w:t xml:space="preserve">Pressure Sensors</w:t>
-      </w:r>
-      <w:r>
-        <w:rPr>
-          <w:rtl w:val="0"/>
-        </w:rPr>
+      </w:pPr>
+      <w:r>
+        <w:rPr>
+          <w:b/>
+          <w:bCs/>
+        </w:rPr>
+        <w:t>Pressure Sensors</w:t>
+      </w:r>
+      <w:r>
         <w:t xml:space="preserve"> – Monitor system pressure </w:t>
       </w:r>
     </w:p>
@@ -510,21 +604,16 @@
           <w:ilvl w:val="0"/>
           <w:numId w:val="4"/>
         </w:numPr>
-        <w:ind w:left="720" w:hanging="360"/>
-        <w:rPr/>
-      </w:pPr>
-      <w:r>
-        <w:rPr>
-          <w:b w:val="1"/>
-          <w:bCs w:val="1"/>
-          <w:rtl w:val="0"/>
-        </w:rPr>
-        <w:t xml:space="preserve">Temperature Sensors</w:t>
-      </w:r>
-      <w:r>
-        <w:rPr>
-          <w:rtl w:val="0"/>
-        </w:rPr>
+      </w:pPr>
+      <w:r>
+        <w:rPr>
+          <w:b/>
+          <w:bCs/>
+        </w:rPr>
+        <w:lastRenderedPageBreak/>
+        <w:t>Temperature Sensors</w:t>
+      </w:r>
+      <w:r>
         <w:t xml:space="preserve"> – Prevent overheating </w:t>
       </w:r>
     </w:p>
@@ -534,21 +623,15 @@
           <w:ilvl w:val="0"/>
           <w:numId w:val="4"/>
         </w:numPr>
-        <w:ind w:left="720" w:hanging="360"/>
-        <w:rPr/>
-      </w:pPr>
-      <w:r>
-        <w:rPr>
-          <w:b w:val="1"/>
-          <w:bCs w:val="1"/>
-          <w:rtl w:val="0"/>
-        </w:rPr>
-        <w:t xml:space="preserve">Oil Level Sensors</w:t>
-      </w:r>
-      <w:r>
-        <w:rPr>
-          <w:rtl w:val="0"/>
-        </w:rPr>
+      </w:pPr>
+      <w:r>
+        <w:rPr>
+          <w:b/>
+          <w:bCs/>
+        </w:rPr>
+        <w:t>Oil Level Sensors</w:t>
+      </w:r>
+      <w:r>
         <w:t xml:space="preserve"> – Ensure proper lubrication </w:t>
       </w:r>
     </w:p>
@@ -558,21 +641,15 @@
           <w:ilvl w:val="0"/>
           <w:numId w:val="4"/>
         </w:numPr>
-        <w:ind w:left="720" w:hanging="360"/>
-        <w:rPr/>
-      </w:pPr>
-      <w:r>
-        <w:rPr>
-          <w:b w:val="1"/>
-          <w:bCs w:val="1"/>
-          <w:rtl w:val="0"/>
-        </w:rPr>
-        <w:t xml:space="preserve">Flow Sensors</w:t>
-      </w:r>
-      <w:r>
-        <w:rPr>
-          <w:rtl w:val="0"/>
-        </w:rPr>
+      </w:pPr>
+      <w:r>
+        <w:rPr>
+          <w:b/>
+          <w:bCs/>
+        </w:rPr>
+        <w:t>Flow Sensors</w:t>
+      </w:r>
+      <w:r>
         <w:t xml:space="preserve"> – Measure air output </w:t>
       </w:r>
     </w:p>
@@ -582,122 +659,93 @@
           <w:ilvl w:val="0"/>
           <w:numId w:val="4"/>
         </w:numPr>
-        <w:ind w:left="720" w:hanging="360"/>
-        <w:rPr/>
-      </w:pPr>
-      <w:r>
-        <w:rPr>
-          <w:b w:val="1"/>
-          <w:bCs w:val="1"/>
-          <w:rtl w:val="0"/>
-        </w:rPr>
-        <w:t xml:space="preserve">Vibration Sensors</w:t>
-      </w:r>
-      <w:r>
-        <w:rPr>
-          <w:rtl w:val="0"/>
-        </w:rPr>
+      </w:pPr>
+      <w:r>
+        <w:rPr>
+          <w:b/>
+          <w:bCs/>
+        </w:rPr>
+        <w:t>Vibration Sensors</w:t>
+      </w:r>
+      <w:r>
         <w:t xml:space="preserve"> – Detect mechanical issues</w:t>
       </w:r>
     </w:p>
-    <w:p>
-      <w:pPr>
-        <w:rPr/>
-      </w:pPr>
-      <w:r>
-        <w:rPr>
-          <w:rtl w:val="0"/>
-        </w:rPr>
-      </w:r>
-    </w:p>
-    <w:p>
-      <w:pPr>
-        <w:rPr>
-          <w:b w:val="1"/>
-          <w:bCs w:val="1"/>
-        </w:rPr>
-      </w:pPr>
-      <w:r>
-        <w:rPr>
-          <w:rtl w:val="0"/>
-        </w:rPr>
-      </w:r>
-    </w:p>
-    <w:p>
-      <w:pPr>
-        <w:rPr>
-          <w:b w:val="1"/>
-          <w:bCs w:val="1"/>
-        </w:rPr>
-      </w:pPr>
-      <w:r>
-        <w:rPr>
-          <w:b w:val="1"/>
-          <w:bCs w:val="1"/>
-          <w:rtl w:val="0"/>
-        </w:rPr>
-        <w:t xml:space="preserve">7.Wearing Kits</w:t>
-      </w:r>
-    </w:p>
-    <w:p>
-      <w:pPr>
-        <w:rPr>
-          <w:b w:val="1"/>
-          <w:bCs w:val="1"/>
-        </w:rPr>
-      </w:pPr>
-      <w:r>
-        <w:rPr>
-          <w:b w:val="1"/>
-          <w:bCs w:val="1"/>
-          <w:rtl w:val="0"/>
-        </w:rPr>
-        <w:t xml:space="preserve">Product Overview</w:t>
-      </w:r>
-    </w:p>
-    <w:p>
-      <w:pPr>
-        <w:rPr>
-          <w:b w:val="1"/>
-          <w:bCs w:val="1"/>
-        </w:rPr>
-      </w:pPr>
-      <w:r>
-        <w:rPr>
-          <w:b w:val="1"/>
-          <w:bCs w:val="1"/>
-          <w:rtl w:val="0"/>
-        </w:rPr>
-        <w:t xml:space="preserve">Air compressor wearing kits include essential replacement parts that are subject to regular wear and tear during operation. These kits are designed to maintain compressor efficiency, reduce downtime, and ensure reliable performance by replacing critical components at recommended service intervals.</w:t>
-      </w:r>
-    </w:p>
-    <w:p>
-      <w:pPr>
-        <w:rPr>
-          <w:b w:val="1"/>
-          <w:bCs w:val="1"/>
-        </w:rPr>
-      </w:pPr>
-      <w:r>
-        <w:rPr>
-          <w:rtl w:val="0"/>
-        </w:rPr>
-      </w:r>
-    </w:p>
-    <w:p>
-      <w:pPr>
-        <w:rPr>
-          <w:b w:val="1"/>
-          <w:bCs w:val="1"/>
-        </w:rPr>
-      </w:pPr>
-      <w:r>
-        <w:rPr>
-          <w:b w:val="1"/>
-          <w:bCs w:val="1"/>
-          <w:rtl w:val="0"/>
-        </w:rPr>
-        <w:t xml:space="preserve">Available Options</w:t>
+    <w:p/>
+    <w:p>
+      <w:pPr>
+        <w:rPr>
+          <w:b/>
+          <w:bCs/>
+        </w:rPr>
+      </w:pPr>
+    </w:p>
+    <w:p>
+      <w:pPr>
+        <w:rPr>
+          <w:b/>
+          <w:bCs/>
+        </w:rPr>
+      </w:pPr>
+      <w:r>
+        <w:rPr>
+          <w:b/>
+          <w:bCs/>
+        </w:rPr>
+        <w:t>7.Wearing Kits</w:t>
+      </w:r>
+    </w:p>
+    <w:p>
+      <w:pPr>
+        <w:rPr>
+          <w:b/>
+          <w:bCs/>
+        </w:rPr>
+      </w:pPr>
+      <w:r>
+        <w:rPr>
+          <w:b/>
+          <w:bCs/>
+        </w:rPr>
+        <w:t>Product Overview</w:t>
+      </w:r>
+    </w:p>
+    <w:p>
+      <w:pPr>
+        <w:rPr>
+          <w:b/>
+          <w:bCs/>
+        </w:rPr>
+      </w:pPr>
+      <w:r>
+        <w:rPr>
+          <w:b/>
+          <w:bCs/>
+        </w:rPr>
+        <w:t>Air compressor wearing kits include essential replacement parts that are subject to regular wear and tear during operation. These kits are designed to maintain compressor efficiency, reduce downtime, and ensure reliable performance by replacing critical components at recommended service intervals.</w:t>
+      </w:r>
+    </w:p>
+    <w:p>
+      <w:pPr>
+        <w:rPr>
+          <w:b/>
+          <w:bCs/>
+        </w:rPr>
+      </w:pPr>
+    </w:p>
+    <w:p>
+      <w:pPr>
+        <w:rPr>
+          <w:b/>
+          <w:bCs/>
+        </w:rPr>
+      </w:pPr>
+      <w:r>
+        <w:rPr>
+          <w:b/>
+          <w:bCs/>
+        </w:rPr>
+        <w:t>Available Options</w:t>
       </w:r>
     </w:p>
     <w:p>
@@ -706,13 +754,8 @@
           <w:ilvl w:val="0"/>
           <w:numId w:val="5"/>
         </w:numPr>
-        <w:ind w:left="720" w:hanging="360"/>
-        <w:rPr/>
-      </w:pPr>
-      <w:r>
-        <w:rPr>
-          <w:rtl w:val="0"/>
-        </w:rPr>
+      </w:pPr>
+      <w:r>
         <w:t xml:space="preserve">2,000 Hours Service Kits </w:t>
       </w:r>
     </w:p>
@@ -722,13 +765,8 @@
           <w:ilvl w:val="0"/>
           <w:numId w:val="5"/>
         </w:numPr>
-        <w:ind w:left="720" w:hanging="360"/>
-        <w:rPr/>
-      </w:pPr>
-      <w:r>
-        <w:rPr>
-          <w:rtl w:val="0"/>
-        </w:rPr>
+      </w:pPr>
+      <w:r>
         <w:t xml:space="preserve">4,000 Hours Service Kits </w:t>
       </w:r>
     </w:p>
@@ -738,13 +776,8 @@
           <w:ilvl w:val="0"/>
           <w:numId w:val="5"/>
         </w:numPr>
-        <w:ind w:left="720" w:hanging="360"/>
-        <w:rPr/>
-      </w:pPr>
-      <w:r>
-        <w:rPr>
-          <w:rtl w:val="0"/>
-        </w:rPr>
+      </w:pPr>
+      <w:r>
         <w:t xml:space="preserve">8,000 Hours Major Service Kits </w:t>
       </w:r>
     </w:p>
@@ -754,93 +787,61 @@
           <w:ilvl w:val="0"/>
           <w:numId w:val="5"/>
         </w:numPr>
-        <w:ind w:left="720" w:hanging="360"/>
-        <w:rPr/>
-      </w:pPr>
-      <w:r>
-        <w:rPr>
-          <w:rtl w:val="0"/>
-        </w:rPr>
-        <w:t xml:space="preserve">Customized kits as per compressor model</w:t>
-      </w:r>
-    </w:p>
-    <w:p>
-      <w:pPr>
-        <w:rPr/>
-      </w:pPr>
-      <w:r>
-        <w:rPr>
-          <w:rtl w:val="0"/>
-        </w:rPr>
-      </w:r>
-    </w:p>
-    <w:p>
-      <w:pPr>
-        <w:rPr>
-          <w:b w:val="1"/>
-          <w:bCs w:val="1"/>
-        </w:rPr>
-      </w:pPr>
-      <w:r>
-        <w:rPr>
-          <w:b w:val="1"/>
-          <w:bCs w:val="1"/>
-          <w:rtl w:val="0"/>
-        </w:rPr>
-        <w:t xml:space="preserve">8. Rubber Coupling</w:t>
-      </w:r>
-    </w:p>
-    <w:p>
-      <w:pPr>
-        <w:rPr>
-          <w:b w:val="1"/>
-          <w:bCs w:val="1"/>
-        </w:rPr>
-      </w:pPr>
-      <w:r>
-        <w:rPr>
-          <w:b w:val="1"/>
-          <w:bCs w:val="1"/>
-          <w:rtl w:val="0"/>
-        </w:rPr>
-        <w:t xml:space="preserve">Product Overview</w:t>
-      </w:r>
-    </w:p>
-    <w:p>
-      <w:pPr>
-        <w:rPr/>
-      </w:pPr>
-      <w:r>
-        <w:rPr>
-          <w:rtl w:val="0"/>
-        </w:rPr>
-        <w:t xml:space="preserve">A rubber coupling is a flexible mechanical component used to connect two rotating shafts while absorbing vibrations, shocks, and misalignment. It plays a crucial role in protecting machinery components such as motors and air compressors, ensuring smooth and efficient power transmission.</w:t>
-      </w:r>
-    </w:p>
-    <w:p>
-      <w:pPr>
-        <w:rPr/>
-      </w:pPr>
-      <w:r>
-        <w:rPr>
-          <w:rtl w:val="0"/>
-        </w:rPr>
-      </w:r>
-    </w:p>
-    <w:p>
-      <w:pPr>
-        <w:rPr>
-          <w:b w:val="1"/>
-          <w:bCs w:val="1"/>
-        </w:rPr>
-      </w:pPr>
-      <w:r>
-        <w:rPr>
-          <w:b w:val="1"/>
-          <w:bCs w:val="1"/>
-          <w:rtl w:val="0"/>
-        </w:rPr>
-        <w:t xml:space="preserve">Technical Specifications</w:t>
+      </w:pPr>
+      <w:r>
+        <w:t>Customized kits as per compressor model</w:t>
+      </w:r>
+    </w:p>
+    <w:p/>
+    <w:p>
+      <w:pPr>
+        <w:rPr>
+          <w:b/>
+          <w:bCs/>
+        </w:rPr>
+      </w:pPr>
+      <w:r>
+        <w:rPr>
+          <w:b/>
+          <w:bCs/>
+        </w:rPr>
+        <w:t>8. Rubber Coupling</w:t>
+      </w:r>
+    </w:p>
+    <w:p>
+      <w:pPr>
+        <w:rPr>
+          <w:b/>
+          <w:bCs/>
+        </w:rPr>
+      </w:pPr>
+      <w:r>
+        <w:rPr>
+          <w:b/>
+          <w:bCs/>
+        </w:rPr>
+        <w:t>Product Overview</w:t>
+      </w:r>
+    </w:p>
+    <w:p>
+      <w:r>
+        <w:t>A rubber coupling is a flexible mechanical component used to connect two rotating shafts while absorbing vibrations, shocks, and misalignment. It plays a crucial role in protecting machinery components such as motors and air compressors, ensuring smooth and efficient power transmission.</w:t>
+      </w:r>
+    </w:p>
+    <w:p/>
+    <w:p>
+      <w:pPr>
+        <w:rPr>
+          <w:b/>
+          <w:bCs/>
+        </w:rPr>
+      </w:pPr>
+      <w:r>
+        <w:rPr>
+          <w:b/>
+          <w:bCs/>
+        </w:rPr>
+        <w:t>Technical Specifications</w:t>
       </w:r>
     </w:p>
     <w:p>
@@ -849,13 +850,8 @@
           <w:ilvl w:val="0"/>
           <w:numId w:val="6"/>
         </w:numPr>
-        <w:ind w:left="720" w:hanging="360"/>
-        <w:rPr/>
-      </w:pPr>
-      <w:r>
-        <w:rPr>
-          <w:rtl w:val="0"/>
-        </w:rPr>
+      </w:pPr>
+      <w:r>
         <w:t xml:space="preserve">Material: Natural rubber / NBR / Polyurethane </w:t>
       </w:r>
     </w:p>
@@ -865,13 +861,8 @@
           <w:ilvl w:val="0"/>
           <w:numId w:val="6"/>
         </w:numPr>
-        <w:ind w:left="720" w:hanging="360"/>
-        <w:rPr/>
-      </w:pPr>
-      <w:r>
-        <w:rPr>
-          <w:rtl w:val="0"/>
-        </w:rPr>
+      </w:pPr>
+      <w:r>
         <w:t xml:space="preserve">Temperature Range: -20°C to +80°C (depending on material) </w:t>
       </w:r>
     </w:p>
@@ -881,80 +872,26 @@
           <w:ilvl w:val="0"/>
           <w:numId w:val="6"/>
         </w:numPr>
-        <w:ind w:left="720" w:hanging="360"/>
-        <w:rPr/>
-      </w:pPr>
-      <w:r>
-        <w:rPr>
-          <w:rtl w:val="0"/>
-        </w:rPr>
-        <w:t xml:space="preserve">Torque</w:t>
-      </w:r>
-      <w:r>
-        <w:rPr>
-          <w:rtl w:val="0"/>
-        </w:rPr>
-        <w:t xml:space="preserve"> </w:t>
-      </w:r>
-      <w:r>
-        <w:rPr>
-          <w:rtl w:val="0"/>
-        </w:rPr>
-        <w:t xml:space="preserve">Capacity</w:t>
-      </w:r>
-      <w:r>
-        <w:rPr>
-          <w:rtl w:val="0"/>
-        </w:rPr>
-        <w:t xml:space="preserve">: </w:t>
-      </w:r>
-      <w:r>
-        <w:rPr>
-          <w:rtl w:val="1"/>
-        </w:rPr>
-        <w:t xml:space="preserve">حسب</w:t>
-      </w:r>
-      <w:r>
-        <w:rPr>
-          <w:rtl w:val="1"/>
-        </w:rPr>
-        <w:t xml:space="preserve"> </w:t>
-      </w:r>
-      <w:r>
-        <w:rPr>
-          <w:rtl w:val="1"/>
-        </w:rPr>
-        <w:t xml:space="preserve">ماڈل</w:t>
-      </w:r>
-      <w:r>
-        <w:rPr>
-          <w:rtl w:val="0"/>
-        </w:rPr>
-        <w:t xml:space="preserve"> (</w:t>
-      </w:r>
-      <w:r>
-        <w:rPr>
-          <w:rtl w:val="0"/>
-        </w:rPr>
-        <w:t xml:space="preserve">model</w:t>
-      </w:r>
-      <w:r>
-        <w:rPr>
-          <w:rtl w:val="0"/>
-        </w:rPr>
-        <w:t xml:space="preserve"> </w:t>
-      </w:r>
-      <w:r>
-        <w:rPr>
-          <w:rtl w:val="0"/>
-        </w:rPr>
-        <w:t xml:space="preserve">dependent</w:t>
-      </w:r>
-      <w:r>
-        <w:rPr>
-          <w:rtl w:val="0"/>
-        </w:rPr>
-        <w:t xml:space="preserve">) </w:t>
+      </w:pPr>
+      <w:r>
+        <w:t xml:space="preserve">Torque Capacity: </w:t>
+      </w:r>
+      <w:r>
+        <w:rPr>
+          <w:rtl/>
+        </w:rPr>
+        <w:t xml:space="preserve">حسب </w:t>
+      </w:r>
+      <w:proofErr w:type="spellStart"/>
+      <w:r>
+        <w:rPr>
+          <w:rtl/>
+        </w:rPr>
+        <w:t>ماڈل</w:t>
+      </w:r>
+      <w:proofErr w:type="spellEnd"/>
+      <w:r>
+        <w:t xml:space="preserve"> (model dependent) </w:t>
       </w:r>
     </w:p>
     <w:p>
@@ -963,122 +900,84 @@
           <w:ilvl w:val="0"/>
           <w:numId w:val="6"/>
         </w:numPr>
-        <w:ind w:left="720" w:hanging="360"/>
-        <w:rPr/>
-      </w:pPr>
-      <w:r>
-        <w:rPr>
-          <w:rtl w:val="0"/>
-        </w:rPr>
-        <w:t xml:space="preserve">Size Range: Multiple sizes available</w:t>
-      </w:r>
-    </w:p>
-    <w:p>
-      <w:pPr>
-        <w:rPr>
-          <w:b w:val="1"/>
-          <w:bCs w:val="1"/>
-        </w:rPr>
-      </w:pPr>
-      <w:r>
-        <w:rPr>
-          <w:rtl w:val="0"/>
-        </w:rPr>
-      </w:r>
-    </w:p>
-    <w:p>
-      <w:pPr>
-        <w:rPr>
-          <w:b w:val="1"/>
-          <w:bCs w:val="1"/>
-        </w:rPr>
-      </w:pPr>
-      <w:r>
-        <w:rPr>
-          <w:b w:val="1"/>
-          <w:bCs w:val="1"/>
-          <w:rtl w:val="0"/>
-        </w:rPr>
-        <w:t xml:space="preserve">9.Bearing Kits</w:t>
-      </w:r>
-    </w:p>
-    <w:p>
-      <w:pPr>
-        <w:rPr/>
-      </w:pPr>
-      <w:r>
-        <w:rPr>
-          <w:rtl w:val="0"/>
-        </w:rPr>
-      </w:r>
-    </w:p>
-    <w:p>
-      <w:pPr>
-        <w:rPr/>
-      </w:pPr>
-      <w:r>
-        <w:rPr>
-          <w:rtl w:val="0"/>
-        </w:rPr>
-      </w:r>
-    </w:p>
-    <w:p>
-      <w:pPr>
-        <w:rPr>
-          <w:b w:val="1"/>
-          <w:bCs w:val="1"/>
-        </w:rPr>
-      </w:pPr>
-      <w:r>
-        <w:rPr>
-          <w:b w:val="1"/>
-          <w:bCs w:val="1"/>
-          <w:rtl w:val="0"/>
-        </w:rPr>
-        <w:t xml:space="preserve">10. Drain Valves</w:t>
-      </w:r>
-    </w:p>
-    <w:p>
-      <w:pPr>
-        <w:rPr>
-          <w:b w:val="1"/>
-          <w:bCs w:val="1"/>
-        </w:rPr>
-      </w:pPr>
-      <w:r>
-        <w:rPr>
-          <w:b w:val="1"/>
-          <w:bCs w:val="1"/>
-          <w:rtl w:val="0"/>
-        </w:rPr>
-        <w:t xml:space="preserve">Product Overview</w:t>
-      </w:r>
-    </w:p>
-    <w:p>
-      <w:pPr>
-        <w:rPr/>
-      </w:pPr>
-      <w:r>
-        <w:rPr>
-          <w:rtl w:val="0"/>
-        </w:rPr>
-        <w:t xml:space="preserve">Air compressor drain valves are essential components used to remove accumulated water, oil, and contaminants from air receivers, filters, and pipelines. Proper drainage prevents corrosion, improves air quality, and ensures efficient compressor operation.</w:t>
-      </w:r>
-    </w:p>
-    <w:p>
-      <w:pPr>
-        <w:rPr>
-          <w:b w:val="1"/>
-          <w:bCs w:val="1"/>
-        </w:rPr>
-      </w:pPr>
-      <w:r>
-        <w:rPr>
-          <w:b w:val="1"/>
-          <w:bCs w:val="1"/>
-          <w:rtl w:val="0"/>
-        </w:rPr>
-        <w:t xml:space="preserve">Drain Valves</w:t>
+      </w:pPr>
+      <w:r>
+        <w:t>Size Range: Multiple sizes available</w:t>
+      </w:r>
+    </w:p>
+    <w:p>
+      <w:pPr>
+        <w:rPr>
+          <w:b/>
+          <w:bCs/>
+        </w:rPr>
+      </w:pPr>
+    </w:p>
+    <w:p>
+      <w:pPr>
+        <w:rPr>
+          <w:b/>
+          <w:bCs/>
+        </w:rPr>
+      </w:pPr>
+      <w:r>
+        <w:rPr>
+          <w:b/>
+          <w:bCs/>
+        </w:rPr>
+        <w:t>9.Bearing Kits</w:t>
+      </w:r>
+    </w:p>
+    <w:p/>
+    <w:p/>
+    <w:p>
+      <w:pPr>
+        <w:rPr>
+          <w:b/>
+          <w:bCs/>
+        </w:rPr>
+      </w:pPr>
+      <w:r>
+        <w:rPr>
+          <w:b/>
+          <w:bCs/>
+        </w:rPr>
+        <w:t>10. Drain Valves</w:t>
+      </w:r>
+    </w:p>
+    <w:p>
+      <w:pPr>
+        <w:rPr>
+          <w:b/>
+          <w:bCs/>
+        </w:rPr>
+      </w:pPr>
+      <w:r>
+        <w:rPr>
+          <w:b/>
+          <w:bCs/>
+        </w:rPr>
+        <w:t>Product Overview</w:t>
+      </w:r>
+    </w:p>
+    <w:p>
+      <w:r>
+        <w:t>Air compressor drain valves are essential components used to remove accumulated water, oil, and contaminants from air receivers, filters, and pipelines. Proper drainage prevents corrosion, improves air quality, and ensures efficient compressor operation.</w:t>
+      </w:r>
+    </w:p>
+    <w:p>
+      <w:pPr>
+        <w:rPr>
+          <w:b/>
+          <w:bCs/>
+        </w:rPr>
+      </w:pPr>
+      <w:r>
+        <w:rPr>
+          <w:b/>
+          <w:bCs/>
+        </w:rPr>
+        <w:t>Drain Valves</w:t>
       </w:r>
     </w:p>
     <w:p>
@@ -1087,13 +986,8 @@
           <w:ilvl w:val="0"/>
           <w:numId w:val="7"/>
         </w:numPr>
-        <w:ind w:left="720" w:hanging="360"/>
-        <w:rPr/>
-      </w:pPr>
-      <w:r>
-        <w:rPr>
-          <w:rtl w:val="0"/>
-        </w:rPr>
+      </w:pPr>
+      <w:r>
         <w:t xml:space="preserve">Operated manually and automatic to release condensate </w:t>
       </w:r>
     </w:p>
@@ -1103,13 +997,8 @@
           <w:ilvl w:val="0"/>
           <w:numId w:val="7"/>
         </w:numPr>
-        <w:ind w:left="720" w:hanging="360"/>
-        <w:rPr/>
-      </w:pPr>
-      <w:r>
-        <w:rPr>
-          <w:rtl w:val="0"/>
-        </w:rPr>
+      </w:pPr>
+      <w:r>
         <w:t xml:space="preserve">Simple and cost-effective solution </w:t>
       </w:r>
     </w:p>
@@ -1119,201 +1008,125 @@
           <w:ilvl w:val="0"/>
           <w:numId w:val="7"/>
         </w:numPr>
-        <w:ind w:left="720" w:hanging="360"/>
-        <w:rPr/>
-      </w:pPr>
-      <w:r>
-        <w:rPr>
-          <w:rtl w:val="0"/>
-        </w:rPr>
-        <w:t xml:space="preserve">Suitable for small systems</w:t>
-      </w:r>
-    </w:p>
-    <w:p>
-      <w:pPr>
-        <w:keepNext w:val="0"/>
-        <w:keepLines w:val="0"/>
-        <w:pageBreakBefore w:val="0"/>
-        <w:widowControl w:val="1"/>
+      </w:pPr>
+      <w:r>
+        <w:t>Suitable for small systems</w:t>
+      </w:r>
+    </w:p>
+    <w:p>
+      <w:pPr>
         <w:numPr>
           <w:ilvl w:val="0"/>
           <w:numId w:val="7"/>
         </w:numPr>
         <w:pBdr>
-          <w:top w:space="0" w:sz="0" w:val="nil"/>
-          <w:left w:space="0" w:sz="0" w:val="nil"/>
-          <w:bottom w:space="0" w:sz="0" w:val="nil"/>
-          <w:right w:space="0" w:sz="0" w:val="nil"/>
-          <w:between w:space="0" w:sz="0" w:val="nil"/>
+          <w:top w:val="nil"/>
+          <w:left w:val="nil"/>
+          <w:bottom w:val="nil"/>
+          <w:right w:val="nil"/>
+          <w:between w:val="nil"/>
         </w:pBdr>
-        <w:shd w:fill="auto" w:val="clear"/>
-        <w:spacing w:after="0" w:before="0" w:line="240" w:lineRule="auto"/>
-        <w:ind w:left="720" w:right="0" w:hanging="360"/>
-        <w:jc w:val="left"/>
-        <w:rPr>
-          <w:rFonts w:ascii="Times New Roman" w:cs="Times New Roman" w:eastAsia="Times New Roman" w:hAnsi="Times New Roman"/>
-          <w:b w:val="1"/>
-          <w:bCs w:val="1"/>
-          <w:i w:val="0"/>
-          <w:iCs w:val="0"/>
-          <w:smallCaps w:val="0"/>
-          <w:strike w:val="0"/>
+        <w:spacing w:after="0" w:line="240" w:lineRule="auto"/>
+        <w:rPr>
+          <w:rFonts w:ascii="Times New Roman" w:eastAsia="Times New Roman" w:hAnsi="Times New Roman" w:cs="Times New Roman"/>
+          <w:b/>
+          <w:bCs/>
           <w:color w:val="000000"/>
           <w:sz w:val="36"/>
           <w:szCs w:val="36"/>
-          <w:u w:val="none"/>
-          <w:shd w:fill="auto" w:val="clear"/>
-          <w:vertAlign w:val="baseline"/>
-        </w:rPr>
-      </w:pPr>
-      <w:r>
-        <w:rPr>
-          <w:rFonts w:ascii="Times New Roman" w:cs="Times New Roman" w:eastAsia="Times New Roman" w:hAnsi="Times New Roman"/>
-          <w:b w:val="1"/>
-          <w:bCs w:val="1"/>
-          <w:i w:val="0"/>
-          <w:iCs w:val="0"/>
-          <w:smallCaps w:val="0"/>
-          <w:strike w:val="0"/>
+        </w:rPr>
+      </w:pPr>
+      <w:r>
+        <w:rPr>
+          <w:rFonts w:ascii="Times New Roman" w:eastAsia="Times New Roman" w:hAnsi="Times New Roman" w:cs="Times New Roman"/>
+          <w:b/>
+          <w:bCs/>
           <w:color w:val="000000"/>
           <w:sz w:val="36"/>
           <w:szCs w:val="36"/>
-          <w:u w:val="none"/>
-          <w:shd w:fill="auto" w:val="clear"/>
-          <w:vertAlign w:val="baseline"/>
-          <w:rtl w:val="0"/>
-        </w:rPr>
-        <w:t xml:space="preserve">Filter Housing &amp; Filter Cartridges</w:t>
-      </w:r>
-    </w:p>
-    <w:p>
-      <w:pPr>
-        <w:keepNext w:val="0"/>
-        <w:keepLines w:val="0"/>
-        <w:pageBreakBefore w:val="0"/>
-        <w:widowControl w:val="1"/>
+        </w:rPr>
+        <w:t>Filter Housing &amp; Filter Cartridges</w:t>
+      </w:r>
+    </w:p>
+    <w:p>
+      <w:pPr>
         <w:numPr>
           <w:ilvl w:val="0"/>
           <w:numId w:val="7"/>
         </w:numPr>
         <w:pBdr>
-          <w:top w:space="0" w:sz="0" w:val="nil"/>
-          <w:left w:space="0" w:sz="0" w:val="nil"/>
-          <w:bottom w:space="0" w:sz="0" w:val="nil"/>
-          <w:right w:space="0" w:sz="0" w:val="nil"/>
-          <w:between w:space="0" w:sz="0" w:val="nil"/>
+          <w:top w:val="nil"/>
+          <w:left w:val="nil"/>
+          <w:bottom w:val="nil"/>
+          <w:right w:val="nil"/>
+          <w:between w:val="nil"/>
         </w:pBdr>
-        <w:shd w:fill="auto" w:val="clear"/>
-        <w:spacing w:after="0" w:before="0" w:line="240" w:lineRule="auto"/>
-        <w:ind w:left="720" w:right="0" w:hanging="360"/>
-        <w:jc w:val="left"/>
-        <w:rPr>
-          <w:rFonts w:ascii="Times New Roman" w:cs="Times New Roman" w:eastAsia="Times New Roman" w:hAnsi="Times New Roman"/>
-          <w:b w:val="1"/>
-          <w:bCs w:val="1"/>
-          <w:i w:val="0"/>
-          <w:iCs w:val="0"/>
-          <w:smallCaps w:val="0"/>
-          <w:strike w:val="0"/>
+        <w:spacing w:after="0" w:line="240" w:lineRule="auto"/>
+        <w:rPr>
+          <w:rFonts w:ascii="Times New Roman" w:eastAsia="Times New Roman" w:hAnsi="Times New Roman" w:cs="Times New Roman"/>
+          <w:b/>
+          <w:bCs/>
           <w:color w:val="000000"/>
           <w:sz w:val="27"/>
           <w:szCs w:val="27"/>
-          <w:u w:val="none"/>
-          <w:shd w:fill="auto" w:val="clear"/>
-          <w:vertAlign w:val="baseline"/>
-        </w:rPr>
-      </w:pPr>
-      <w:r>
-        <w:rPr>
-          <w:rFonts w:ascii="Times New Roman" w:cs="Times New Roman" w:eastAsia="Times New Roman" w:hAnsi="Times New Roman"/>
-          <w:b w:val="1"/>
-          <w:bCs w:val="1"/>
-          <w:i w:val="0"/>
-          <w:iCs w:val="0"/>
-          <w:smallCaps w:val="0"/>
-          <w:strike w:val="0"/>
+        </w:rPr>
+      </w:pPr>
+      <w:r>
+        <w:rPr>
+          <w:rFonts w:ascii="Times New Roman" w:eastAsia="Times New Roman" w:hAnsi="Times New Roman" w:cs="Times New Roman"/>
+          <w:b/>
+          <w:bCs/>
           <w:color w:val="000000"/>
           <w:sz w:val="27"/>
           <w:szCs w:val="27"/>
-          <w:u w:val="none"/>
-          <w:shd w:fill="auto" w:val="clear"/>
-          <w:vertAlign w:val="baseline"/>
-          <w:rtl w:val="0"/>
-        </w:rPr>
-        <w:t xml:space="preserve">Product Overview</w:t>
-      </w:r>
-    </w:p>
-    <w:p>
-      <w:pPr>
-        <w:keepNext w:val="0"/>
-        <w:keepLines w:val="0"/>
-        <w:pageBreakBefore w:val="0"/>
-        <w:widowControl w:val="1"/>
+        </w:rPr>
+        <w:t>Product Overview</w:t>
+      </w:r>
+    </w:p>
+    <w:p>
+      <w:pPr>
         <w:numPr>
           <w:ilvl w:val="0"/>
           <w:numId w:val="7"/>
         </w:numPr>
         <w:pBdr>
-          <w:top w:space="0" w:sz="0" w:val="nil"/>
-          <w:left w:space="0" w:sz="0" w:val="nil"/>
-          <w:bottom w:space="0" w:sz="0" w:val="nil"/>
-          <w:right w:space="0" w:sz="0" w:val="nil"/>
-          <w:between w:space="0" w:sz="0" w:val="nil"/>
+          <w:top w:val="nil"/>
+          <w:left w:val="nil"/>
+          <w:bottom w:val="nil"/>
+          <w:right w:val="nil"/>
+          <w:between w:val="nil"/>
         </w:pBdr>
-        <w:shd w:fill="auto" w:val="clear"/>
-        <w:spacing w:after="280" w:before="0" w:line="240" w:lineRule="auto"/>
-        <w:ind w:left="720" w:right="0" w:hanging="360"/>
-        <w:jc w:val="left"/>
-        <w:rPr>
-          <w:rFonts w:ascii="Times New Roman" w:cs="Times New Roman" w:eastAsia="Times New Roman" w:hAnsi="Times New Roman"/>
-          <w:b w:val="0"/>
-          <w:bCs w:val="0"/>
-          <w:i w:val="0"/>
-          <w:iCs w:val="0"/>
-          <w:smallCaps w:val="0"/>
-          <w:strike w:val="0"/>
+        <w:spacing w:after="280" w:line="240" w:lineRule="auto"/>
+        <w:rPr>
+          <w:rFonts w:ascii="Times New Roman" w:eastAsia="Times New Roman" w:hAnsi="Times New Roman" w:cs="Times New Roman"/>
           <w:color w:val="000000"/>
           <w:sz w:val="24"/>
           <w:szCs w:val="24"/>
-          <w:u w:val="none"/>
-          <w:shd w:fill="auto" w:val="clear"/>
-          <w:vertAlign w:val="baseline"/>
-        </w:rPr>
-      </w:pPr>
-      <w:r>
-        <w:rPr>
-          <w:rFonts w:ascii="Times New Roman" w:cs="Times New Roman" w:eastAsia="Times New Roman" w:hAnsi="Times New Roman"/>
-          <w:b w:val="0"/>
-          <w:bCs w:val="0"/>
-          <w:i w:val="0"/>
-          <w:iCs w:val="0"/>
-          <w:smallCaps w:val="0"/>
-          <w:strike w:val="0"/>
+        </w:rPr>
+      </w:pPr>
+      <w:r>
+        <w:rPr>
+          <w:rFonts w:ascii="Times New Roman" w:eastAsia="Times New Roman" w:hAnsi="Times New Roman" w:cs="Times New Roman"/>
           <w:color w:val="000000"/>
           <w:sz w:val="24"/>
           <w:szCs w:val="24"/>
-          <w:u w:val="none"/>
-          <w:shd w:fill="auto" w:val="clear"/>
-          <w:vertAlign w:val="baseline"/>
-          <w:rtl w:val="0"/>
-        </w:rPr>
-        <w:t xml:space="preserve">Filter housing and filter cartridges are essential components of compressed air systems, designed to remove dust, oil, moisture, and contaminants from air and fluids. The housing securely holds the filter element, while the cartridge performs the actual filtration, ensuring clean and efficient system operation.</w:t>
-      </w:r>
-    </w:p>
-    <w:p>
-      <w:pPr>
-        <w:rPr>
-          <w:b w:val="1"/>
-          <w:bCs w:val="1"/>
-        </w:rPr>
-      </w:pPr>
-      <w:r>
-        <w:rPr>
-          <w:b w:val="1"/>
-          <w:bCs w:val="1"/>
-          <w:rtl w:val="0"/>
-        </w:rPr>
-        <w:t xml:space="preserve">Key Features</w:t>
+        </w:rPr>
+        <w:t>Filter housing and filter cartridges are essential components of compressed air systems, designed to remove dust, oil, moisture, and contaminants from air and fluids. The housing securely holds the filter element, while the cartridge performs the actual filtration, ensuring clean and efficient system operation.</w:t>
+      </w:r>
+    </w:p>
+    <w:p>
+      <w:pPr>
+        <w:rPr>
+          <w:b/>
+          <w:bCs/>
+        </w:rPr>
+      </w:pPr>
+      <w:r>
+        <w:rPr>
+          <w:b/>
+          <w:bCs/>
+        </w:rPr>
+        <w:t>Key Features</w:t>
       </w:r>
     </w:p>
     <w:p>
@@ -1322,13 +1135,8 @@
           <w:ilvl w:val="0"/>
           <w:numId w:val="8"/>
         </w:numPr>
-        <w:ind w:left="720" w:hanging="360"/>
-        <w:rPr/>
-      </w:pPr>
-      <w:r>
-        <w:rPr>
-          <w:rtl w:val="0"/>
-        </w:rPr>
+      </w:pPr>
+      <w:r>
         <w:t xml:space="preserve">High filtration efficiency (fine particle removal) </w:t>
       </w:r>
     </w:p>
@@ -1338,13 +1146,8 @@
           <w:ilvl w:val="0"/>
           <w:numId w:val="8"/>
         </w:numPr>
-        <w:ind w:left="720" w:hanging="360"/>
-        <w:rPr/>
-      </w:pPr>
-      <w:r>
-        <w:rPr>
-          <w:rtl w:val="0"/>
-        </w:rPr>
+      </w:pPr>
+      <w:r>
         <w:t xml:space="preserve">Available in multiple micron ratings </w:t>
       </w:r>
     </w:p>
@@ -1354,13 +1157,8 @@
           <w:ilvl w:val="0"/>
           <w:numId w:val="8"/>
         </w:numPr>
-        <w:ind w:left="720" w:hanging="360"/>
-        <w:rPr/>
-      </w:pPr>
-      <w:r>
-        <w:rPr>
-          <w:rtl w:val="0"/>
-        </w:rPr>
+      </w:pPr>
+      <w:r>
         <w:t xml:space="preserve">Long service life </w:t>
       </w:r>
     </w:p>
@@ -1370,14 +1168,17 @@
           <w:ilvl w:val="0"/>
           <w:numId w:val="8"/>
         </w:numPr>
-        <w:ind w:left="720" w:hanging="360"/>
-        <w:rPr/>
-      </w:pPr>
-      <w:r>
-        <w:rPr>
-          <w:rtl w:val="0"/>
-        </w:rPr>
-        <w:t xml:space="preserve">Low pressure drop for energy efficiency </w:t>
+      </w:pPr>
+      <w:r>
+        <w:t xml:space="preserve">Low pressure </w:t>
+      </w:r>
+      <w:proofErr w:type="gramStart"/>
+      <w:r>
+        <w:t>drop</w:t>
+      </w:r>
+      <w:proofErr w:type="gramEnd"/>
+      <w:r>
+        <w:t xml:space="preserve"> for energy efficiency </w:t>
       </w:r>
     </w:p>
     <w:p>
@@ -1386,30 +1187,24 @@
           <w:ilvl w:val="0"/>
           <w:numId w:val="8"/>
         </w:numPr>
-        <w:ind w:left="720" w:hanging="360"/>
-        <w:rPr/>
-      </w:pPr>
-      <w:r>
-        <w:rPr>
-          <w:rtl w:val="0"/>
-        </w:rPr>
-        <w:t xml:space="preserve">Easy to replace</w:t>
-      </w:r>
-    </w:p>
-    <w:p>
-      <w:pPr>
-        <w:rPr>
-          <w:b w:val="1"/>
-          <w:bCs w:val="1"/>
-        </w:rPr>
-      </w:pPr>
-      <w:r>
-        <w:rPr>
-          <w:b w:val="1"/>
-          <w:bCs w:val="1"/>
-          <w:rtl w:val="0"/>
-        </w:rPr>
-        <w:t xml:space="preserve">Technical Specifications</w:t>
+      </w:pPr>
+      <w:r>
+        <w:t>Easy to replace</w:t>
+      </w:r>
+    </w:p>
+    <w:p>
+      <w:pPr>
+        <w:rPr>
+          <w:b/>
+          <w:bCs/>
+        </w:rPr>
+      </w:pPr>
+      <w:r>
+        <w:rPr>
+          <w:b/>
+          <w:bCs/>
+        </w:rPr>
+        <w:t>Technical Specifications</w:t>
       </w:r>
     </w:p>
     <w:p>
@@ -1418,13 +1213,8 @@
           <w:ilvl w:val="0"/>
           <w:numId w:val="9"/>
         </w:numPr>
-        <w:ind w:left="720" w:hanging="360"/>
-        <w:rPr/>
-      </w:pPr>
-      <w:r>
-        <w:rPr>
-          <w:rtl w:val="0"/>
-        </w:rPr>
+      </w:pPr>
+      <w:r>
         <w:t xml:space="preserve">Material: Aluminum / Stainless Steel (Housing) </w:t>
       </w:r>
     </w:p>
@@ -1434,13 +1224,8 @@
           <w:ilvl w:val="0"/>
           <w:numId w:val="9"/>
         </w:numPr>
-        <w:ind w:left="720" w:hanging="360"/>
-        <w:rPr/>
-      </w:pPr>
-      <w:r>
-        <w:rPr>
-          <w:rtl w:val="0"/>
-        </w:rPr>
+      </w:pPr>
+      <w:r>
         <w:t xml:space="preserve">Filter Media: Paper / Polyester / Microfiber </w:t>
       </w:r>
     </w:p>
@@ -1450,140 +1235,106 @@
           <w:ilvl w:val="0"/>
           <w:numId w:val="9"/>
         </w:numPr>
-        <w:ind w:left="720" w:hanging="360"/>
-        <w:rPr/>
-      </w:pPr>
-      <w:r>
-        <w:rPr>
-          <w:rtl w:val="0"/>
-        </w:rPr>
-        <w:t xml:space="preserve">Micron Rating: 0.01 – 25 microns</w:t>
-      </w:r>
-    </w:p>
-    <w:p>
-      <w:pPr>
-        <w:rPr/>
-      </w:pPr>
-      <w:r>
-        <w:rPr>
-          <w:rtl w:val="0"/>
-        </w:rPr>
-      </w:r>
-    </w:p>
-    <w:p>
-      <w:pPr>
-        <w:rPr>
-          <w:b w:val="1"/>
-          <w:bCs w:val="1"/>
-        </w:rPr>
-      </w:pPr>
-      <w:r>
-        <w:rPr>
-          <w:b w:val="1"/>
-          <w:bCs w:val="1"/>
-          <w:rtl w:val="0"/>
-        </w:rPr>
-        <w:t xml:space="preserve">11.New &amp; Used Air Ends (Screw Compressor)</w:t>
-      </w:r>
-    </w:p>
-    <w:p>
-      <w:pPr>
-        <w:rPr>
-          <w:b w:val="1"/>
-          <w:bCs w:val="1"/>
-        </w:rPr>
-      </w:pPr>
-      <w:r>
-        <w:rPr>
-          <w:b w:val="1"/>
-          <w:bCs w:val="1"/>
-          <w:rtl w:val="0"/>
-        </w:rPr>
-        <w:t xml:space="preserve">Product Overview</w:t>
-      </w:r>
-    </w:p>
-    <w:p>
-      <w:pPr>
-        <w:rPr/>
-      </w:pPr>
-      <w:r>
-        <w:rPr>
-          <w:rtl w:val="0"/>
-        </w:rPr>
+      </w:pPr>
+      <w:r>
+        <w:t>Micron Rating: 0.01 – 25 microns</w:t>
+      </w:r>
+    </w:p>
+    <w:p/>
+    <w:p>
+      <w:pPr>
+        <w:rPr>
+          <w:b/>
+          <w:bCs/>
+        </w:rPr>
+      </w:pPr>
+      <w:r>
+        <w:rPr>
+          <w:b/>
+          <w:bCs/>
+        </w:rPr>
+        <w:t>11.New &amp; Used Air Ends (Screw Compressor)</w:t>
+      </w:r>
+    </w:p>
+    <w:p>
+      <w:pPr>
+        <w:rPr>
+          <w:b/>
+          <w:bCs/>
+        </w:rPr>
+      </w:pPr>
+      <w:r>
+        <w:rPr>
+          <w:b/>
+          <w:bCs/>
+        </w:rPr>
+        <w:t>Product Overview</w:t>
+      </w:r>
+    </w:p>
+    <w:p>
+      <w:r>
         <w:t xml:space="preserve">The air end is the heart of a screw air compressor, responsible for compressing air through precision-engineered rotors. We offer both </w:t>
       </w:r>
       <w:r>
         <w:rPr>
-          <w:b w:val="1"/>
-          <w:bCs w:val="1"/>
-          <w:rtl w:val="0"/>
-        </w:rPr>
-        <w:t xml:space="preserve">new and used (reconditioned) air ends</w:t>
-      </w:r>
-      <w:r>
-        <w:rPr>
-          <w:rtl w:val="0"/>
-        </w:rPr>
+          <w:b/>
+          <w:bCs/>
+        </w:rPr>
+        <w:t>new and used (reconditioned) air ends</w:t>
+      </w:r>
+      <w:r>
         <w:t xml:space="preserve"> to meet different budget and performance requirements, ensuring reliable and efficient compressor operation.</w:t>
       </w:r>
     </w:p>
     <w:p>
       <w:pPr>
         <w:rPr>
-          <w:b w:val="1"/>
-          <w:bCs w:val="1"/>
-        </w:rPr>
-      </w:pPr>
-      <w:r>
-        <w:rPr>
-          <w:b w:val="1"/>
-          <w:bCs w:val="1"/>
-          <w:rtl w:val="0"/>
-        </w:rPr>
-        <w:t xml:space="preserve">New Air Ends</w:t>
-      </w:r>
-    </w:p>
-    <w:p>
-      <w:pPr>
-        <w:rPr>
-          <w:b w:val="1"/>
-          <w:bCs w:val="1"/>
-        </w:rPr>
-      </w:pPr>
-      <w:r>
-        <w:rPr>
-          <w:b w:val="1"/>
-          <w:bCs w:val="1"/>
-          <w:rtl w:val="0"/>
-        </w:rPr>
-        <w:t xml:space="preserve">Description</w:t>
-      </w:r>
-    </w:p>
-    <w:p>
-      <w:pPr>
-        <w:rPr/>
-      </w:pPr>
-      <w:r>
-        <w:rPr>
-          <w:rtl w:val="0"/>
-        </w:rPr>
-        <w:t xml:space="preserve">Brand-new air ends manufactured to deliver maximum efficiency, durability, and long service life.</w:t>
-      </w:r>
-    </w:p>
-    <w:p>
-      <w:pPr>
-        <w:rPr>
-          <w:b w:val="1"/>
-          <w:bCs w:val="1"/>
-        </w:rPr>
-      </w:pPr>
-      <w:r>
-        <w:rPr>
-          <w:b w:val="1"/>
-          <w:bCs w:val="1"/>
-          <w:rtl w:val="0"/>
-        </w:rPr>
-        <w:t xml:space="preserve">Key Features</w:t>
+          <w:b/>
+          <w:bCs/>
+        </w:rPr>
+      </w:pPr>
+      <w:r>
+        <w:rPr>
+          <w:b/>
+          <w:bCs/>
+        </w:rPr>
+        <w:t>New Air Ends</w:t>
+      </w:r>
+    </w:p>
+    <w:p>
+      <w:pPr>
+        <w:rPr>
+          <w:b/>
+          <w:bCs/>
+        </w:rPr>
+      </w:pPr>
+      <w:r>
+        <w:rPr>
+          <w:b/>
+          <w:bCs/>
+        </w:rPr>
+        <w:t>Description</w:t>
+      </w:r>
+    </w:p>
+    <w:p>
+      <w:r>
+        <w:lastRenderedPageBreak/>
+        <w:t>Brand-new air ends manufactured to deliver maximum efficiency, durability, and long service life.</w:t>
+      </w:r>
+    </w:p>
+    <w:p>
+      <w:pPr>
+        <w:rPr>
+          <w:b/>
+          <w:bCs/>
+        </w:rPr>
+      </w:pPr>
+      <w:r>
+        <w:rPr>
+          <w:b/>
+          <w:bCs/>
+        </w:rPr>
+        <w:t>Key Features</w:t>
       </w:r>
     </w:p>
     <w:p>
@@ -1592,13 +1343,8 @@
           <w:ilvl w:val="0"/>
           <w:numId w:val="10"/>
         </w:numPr>
-        <w:ind w:left="720" w:hanging="360"/>
-        <w:rPr/>
-      </w:pPr>
-      <w:r>
-        <w:rPr>
-          <w:rtl w:val="0"/>
-        </w:rPr>
+      </w:pPr>
+      <w:r>
         <w:t xml:space="preserve">High efficiency and energy-saving design </w:t>
       </w:r>
     </w:p>
@@ -1608,13 +1354,8 @@
           <w:ilvl w:val="0"/>
           <w:numId w:val="10"/>
         </w:numPr>
-        <w:ind w:left="720" w:hanging="360"/>
-        <w:rPr/>
-      </w:pPr>
-      <w:r>
-        <w:rPr>
-          <w:rtl w:val="0"/>
-        </w:rPr>
+      </w:pPr>
+      <w:r>
         <w:t xml:space="preserve">Precision rotors for optimal performance </w:t>
       </w:r>
     </w:p>
@@ -1624,13 +1365,8 @@
           <w:ilvl w:val="0"/>
           <w:numId w:val="10"/>
         </w:numPr>
-        <w:ind w:left="720" w:hanging="360"/>
-        <w:rPr/>
-      </w:pPr>
-      <w:r>
-        <w:rPr>
-          <w:rtl w:val="0"/>
-        </w:rPr>
+      </w:pPr>
+      <w:r>
         <w:t xml:space="preserve">Long operational lifespan </w:t>
       </w:r>
     </w:p>
@@ -1640,13 +1376,8 @@
           <w:ilvl w:val="0"/>
           <w:numId w:val="10"/>
         </w:numPr>
-        <w:ind w:left="720" w:hanging="360"/>
-        <w:rPr/>
-      </w:pPr>
-      <w:r>
-        <w:rPr>
-          <w:rtl w:val="0"/>
-        </w:rPr>
+      </w:pPr>
+      <w:r>
         <w:t xml:space="preserve">Low noise and vibration levels </w:t>
       </w:r>
     </w:p>
@@ -1656,30 +1387,24 @@
           <w:ilvl w:val="0"/>
           <w:numId w:val="10"/>
         </w:numPr>
-        <w:ind w:left="720" w:hanging="360"/>
-        <w:rPr/>
-      </w:pPr>
-      <w:r>
-        <w:rPr>
-          <w:rtl w:val="0"/>
-        </w:rPr>
+      </w:pPr>
+      <w:r>
         <w:t xml:space="preserve">Manufacturer-grade quality </w:t>
       </w:r>
     </w:p>
     <w:p>
       <w:pPr>
         <w:rPr>
-          <w:b w:val="1"/>
-          <w:bCs w:val="1"/>
-        </w:rPr>
-      </w:pPr>
-      <w:r>
-        <w:rPr>
-          <w:b w:val="1"/>
-          <w:bCs w:val="1"/>
-          <w:rtl w:val="0"/>
-        </w:rPr>
-        <w:t xml:space="preserve">Benefits</w:t>
+          <w:b/>
+          <w:bCs/>
+        </w:rPr>
+      </w:pPr>
+      <w:r>
+        <w:rPr>
+          <w:b/>
+          <w:bCs/>
+        </w:rPr>
+        <w:t>Benefits</w:t>
       </w:r>
     </w:p>
     <w:p>
@@ -1688,13 +1413,8 @@
           <w:ilvl w:val="0"/>
           <w:numId w:val="11"/>
         </w:numPr>
-        <w:ind w:left="720" w:hanging="360"/>
-        <w:rPr/>
-      </w:pPr>
-      <w:r>
-        <w:rPr>
-          <w:rtl w:val="0"/>
-        </w:rPr>
+      </w:pPr>
+      <w:r>
         <w:t xml:space="preserve">Maximum reliability </w:t>
       </w:r>
     </w:p>
@@ -1704,13 +1424,8 @@
           <w:ilvl w:val="0"/>
           <w:numId w:val="11"/>
         </w:numPr>
-        <w:ind w:left="720" w:hanging="360"/>
-        <w:rPr/>
-      </w:pPr>
-      <w:r>
-        <w:rPr>
-          <w:rtl w:val="0"/>
-        </w:rPr>
+      </w:pPr>
+      <w:r>
         <w:t xml:space="preserve">Lower maintenance costs </w:t>
       </w:r>
     </w:p>
@@ -1720,73 +1435,59 @@
           <w:ilvl w:val="0"/>
           <w:numId w:val="11"/>
         </w:numPr>
-        <w:ind w:left="720" w:hanging="360"/>
-        <w:rPr/>
-      </w:pPr>
-      <w:r>
-        <w:rPr>
-          <w:rtl w:val="0"/>
-        </w:rPr>
-        <w:t xml:space="preserve">Ideal for new installations or upgrades</w:t>
-      </w:r>
-    </w:p>
-    <w:p>
-      <w:pPr>
-        <w:rPr>
-          <w:b w:val="1"/>
-          <w:bCs w:val="1"/>
-        </w:rPr>
-      </w:pPr>
-      <w:r>
-        <w:rPr>
-          <w:b w:val="1"/>
-          <w:bCs w:val="1"/>
-          <w:rtl w:val="0"/>
-        </w:rPr>
-        <w:t xml:space="preserve">12. Used / Reconditioned Air Ends</w:t>
-      </w:r>
-    </w:p>
-    <w:p>
-      <w:pPr>
-        <w:rPr>
-          <w:b w:val="1"/>
-          <w:bCs w:val="1"/>
-        </w:rPr>
-      </w:pPr>
-      <w:r>
-        <w:rPr>
-          <w:b w:val="1"/>
-          <w:bCs w:val="1"/>
-          <w:rtl w:val="0"/>
-        </w:rPr>
-        <w:t xml:space="preserve">Description</w:t>
-      </w:r>
-    </w:p>
-    <w:p>
-      <w:pPr>
-        <w:rPr/>
-      </w:pPr>
-      <w:r>
-        <w:rPr>
-          <w:rtl w:val="0"/>
-        </w:rPr>
-        <w:t xml:space="preserve">Carefully inspected, repaired, and tested air ends that provide a cost-effective alternative to new units.</w:t>
-      </w:r>
-    </w:p>
-    <w:p>
-      <w:pPr>
-        <w:rPr>
-          <w:b w:val="1"/>
-          <w:bCs w:val="1"/>
-        </w:rPr>
-      </w:pPr>
-      <w:r>
-        <w:rPr>
-          <w:b w:val="1"/>
-          <w:bCs w:val="1"/>
-          <w:rtl w:val="0"/>
-        </w:rPr>
-        <w:t xml:space="preserve">Key Features</w:t>
+      </w:pPr>
+      <w:r>
+        <w:t>Ideal for new installations or upgrades</w:t>
+      </w:r>
+    </w:p>
+    <w:p>
+      <w:pPr>
+        <w:rPr>
+          <w:b/>
+          <w:bCs/>
+        </w:rPr>
+      </w:pPr>
+      <w:r>
+        <w:rPr>
+          <w:b/>
+          <w:bCs/>
+        </w:rPr>
+        <w:t>12. Used / Reconditioned Air Ends</w:t>
+      </w:r>
+    </w:p>
+    <w:p>
+      <w:pPr>
+        <w:rPr>
+          <w:b/>
+          <w:bCs/>
+        </w:rPr>
+      </w:pPr>
+      <w:r>
+        <w:rPr>
+          <w:b/>
+          <w:bCs/>
+        </w:rPr>
+        <w:t>Description</w:t>
+      </w:r>
+    </w:p>
+    <w:p>
+      <w:r>
+        <w:t>Carefully inspected, repaired, and tested air ends that provide a cost-effective alternative to new units.</w:t>
+      </w:r>
+    </w:p>
+    <w:p>
+      <w:pPr>
+        <w:rPr>
+          <w:b/>
+          <w:bCs/>
+        </w:rPr>
+      </w:pPr>
+      <w:r>
+        <w:rPr>
+          <w:b/>
+          <w:bCs/>
+        </w:rPr>
+        <w:t>Key Features</w:t>
       </w:r>
     </w:p>
     <w:p>
@@ -1795,13 +1496,8 @@
           <w:ilvl w:val="0"/>
           <w:numId w:val="2"/>
         </w:numPr>
-        <w:ind w:left="720" w:hanging="360"/>
-        <w:rPr/>
-      </w:pPr>
-      <w:r>
-        <w:rPr>
-          <w:rtl w:val="0"/>
-        </w:rPr>
+      </w:pPr>
+      <w:r>
         <w:t xml:space="preserve">Fully reconditioned and performance tested </w:t>
       </w:r>
     </w:p>
@@ -1811,13 +1507,8 @@
           <w:ilvl w:val="0"/>
           <w:numId w:val="2"/>
         </w:numPr>
-        <w:ind w:left="720" w:hanging="360"/>
-        <w:rPr/>
-      </w:pPr>
-      <w:r>
-        <w:rPr>
-          <w:rtl w:val="0"/>
-        </w:rPr>
+      </w:pPr>
+      <w:r>
         <w:t xml:space="preserve">Replacement of bearings, seals, and worn parts </w:t>
       </w:r>
     </w:p>
@@ -1827,13 +1518,8 @@
           <w:ilvl w:val="0"/>
           <w:numId w:val="2"/>
         </w:numPr>
-        <w:ind w:left="720" w:hanging="360"/>
-        <w:rPr/>
-      </w:pPr>
-      <w:r>
-        <w:rPr>
-          <w:rtl w:val="0"/>
-        </w:rPr>
+      </w:pPr>
+      <w:r>
         <w:t xml:space="preserve">Cost-effective solution </w:t>
       </w:r>
     </w:p>
@@ -1843,30 +1529,24 @@
           <w:ilvl w:val="0"/>
           <w:numId w:val="2"/>
         </w:numPr>
-        <w:ind w:left="720" w:hanging="360"/>
-        <w:rPr/>
-      </w:pPr>
-      <w:r>
-        <w:rPr>
-          <w:rtl w:val="0"/>
-        </w:rPr>
+      </w:pPr>
+      <w:r>
         <w:t xml:space="preserve">Ready for installation </w:t>
       </w:r>
     </w:p>
     <w:p>
       <w:pPr>
         <w:rPr>
-          <w:b w:val="1"/>
-          <w:bCs w:val="1"/>
-        </w:rPr>
-      </w:pPr>
-      <w:r>
-        <w:rPr>
-          <w:b w:val="1"/>
-          <w:bCs w:val="1"/>
-          <w:rtl w:val="0"/>
-        </w:rPr>
-        <w:t xml:space="preserve">Benefits</w:t>
+          <w:b/>
+          <w:bCs/>
+        </w:rPr>
+      </w:pPr>
+      <w:r>
+        <w:rPr>
+          <w:b/>
+          <w:bCs/>
+        </w:rPr>
+        <w:t>Benefits</w:t>
       </w:r>
     </w:p>
     <w:p>
@@ -1875,13 +1555,8 @@
           <w:ilvl w:val="0"/>
           <w:numId w:val="3"/>
         </w:numPr>
-        <w:ind w:left="720" w:hanging="360"/>
-        <w:rPr/>
-      </w:pPr>
-      <w:r>
-        <w:rPr>
-          <w:rtl w:val="0"/>
-        </w:rPr>
+      </w:pPr>
+      <w:r>
         <w:t xml:space="preserve">Budget-friendly option </w:t>
       </w:r>
     </w:p>
@@ -1891,13 +1566,8 @@
           <w:ilvl w:val="0"/>
           <w:numId w:val="3"/>
         </w:numPr>
-        <w:ind w:left="720" w:hanging="360"/>
-        <w:rPr/>
-      </w:pPr>
-      <w:r>
-        <w:rPr>
-          <w:rtl w:val="0"/>
-        </w:rPr>
+      </w:pPr>
+      <w:r>
         <w:t xml:space="preserve">Reliable performance for industrial use </w:t>
       </w:r>
     </w:p>
@@ -1907,38 +1577,28 @@
           <w:ilvl w:val="0"/>
           <w:numId w:val="3"/>
         </w:numPr>
-        <w:ind w:left="720" w:hanging="360"/>
-        <w:rPr/>
-      </w:pPr>
-      <w:r>
-        <w:rPr>
-          <w:rtl w:val="0"/>
-        </w:rPr>
-        <w:t xml:space="preserve">Reduced lead time compared to new units</w:t>
-      </w:r>
-    </w:p>
-    <w:p>
-      <w:pPr>
-        <w:rPr/>
-      </w:pPr>
-      <w:r>
-        <w:rPr>
-          <w:rtl w:val="0"/>
-        </w:rPr>
-      </w:r>
-    </w:p>
+      </w:pPr>
+      <w:r>
+        <w:t>Reduced lead time compared to new units</w:t>
+      </w:r>
+    </w:p>
+    <w:p/>
     <w:sectPr>
-      <w:pgSz w:h="16838" w:w="11906" w:orient="portrait"/>
-      <w:pgMar w:bottom="1440" w:top="1440" w:left="1440" w:right="1440" w:header="708" w:footer="708"/>
+      <w:pgSz w:w="11906" w:h="16838"/>
+      <w:pgMar w:top="1440" w:right="1440" w:bottom="1440" w:left="1440" w:header="708" w:footer="708" w:gutter="0"/>
       <w:pgNumType w:start="1"/>
+      <w:cols w:space="720"/>
     </w:sectPr>
   </w:body>
 </w:document>
 </file>
 
 <file path=word/numbering.xml><?xml version="1.0" encoding="utf-8"?>
-<w:numbering xmlns:mc="http://schemas.openxmlformats.org/markup-compatibility/2006" xmlns:o="urn:schemas-microsoft-com:office:office" xmlns:r="http://schemas.openxmlformats.org/officeDocument/2006/relationships" xmlns:m="http://schemas.openxmlformats.org/officeDocument/2006/math" xmlns:v="urn:schemas-microsoft-com:vml" xmlns:wp="http://schemas.openxmlformats.org/drawingml/2006/wordprocessingDrawing" xmlns:w10="urn:schemas-microsoft-com:office:word" xmlns:w="http://schemas.openxmlformats.org/wordprocessingml/2006/main" xmlns:wne="http://schemas.microsoft.com/office/word/2006/wordml" xmlns:sl="http://schemas.openxmlformats.org/schemaLibrary/2006/main" xmlns:a="http://schemas.openxmlformats.org/drawingml/2006/main" xmlns:pic="http://schemas.openxmlformats.org/drawingml/2006/picture" xmlns:c="http://schemas.openxmlformats.org/drawingml/2006/chart" xmlns:lc="http://schemas.openxmlformats.org/drawingml/2006/lockedCanvas" xmlns:dgm="http://schemas.openxmlformats.org/drawingml/2006/diagram" xmlns:wps="http://schemas.microsoft.com/office/word/2010/wordprocessingShape" xmlns:wpg="http://schemas.microsoft.com/office/word/2010/wordprocessingGroup" xmlns:w14="http://schemas.microsoft.com/office/word/2010/wordml" xmlns:w15="http://schemas.microsoft.com/office/word/2012/wordml" xmlns:w16="http://schemas.microsoft.com/office/word/2018/wordml" xmlns:w16cex="http://schemas.microsoft.com/office/word/2018/wordml/cex" xmlns:w16cid="http://schemas.microsoft.com/office/word/2016/wordml/cid" xmlns="http://schemas.microsoft.com/office/tasks/2019/documenttasks" xmlns:cr="http://schemas.microsoft.com/office/comments/2020/reactions">
-  <w:abstractNum w:abstractNumId="1">
+<w:numbering xmlns:wpc="http://schemas.microsoft.com/office/word/2010/wordprocessingCanvas" xmlns:cx="http://schemas.microsoft.com/office/drawing/2014/chartex" xmlns:cx1="http://schemas.microsoft.com/office/drawing/2015/9/8/chartex" xmlns:cx2="http://schemas.microsoft.com/office/drawing/2015/10/21/chartex" xmlns:cx3="http://schemas.microsoft.com/office/drawing/2016/5/9/chartex" xmlns:cx4="http://schemas.microsoft.com/office/drawing/2016/5/10/chartex" xmlns:cx5="http://schemas.microsoft.com/office/drawing/2016/5/11/chartex" xmlns:cx6="http://schemas.microsoft.com/office/drawing/2016/5/12/chartex" xmlns:cx7="http://schemas.microsoft.com/office/drawing/2016/5/13/chartex" xmlns:cx8="http://schemas.microsoft.com/office/drawing/2016/5/14/chartex" xmlns:mc="http://schemas.openxmlformats.org/markup-compatibility/2006" xmlns:aink="http://schemas.microsoft.com/office/drawing/2016/ink" xmlns:am3d="http://schemas.microsoft.com/office/drawing/2017/model3d" xmlns:o="urn:schemas-microsoft-com:office:office" xmlns:oel="http://schemas.microsoft.com/office/2019/extlst" xmlns:r="http://schemas.openxmlformats.org/officeDocument/2006/relationships" xmlns:m="http://schemas.openxmlformats.org/officeDocument/2006/math" xmlns:v="urn:schemas-microsoft-com:vml" xmlns:wp14="http://schemas.microsoft.com/office/word/2010/wordprocessingDrawing" xmlns:wp="http://schemas.openxmlformats.org/drawingml/2006/wordprocessingDrawing" xmlns:w10="urn:schemas-microsoft-com:office:word" xmlns:w="http://schemas.openxmlformats.org/wordprocessingml/2006/main" xmlns:w14="http://schemas.microsoft.com/office/word/2010/wordml" xmlns:w15="http://schemas.microsoft.com/office/word/2012/wordml" xmlns:w16cex="http://schemas.microsoft.com/office/word/2018/wordml/cex" xmlns:w16cid="http://schemas.microsoft.com/office/word/2016/wordml/cid" xmlns:w16="http://schemas.microsoft.com/office/word/2018/wordml" xmlns:w16du="http://schemas.microsoft.com/office/word/2023/wordml/word16du" xmlns:w16sdtdh="http://schemas.microsoft.com/office/word/2020/wordml/sdtdatahash" xmlns:w16sdtfl="http://schemas.microsoft.com/office/word/2024/wordml/sdtformatlock" xmlns:w16se="http://schemas.microsoft.com/office/word/2015/wordml/symex" xmlns:wpg="http://schemas.microsoft.com/office/word/2010/wordprocessingGroup" xmlns:wpi="http://schemas.microsoft.com/office/word/2010/wordprocessingInk" xmlns:wne="http://schemas.microsoft.com/office/word/2006/wordml" xmlns:wps="http://schemas.microsoft.com/office/word/2010/wordprocessingShape" mc:Ignorable="w14 w15 w16se w16cid w16 w16cex w16sdtdh w16sdtfl w16du wp14">
+  <w:abstractNum w:abstractNumId="0" w15:restartNumberingAfterBreak="0">
+    <w:nsid w:val="0AD6568C"/>
+    <w:multiLevelType w:val="multilevel"/>
+    <w:tmpl w:val="20BAC280"/>
     <w:lvl w:ilvl="0">
       <w:start w:val="1"/>
       <w:numFmt w:val="bullet"/>
@@ -1948,7 +1608,7 @@
         <w:ind w:left="720" w:hanging="360"/>
       </w:pPr>
       <w:rPr>
-        <w:rFonts w:ascii="Noto Sans Symbols" w:cs="Noto Sans Symbols" w:eastAsia="Noto Sans Symbols" w:hAnsi="Noto Sans Symbols"/>
+        <w:rFonts w:ascii="Noto Sans Symbols" w:eastAsia="Noto Sans Symbols" w:hAnsi="Noto Sans Symbols" w:cs="Noto Sans Symbols"/>
         <w:sz w:val="20"/>
         <w:szCs w:val="20"/>
       </w:rPr>
@@ -1962,7 +1622,7 @@
         <w:ind w:left="1440" w:hanging="360"/>
       </w:pPr>
       <w:rPr>
-        <w:rFonts w:ascii="Courier New" w:cs="Courier New" w:eastAsia="Courier New" w:hAnsi="Courier New"/>
+        <w:rFonts w:ascii="Courier New" w:eastAsia="Courier New" w:hAnsi="Courier New" w:cs="Courier New"/>
         <w:sz w:val="20"/>
         <w:szCs w:val="20"/>
       </w:rPr>
@@ -1976,7 +1636,7 @@
         <w:ind w:left="2160" w:hanging="360"/>
       </w:pPr>
       <w:rPr>
-        <w:rFonts w:ascii="Noto Sans Symbols" w:cs="Noto Sans Symbols" w:eastAsia="Noto Sans Symbols" w:hAnsi="Noto Sans Symbols"/>
+        <w:rFonts w:ascii="Noto Sans Symbols" w:eastAsia="Noto Sans Symbols" w:hAnsi="Noto Sans Symbols" w:cs="Noto Sans Symbols"/>
         <w:sz w:val="20"/>
         <w:szCs w:val="20"/>
       </w:rPr>
@@ -1990,7 +1650,7 @@
         <w:ind w:left="2880" w:hanging="360"/>
       </w:pPr>
       <w:rPr>
-        <w:rFonts w:ascii="Noto Sans Symbols" w:cs="Noto Sans Symbols" w:eastAsia="Noto Sans Symbols" w:hAnsi="Noto Sans Symbols"/>
+        <w:rFonts w:ascii="Noto Sans Symbols" w:eastAsia="Noto Sans Symbols" w:hAnsi="Noto Sans Symbols" w:cs="Noto Sans Symbols"/>
         <w:sz w:val="20"/>
         <w:szCs w:val="20"/>
       </w:rPr>
@@ -2004,7 +1664,7 @@
         <w:ind w:left="3600" w:hanging="360"/>
       </w:pPr>
       <w:rPr>
-        <w:rFonts w:ascii="Noto Sans Symbols" w:cs="Noto Sans Symbols" w:eastAsia="Noto Sans Symbols" w:hAnsi="Noto Sans Symbols"/>
+        <w:rFonts w:ascii="Noto Sans Symbols" w:eastAsia="Noto Sans Symbols" w:hAnsi="Noto Sans Symbols" w:cs="Noto Sans Symbols"/>
         <w:sz w:val="20"/>
         <w:szCs w:val="20"/>
       </w:rPr>
@@ -2018,7 +1678,7 @@
         <w:ind w:left="4320" w:hanging="360"/>
       </w:pPr>
       <w:rPr>
-        <w:rFonts w:ascii="Noto Sans Symbols" w:cs="Noto Sans Symbols" w:eastAsia="Noto Sans Symbols" w:hAnsi="Noto Sans Symbols"/>
+        <w:rFonts w:ascii="Noto Sans Symbols" w:eastAsia="Noto Sans Symbols" w:hAnsi="Noto Sans Symbols" w:cs="Noto Sans Symbols"/>
         <w:sz w:val="20"/>
         <w:szCs w:val="20"/>
       </w:rPr>
@@ -2032,7 +1692,7 @@
         <w:ind w:left="5040" w:hanging="360"/>
       </w:pPr>
       <w:rPr>
-        <w:rFonts w:ascii="Noto Sans Symbols" w:cs="Noto Sans Symbols" w:eastAsia="Noto Sans Symbols" w:hAnsi="Noto Sans Symbols"/>
+        <w:rFonts w:ascii="Noto Sans Symbols" w:eastAsia="Noto Sans Symbols" w:hAnsi="Noto Sans Symbols" w:cs="Noto Sans Symbols"/>
         <w:sz w:val="20"/>
         <w:szCs w:val="20"/>
       </w:rPr>
@@ -2046,7 +1706,7 @@
         <w:ind w:left="5760" w:hanging="360"/>
       </w:pPr>
       <w:rPr>
-        <w:rFonts w:ascii="Noto Sans Symbols" w:cs="Noto Sans Symbols" w:eastAsia="Noto Sans Symbols" w:hAnsi="Noto Sans Symbols"/>
+        <w:rFonts w:ascii="Noto Sans Symbols" w:eastAsia="Noto Sans Symbols" w:hAnsi="Noto Sans Symbols" w:cs="Noto Sans Symbols"/>
         <w:sz w:val="20"/>
         <w:szCs w:val="20"/>
       </w:rPr>
@@ -2060,13 +1720,16 @@
         <w:ind w:left="6480" w:hanging="360"/>
       </w:pPr>
       <w:rPr>
-        <w:rFonts w:ascii="Noto Sans Symbols" w:cs="Noto Sans Symbols" w:eastAsia="Noto Sans Symbols" w:hAnsi="Noto Sans Symbols"/>
+        <w:rFonts w:ascii="Noto Sans Symbols" w:eastAsia="Noto Sans Symbols" w:hAnsi="Noto Sans Symbols" w:cs="Noto Sans Symbols"/>
         <w:sz w:val="20"/>
         <w:szCs w:val="20"/>
       </w:rPr>
     </w:lvl>
   </w:abstractNum>
-  <w:abstractNum w:abstractNumId="2">
+  <w:abstractNum w:abstractNumId="1" w15:restartNumberingAfterBreak="0">
+    <w:nsid w:val="0DFB0A65"/>
+    <w:multiLevelType w:val="multilevel"/>
+    <w:tmpl w:val="C8ECC082"/>
     <w:lvl w:ilvl="0">
       <w:start w:val="1"/>
       <w:numFmt w:val="bullet"/>
@@ -2076,7 +1739,7 @@
         <w:ind w:left="720" w:hanging="360"/>
       </w:pPr>
       <w:rPr>
-        <w:rFonts w:ascii="Noto Sans Symbols" w:cs="Noto Sans Symbols" w:eastAsia="Noto Sans Symbols" w:hAnsi="Noto Sans Symbols"/>
+        <w:rFonts w:ascii="Noto Sans Symbols" w:eastAsia="Noto Sans Symbols" w:hAnsi="Noto Sans Symbols" w:cs="Noto Sans Symbols"/>
         <w:sz w:val="20"/>
         <w:szCs w:val="20"/>
       </w:rPr>
@@ -2090,7 +1753,7 @@
         <w:ind w:left="1440" w:hanging="360"/>
       </w:pPr>
       <w:rPr>
-        <w:rFonts w:ascii="Courier New" w:cs="Courier New" w:eastAsia="Courier New" w:hAnsi="Courier New"/>
+        <w:rFonts w:ascii="Courier New" w:eastAsia="Courier New" w:hAnsi="Courier New" w:cs="Courier New"/>
         <w:sz w:val="20"/>
         <w:szCs w:val="20"/>
       </w:rPr>
@@ -2104,7 +1767,7 @@
         <w:ind w:left="2160" w:hanging="360"/>
       </w:pPr>
       <w:rPr>
-        <w:rFonts w:ascii="Noto Sans Symbols" w:cs="Noto Sans Symbols" w:eastAsia="Noto Sans Symbols" w:hAnsi="Noto Sans Symbols"/>
+        <w:rFonts w:ascii="Noto Sans Symbols" w:eastAsia="Noto Sans Symbols" w:hAnsi="Noto Sans Symbols" w:cs="Noto Sans Symbols"/>
         <w:sz w:val="20"/>
         <w:szCs w:val="20"/>
       </w:rPr>
@@ -2118,7 +1781,7 @@
         <w:ind w:left="2880" w:hanging="360"/>
       </w:pPr>
       <w:rPr>
-        <w:rFonts w:ascii="Noto Sans Symbols" w:cs="Noto Sans Symbols" w:eastAsia="Noto Sans Symbols" w:hAnsi="Noto Sans Symbols"/>
+        <w:rFonts w:ascii="Noto Sans Symbols" w:eastAsia="Noto Sans Symbols" w:hAnsi="Noto Sans Symbols" w:cs="Noto Sans Symbols"/>
         <w:sz w:val="20"/>
         <w:szCs w:val="20"/>
       </w:rPr>
@@ -2132,7 +1795,7 @@
         <w:ind w:left="3600" w:hanging="360"/>
       </w:pPr>
       <w:rPr>
-        <w:rFonts w:ascii="Noto Sans Symbols" w:cs="Noto Sans Symbols" w:eastAsia="Noto Sans Symbols" w:hAnsi="Noto Sans Symbols"/>
+        <w:rFonts w:ascii="Noto Sans Symbols" w:eastAsia="Noto Sans Symbols" w:hAnsi="Noto Sans Symbols" w:cs="Noto Sans Symbols"/>
         <w:sz w:val="20"/>
         <w:szCs w:val="20"/>
       </w:rPr>
@@ -2146,7 +1809,7 @@
         <w:ind w:left="4320" w:hanging="360"/>
       </w:pPr>
       <w:rPr>
-        <w:rFonts w:ascii="Noto Sans Symbols" w:cs="Noto Sans Symbols" w:eastAsia="Noto Sans Symbols" w:hAnsi="Noto Sans Symbols"/>
+        <w:rFonts w:ascii="Noto Sans Symbols" w:eastAsia="Noto Sans Symbols" w:hAnsi="Noto Sans Symbols" w:cs="Noto Sans Symbols"/>
         <w:sz w:val="20"/>
         <w:szCs w:val="20"/>
       </w:rPr>
@@ -2160,7 +1823,7 @@
         <w:ind w:left="5040" w:hanging="360"/>
       </w:pPr>
       <w:rPr>
-        <w:rFonts w:ascii="Noto Sans Symbols" w:cs="Noto Sans Symbols" w:eastAsia="Noto Sans Symbols" w:hAnsi="Noto Sans Symbols"/>
+        <w:rFonts w:ascii="Noto Sans Symbols" w:eastAsia="Noto Sans Symbols" w:hAnsi="Noto Sans Symbols" w:cs="Noto Sans Symbols"/>
         <w:sz w:val="20"/>
         <w:szCs w:val="20"/>
       </w:rPr>
@@ -2174,7 +1837,7 @@
         <w:ind w:left="5760" w:hanging="360"/>
       </w:pPr>
       <w:rPr>
-        <w:rFonts w:ascii="Noto Sans Symbols" w:cs="Noto Sans Symbols" w:eastAsia="Noto Sans Symbols" w:hAnsi="Noto Sans Symbols"/>
+        <w:rFonts w:ascii="Noto Sans Symbols" w:eastAsia="Noto Sans Symbols" w:hAnsi="Noto Sans Symbols" w:cs="Noto Sans Symbols"/>
         <w:sz w:val="20"/>
         <w:szCs w:val="20"/>
       </w:rPr>
@@ -2188,13 +1851,16 @@
         <w:ind w:left="6480" w:hanging="360"/>
       </w:pPr>
       <w:rPr>
-        <w:rFonts w:ascii="Noto Sans Symbols" w:cs="Noto Sans Symbols" w:eastAsia="Noto Sans Symbols" w:hAnsi="Noto Sans Symbols"/>
+        <w:rFonts w:ascii="Noto Sans Symbols" w:eastAsia="Noto Sans Symbols" w:hAnsi="Noto Sans Symbols" w:cs="Noto Sans Symbols"/>
         <w:sz w:val="20"/>
         <w:szCs w:val="20"/>
       </w:rPr>
     </w:lvl>
   </w:abstractNum>
-  <w:abstractNum w:abstractNumId="3">
+  <w:abstractNum w:abstractNumId="2" w15:restartNumberingAfterBreak="0">
+    <w:nsid w:val="37F27641"/>
+    <w:multiLevelType w:val="multilevel"/>
+    <w:tmpl w:val="C77680AE"/>
     <w:lvl w:ilvl="0">
       <w:start w:val="1"/>
       <w:numFmt w:val="bullet"/>
@@ -2204,7 +1870,7 @@
         <w:ind w:left="720" w:hanging="360"/>
       </w:pPr>
       <w:rPr>
-        <w:rFonts w:ascii="Noto Sans Symbols" w:cs="Noto Sans Symbols" w:eastAsia="Noto Sans Symbols" w:hAnsi="Noto Sans Symbols"/>
+        <w:rFonts w:ascii="Noto Sans Symbols" w:eastAsia="Noto Sans Symbols" w:hAnsi="Noto Sans Symbols" w:cs="Noto Sans Symbols"/>
         <w:sz w:val="20"/>
         <w:szCs w:val="20"/>
       </w:rPr>
@@ -2218,7 +1884,7 @@
         <w:ind w:left="1440" w:hanging="360"/>
       </w:pPr>
       <w:rPr>
-        <w:rFonts w:ascii="Courier New" w:cs="Courier New" w:eastAsia="Courier New" w:hAnsi="Courier New"/>
+        <w:rFonts w:ascii="Courier New" w:eastAsia="Courier New" w:hAnsi="Courier New" w:cs="Courier New"/>
         <w:sz w:val="20"/>
         <w:szCs w:val="20"/>
       </w:rPr>
@@ -2232,7 +1898,7 @@
         <w:ind w:left="2160" w:hanging="360"/>
       </w:pPr>
       <w:rPr>
-        <w:rFonts w:ascii="Noto Sans Symbols" w:cs="Noto Sans Symbols" w:eastAsia="Noto Sans Symbols" w:hAnsi="Noto Sans Symbols"/>
+        <w:rFonts w:ascii="Noto Sans Symbols" w:eastAsia="Noto Sans Symbols" w:hAnsi="Noto Sans Symbols" w:cs="Noto Sans Symbols"/>
         <w:sz w:val="20"/>
         <w:szCs w:val="20"/>
       </w:rPr>
@@ -2246,7 +1912,7 @@
         <w:ind w:left="2880" w:hanging="360"/>
       </w:pPr>
       <w:rPr>
-        <w:rFonts w:ascii="Noto Sans Symbols" w:cs="Noto Sans Symbols" w:eastAsia="Noto Sans Symbols" w:hAnsi="Noto Sans Symbols"/>
+        <w:rFonts w:ascii="Noto Sans Symbols" w:eastAsia="Noto Sans Symbols" w:hAnsi="Noto Sans Symbols" w:cs="Noto Sans Symbols"/>
         <w:sz w:val="20"/>
         <w:szCs w:val="20"/>
       </w:rPr>
@@ -2260,7 +1926,7 @@
         <w:ind w:left="3600" w:hanging="360"/>
       </w:pPr>
       <w:rPr>
-        <w:rFonts w:ascii="Noto Sans Symbols" w:cs="Noto Sans Symbols" w:eastAsia="Noto Sans Symbols" w:hAnsi="Noto Sans Symbols"/>
+        <w:rFonts w:ascii="Noto Sans Symbols" w:eastAsia="Noto Sans Symbols" w:hAnsi="Noto Sans Symbols" w:cs="Noto Sans Symbols"/>
         <w:sz w:val="20"/>
         <w:szCs w:val="20"/>
       </w:rPr>
@@ -2274,7 +1940,7 @@
         <w:ind w:left="4320" w:hanging="360"/>
       </w:pPr>
       <w:rPr>
-        <w:rFonts w:ascii="Noto Sans Symbols" w:cs="Noto Sans Symbols" w:eastAsia="Noto Sans Symbols" w:hAnsi="Noto Sans Symbols"/>
+        <w:rFonts w:ascii="Noto Sans Symbols" w:eastAsia="Noto Sans Symbols" w:hAnsi="Noto Sans Symbols" w:cs="Noto Sans Symbols"/>
         <w:sz w:val="20"/>
         <w:szCs w:val="20"/>
       </w:rPr>
@@ -2288,7 +1954,7 @@
         <w:ind w:left="5040" w:hanging="360"/>
       </w:pPr>
       <w:rPr>
-        <w:rFonts w:ascii="Noto Sans Symbols" w:cs="Noto Sans Symbols" w:eastAsia="Noto Sans Symbols" w:hAnsi="Noto Sans Symbols"/>
+        <w:rFonts w:ascii="Noto Sans Symbols" w:eastAsia="Noto Sans Symbols" w:hAnsi="Noto Sans Symbols" w:cs="Noto Sans Symbols"/>
         <w:sz w:val="20"/>
         <w:szCs w:val="20"/>
       </w:rPr>
@@ -2302,7 +1968,7 @@
         <w:ind w:left="5760" w:hanging="360"/>
       </w:pPr>
       <w:rPr>
-        <w:rFonts w:ascii="Noto Sans Symbols" w:cs="Noto Sans Symbols" w:eastAsia="Noto Sans Symbols" w:hAnsi="Noto Sans Symbols"/>
+        <w:rFonts w:ascii="Noto Sans Symbols" w:eastAsia="Noto Sans Symbols" w:hAnsi="Noto Sans Symbols" w:cs="Noto Sans Symbols"/>
         <w:sz w:val="20"/>
         <w:szCs w:val="20"/>
       </w:rPr>
@@ -2316,13 +1982,16 @@
         <w:ind w:left="6480" w:hanging="360"/>
       </w:pPr>
       <w:rPr>
-        <w:rFonts w:ascii="Noto Sans Symbols" w:cs="Noto Sans Symbols" w:eastAsia="Noto Sans Symbols" w:hAnsi="Noto Sans Symbols"/>
+        <w:rFonts w:ascii="Noto Sans Symbols" w:eastAsia="Noto Sans Symbols" w:hAnsi="Noto Sans Symbols" w:cs="Noto Sans Symbols"/>
         <w:sz w:val="20"/>
         <w:szCs w:val="20"/>
       </w:rPr>
     </w:lvl>
   </w:abstractNum>
-  <w:abstractNum w:abstractNumId="4">
+  <w:abstractNum w:abstractNumId="3" w15:restartNumberingAfterBreak="0">
+    <w:nsid w:val="3EA33BA4"/>
+    <w:multiLevelType w:val="multilevel"/>
+    <w:tmpl w:val="85E6437A"/>
     <w:lvl w:ilvl="0">
       <w:start w:val="1"/>
       <w:numFmt w:val="bullet"/>
@@ -2332,7 +2001,7 @@
         <w:ind w:left="720" w:hanging="360"/>
       </w:pPr>
       <w:rPr>
-        <w:rFonts w:ascii="Noto Sans Symbols" w:cs="Noto Sans Symbols" w:eastAsia="Noto Sans Symbols" w:hAnsi="Noto Sans Symbols"/>
+        <w:rFonts w:ascii="Noto Sans Symbols" w:eastAsia="Noto Sans Symbols" w:hAnsi="Noto Sans Symbols" w:cs="Noto Sans Symbols"/>
         <w:sz w:val="20"/>
         <w:szCs w:val="20"/>
       </w:rPr>
@@ -2346,7 +2015,7 @@
         <w:ind w:left="1440" w:hanging="360"/>
       </w:pPr>
       <w:rPr>
-        <w:rFonts w:ascii="Courier New" w:cs="Courier New" w:eastAsia="Courier New" w:hAnsi="Courier New"/>
+        <w:rFonts w:ascii="Courier New" w:eastAsia="Courier New" w:hAnsi="Courier New" w:cs="Courier New"/>
         <w:sz w:val="20"/>
         <w:szCs w:val="20"/>
       </w:rPr>
@@ -2360,7 +2029,7 @@
         <w:ind w:left="2160" w:hanging="360"/>
       </w:pPr>
       <w:rPr>
-        <w:rFonts w:ascii="Noto Sans Symbols" w:cs="Noto Sans Symbols" w:eastAsia="Noto Sans Symbols" w:hAnsi="Noto Sans Symbols"/>
+        <w:rFonts w:ascii="Noto Sans Symbols" w:eastAsia="Noto Sans Symbols" w:hAnsi="Noto Sans Symbols" w:cs="Noto Sans Symbols"/>
         <w:sz w:val="20"/>
         <w:szCs w:val="20"/>
       </w:rPr>
@@ -2374,7 +2043,7 @@
         <w:ind w:left="2880" w:hanging="360"/>
       </w:pPr>
       <w:rPr>
-        <w:rFonts w:ascii="Noto Sans Symbols" w:cs="Noto Sans Symbols" w:eastAsia="Noto Sans Symbols" w:hAnsi="Noto Sans Symbols"/>
+        <w:rFonts w:ascii="Noto Sans Symbols" w:eastAsia="Noto Sans Symbols" w:hAnsi="Noto Sans Symbols" w:cs="Noto Sans Symbols"/>
         <w:sz w:val="20"/>
         <w:szCs w:val="20"/>
       </w:rPr>
@@ -2388,7 +2057,7 @@
         <w:ind w:left="3600" w:hanging="360"/>
       </w:pPr>
       <w:rPr>
-        <w:rFonts w:ascii="Noto Sans Symbols" w:cs="Noto Sans Symbols" w:eastAsia="Noto Sans Symbols" w:hAnsi="Noto Sans Symbols"/>
+        <w:rFonts w:ascii="Noto Sans Symbols" w:eastAsia="Noto Sans Symbols" w:hAnsi="Noto Sans Symbols" w:cs="Noto Sans Symbols"/>
         <w:sz w:val="20"/>
         <w:szCs w:val="20"/>
       </w:rPr>
@@ -2402,7 +2071,7 @@
         <w:ind w:left="4320" w:hanging="360"/>
       </w:pPr>
       <w:rPr>
-        <w:rFonts w:ascii="Noto Sans Symbols" w:cs="Noto Sans Symbols" w:eastAsia="Noto Sans Symbols" w:hAnsi="Noto Sans Symbols"/>
+        <w:rFonts w:ascii="Noto Sans Symbols" w:eastAsia="Noto Sans Symbols" w:hAnsi="Noto Sans Symbols" w:cs="Noto Sans Symbols"/>
         <w:sz w:val="20"/>
         <w:szCs w:val="20"/>
       </w:rPr>
@@ -2416,7 +2085,7 @@
         <w:ind w:left="5040" w:hanging="360"/>
       </w:pPr>
       <w:rPr>
-        <w:rFonts w:ascii="Noto Sans Symbols" w:cs="Noto Sans Symbols" w:eastAsia="Noto Sans Symbols" w:hAnsi="Noto Sans Symbols"/>
+        <w:rFonts w:ascii="Noto Sans Symbols" w:eastAsia="Noto Sans Symbols" w:hAnsi="Noto Sans Symbols" w:cs="Noto Sans Symbols"/>
         <w:sz w:val="20"/>
         <w:szCs w:val="20"/>
       </w:rPr>
@@ -2430,7 +2099,7 @@
         <w:ind w:left="5760" w:hanging="360"/>
       </w:pPr>
       <w:rPr>
-        <w:rFonts w:ascii="Noto Sans Symbols" w:cs="Noto Sans Symbols" w:eastAsia="Noto Sans Symbols" w:hAnsi="Noto Sans Symbols"/>
+        <w:rFonts w:ascii="Noto Sans Symbols" w:eastAsia="Noto Sans Symbols" w:hAnsi="Noto Sans Symbols" w:cs="Noto Sans Symbols"/>
         <w:sz w:val="20"/>
         <w:szCs w:val="20"/>
       </w:rPr>
@@ -2444,13 +2113,16 @@
         <w:ind w:left="6480" w:hanging="360"/>
       </w:pPr>
       <w:rPr>
-        <w:rFonts w:ascii="Noto Sans Symbols" w:cs="Noto Sans Symbols" w:eastAsia="Noto Sans Symbols" w:hAnsi="Noto Sans Symbols"/>
+        <w:rFonts w:ascii="Noto Sans Symbols" w:eastAsia="Noto Sans Symbols" w:hAnsi="Noto Sans Symbols" w:cs="Noto Sans Symbols"/>
         <w:sz w:val="20"/>
         <w:szCs w:val="20"/>
       </w:rPr>
     </w:lvl>
   </w:abstractNum>
-  <w:abstractNum w:abstractNumId="5">
+  <w:abstractNum w:abstractNumId="4" w15:restartNumberingAfterBreak="0">
+    <w:nsid w:val="3F8064F0"/>
+    <w:multiLevelType w:val="multilevel"/>
+    <w:tmpl w:val="3CE8F3BC"/>
     <w:lvl w:ilvl="0">
       <w:start w:val="1"/>
       <w:numFmt w:val="bullet"/>
@@ -2460,7 +2132,7 @@
         <w:ind w:left="720" w:hanging="360"/>
       </w:pPr>
       <w:rPr>
-        <w:rFonts w:ascii="Noto Sans Symbols" w:cs="Noto Sans Symbols" w:eastAsia="Noto Sans Symbols" w:hAnsi="Noto Sans Symbols"/>
+        <w:rFonts w:ascii="Noto Sans Symbols" w:eastAsia="Noto Sans Symbols" w:hAnsi="Noto Sans Symbols" w:cs="Noto Sans Symbols"/>
         <w:sz w:val="20"/>
         <w:szCs w:val="20"/>
       </w:rPr>
@@ -2474,7 +2146,7 @@
         <w:ind w:left="1440" w:hanging="360"/>
       </w:pPr>
       <w:rPr>
-        <w:rFonts w:ascii="Courier New" w:cs="Courier New" w:eastAsia="Courier New" w:hAnsi="Courier New"/>
+        <w:rFonts w:ascii="Courier New" w:eastAsia="Courier New" w:hAnsi="Courier New" w:cs="Courier New"/>
         <w:sz w:val="20"/>
         <w:szCs w:val="20"/>
       </w:rPr>
@@ -2488,7 +2160,7 @@
         <w:ind w:left="2160" w:hanging="360"/>
       </w:pPr>
       <w:rPr>
-        <w:rFonts w:ascii="Noto Sans Symbols" w:cs="Noto Sans Symbols" w:eastAsia="Noto Sans Symbols" w:hAnsi="Noto Sans Symbols"/>
+        <w:rFonts w:ascii="Noto Sans Symbols" w:eastAsia="Noto Sans Symbols" w:hAnsi="Noto Sans Symbols" w:cs="Noto Sans Symbols"/>
         <w:sz w:val="20"/>
         <w:szCs w:val="20"/>
       </w:rPr>
@@ -2502,7 +2174,7 @@
         <w:ind w:left="2880" w:hanging="360"/>
       </w:pPr>
       <w:rPr>
-        <w:rFonts w:ascii="Noto Sans Symbols" w:cs="Noto Sans Symbols" w:eastAsia="Noto Sans Symbols" w:hAnsi="Noto Sans Symbols"/>
+        <w:rFonts w:ascii="Noto Sans Symbols" w:eastAsia="Noto Sans Symbols" w:hAnsi="Noto Sans Symbols" w:cs="Noto Sans Symbols"/>
         <w:sz w:val="20"/>
         <w:szCs w:val="20"/>
       </w:rPr>
@@ -2516,7 +2188,7 @@
         <w:ind w:left="3600" w:hanging="360"/>
       </w:pPr>
       <w:rPr>
-        <w:rFonts w:ascii="Noto Sans Symbols" w:cs="Noto Sans Symbols" w:eastAsia="Noto Sans Symbols" w:hAnsi="Noto Sans Symbols"/>
+        <w:rFonts w:ascii="Noto Sans Symbols" w:eastAsia="Noto Sans Symbols" w:hAnsi="Noto Sans Symbols" w:cs="Noto Sans Symbols"/>
         <w:sz w:val="20"/>
         <w:szCs w:val="20"/>
       </w:rPr>
@@ -2530,7 +2202,7 @@
         <w:ind w:left="4320" w:hanging="360"/>
       </w:pPr>
       <w:rPr>
-        <w:rFonts w:ascii="Noto Sans Symbols" w:cs="Noto Sans Symbols" w:eastAsia="Noto Sans Symbols" w:hAnsi="Noto Sans Symbols"/>
+        <w:rFonts w:ascii="Noto Sans Symbols" w:eastAsia="Noto Sans Symbols" w:hAnsi="Noto Sans Symbols" w:cs="Noto Sans Symbols"/>
         <w:sz w:val="20"/>
         <w:szCs w:val="20"/>
       </w:rPr>
@@ -2544,7 +2216,7 @@
         <w:ind w:left="5040" w:hanging="360"/>
       </w:pPr>
       <w:rPr>
-        <w:rFonts w:ascii="Noto Sans Symbols" w:cs="Noto Sans Symbols" w:eastAsia="Noto Sans Symbols" w:hAnsi="Noto Sans Symbols"/>
+        <w:rFonts w:ascii="Noto Sans Symbols" w:eastAsia="Noto Sans Symbols" w:hAnsi="Noto Sans Symbols" w:cs="Noto Sans Symbols"/>
         <w:sz w:val="20"/>
         <w:szCs w:val="20"/>
       </w:rPr>
@@ -2558,7 +2230,7 @@
         <w:ind w:left="5760" w:hanging="360"/>
       </w:pPr>
       <w:rPr>
-        <w:rFonts w:ascii="Noto Sans Symbols" w:cs="Noto Sans Symbols" w:eastAsia="Noto Sans Symbols" w:hAnsi="Noto Sans Symbols"/>
+        <w:rFonts w:ascii="Noto Sans Symbols" w:eastAsia="Noto Sans Symbols" w:hAnsi="Noto Sans Symbols" w:cs="Noto Sans Symbols"/>
         <w:sz w:val="20"/>
         <w:szCs w:val="20"/>
       </w:rPr>
@@ -2572,13 +2244,16 @@
         <w:ind w:left="6480" w:hanging="360"/>
       </w:pPr>
       <w:rPr>
-        <w:rFonts w:ascii="Noto Sans Symbols" w:cs="Noto Sans Symbols" w:eastAsia="Noto Sans Symbols" w:hAnsi="Noto Sans Symbols"/>
+        <w:rFonts w:ascii="Noto Sans Symbols" w:eastAsia="Noto Sans Symbols" w:hAnsi="Noto Sans Symbols" w:cs="Noto Sans Symbols"/>
         <w:sz w:val="20"/>
         <w:szCs w:val="20"/>
       </w:rPr>
     </w:lvl>
   </w:abstractNum>
-  <w:abstractNum w:abstractNumId="6">
+  <w:abstractNum w:abstractNumId="5" w15:restartNumberingAfterBreak="0">
+    <w:nsid w:val="4243466F"/>
+    <w:multiLevelType w:val="multilevel"/>
+    <w:tmpl w:val="AC663D5A"/>
     <w:lvl w:ilvl="0">
       <w:start w:val="1"/>
       <w:numFmt w:val="bullet"/>
@@ -2588,7 +2263,7 @@
         <w:ind w:left="720" w:hanging="360"/>
       </w:pPr>
       <w:rPr>
-        <w:rFonts w:ascii="Noto Sans Symbols" w:cs="Noto Sans Symbols" w:eastAsia="Noto Sans Symbols" w:hAnsi="Noto Sans Symbols"/>
+        <w:rFonts w:ascii="Noto Sans Symbols" w:eastAsia="Noto Sans Symbols" w:hAnsi="Noto Sans Symbols" w:cs="Noto Sans Symbols"/>
         <w:sz w:val="20"/>
         <w:szCs w:val="20"/>
       </w:rPr>
@@ -2602,7 +2277,7 @@
         <w:ind w:left="1440" w:hanging="360"/>
       </w:pPr>
       <w:rPr>
-        <w:rFonts w:ascii="Courier New" w:cs="Courier New" w:eastAsia="Courier New" w:hAnsi="Courier New"/>
+        <w:rFonts w:ascii="Courier New" w:eastAsia="Courier New" w:hAnsi="Courier New" w:cs="Courier New"/>
         <w:sz w:val="20"/>
         <w:szCs w:val="20"/>
       </w:rPr>
@@ -2616,7 +2291,7 @@
         <w:ind w:left="2160" w:hanging="360"/>
       </w:pPr>
       <w:rPr>
-        <w:rFonts w:ascii="Noto Sans Symbols" w:cs="Noto Sans Symbols" w:eastAsia="Noto Sans Symbols" w:hAnsi="Noto Sans Symbols"/>
+        <w:rFonts w:ascii="Noto Sans Symbols" w:eastAsia="Noto Sans Symbols" w:hAnsi="Noto Sans Symbols" w:cs="Noto Sans Symbols"/>
         <w:sz w:val="20"/>
         <w:szCs w:val="20"/>
       </w:rPr>
@@ -2630,7 +2305,7 @@
         <w:ind w:left="2880" w:hanging="360"/>
       </w:pPr>
       <w:rPr>
-        <w:rFonts w:ascii="Noto Sans Symbols" w:cs="Noto Sans Symbols" w:eastAsia="Noto Sans Symbols" w:hAnsi="Noto Sans Symbols"/>
+        <w:rFonts w:ascii="Noto Sans Symbols" w:eastAsia="Noto Sans Symbols" w:hAnsi="Noto Sans Symbols" w:cs="Noto Sans Symbols"/>
         <w:sz w:val="20"/>
         <w:szCs w:val="20"/>
       </w:rPr>
@@ -2644,7 +2319,7 @@
         <w:ind w:left="3600" w:hanging="360"/>
       </w:pPr>
       <w:rPr>
-        <w:rFonts w:ascii="Noto Sans Symbols" w:cs="Noto Sans Symbols" w:eastAsia="Noto Sans Symbols" w:hAnsi="Noto Sans Symbols"/>
+        <w:rFonts w:ascii="Noto Sans Symbols" w:eastAsia="Noto Sans Symbols" w:hAnsi="Noto Sans Symbols" w:cs="Noto Sans Symbols"/>
         <w:sz w:val="20"/>
         <w:szCs w:val="20"/>
       </w:rPr>
@@ -2658,7 +2333,7 @@
         <w:ind w:left="4320" w:hanging="360"/>
       </w:pPr>
       <w:rPr>
-        <w:rFonts w:ascii="Noto Sans Symbols" w:cs="Noto Sans Symbols" w:eastAsia="Noto Sans Symbols" w:hAnsi="Noto Sans Symbols"/>
+        <w:rFonts w:ascii="Noto Sans Symbols" w:eastAsia="Noto Sans Symbols" w:hAnsi="Noto Sans Symbols" w:cs="Noto Sans Symbols"/>
         <w:sz w:val="20"/>
         <w:szCs w:val="20"/>
       </w:rPr>
@@ -2672,7 +2347,7 @@
         <w:ind w:left="5040" w:hanging="360"/>
       </w:pPr>
       <w:rPr>
-        <w:rFonts w:ascii="Noto Sans Symbols" w:cs="Noto Sans Symbols" w:eastAsia="Noto Sans Symbols" w:hAnsi="Noto Sans Symbols"/>
+        <w:rFonts w:ascii="Noto Sans Symbols" w:eastAsia="Noto Sans Symbols" w:hAnsi="Noto Sans Symbols" w:cs="Noto Sans Symbols"/>
         <w:sz w:val="20"/>
         <w:szCs w:val="20"/>
       </w:rPr>
@@ -2686,7 +2361,7 @@
         <w:ind w:left="5760" w:hanging="360"/>
       </w:pPr>
       <w:rPr>
-        <w:rFonts w:ascii="Noto Sans Symbols" w:cs="Noto Sans Symbols" w:eastAsia="Noto Sans Symbols" w:hAnsi="Noto Sans Symbols"/>
+        <w:rFonts w:ascii="Noto Sans Symbols" w:eastAsia="Noto Sans Symbols" w:hAnsi="Noto Sans Symbols" w:cs="Noto Sans Symbols"/>
         <w:sz w:val="20"/>
         <w:szCs w:val="20"/>
       </w:rPr>
@@ -2700,13 +2375,16 @@
         <w:ind w:left="6480" w:hanging="360"/>
       </w:pPr>
       <w:rPr>
-        <w:rFonts w:ascii="Noto Sans Symbols" w:cs="Noto Sans Symbols" w:eastAsia="Noto Sans Symbols" w:hAnsi="Noto Sans Symbols"/>
+        <w:rFonts w:ascii="Noto Sans Symbols" w:eastAsia="Noto Sans Symbols" w:hAnsi="Noto Sans Symbols" w:cs="Noto Sans Symbols"/>
         <w:sz w:val="20"/>
         <w:szCs w:val="20"/>
       </w:rPr>
     </w:lvl>
   </w:abstractNum>
-  <w:abstractNum w:abstractNumId="7">
+  <w:abstractNum w:abstractNumId="6" w15:restartNumberingAfterBreak="0">
+    <w:nsid w:val="563F7764"/>
+    <w:multiLevelType w:val="multilevel"/>
+    <w:tmpl w:val="2C5AC270"/>
     <w:lvl w:ilvl="0">
       <w:start w:val="1"/>
       <w:numFmt w:val="bullet"/>
@@ -2716,7 +2394,7 @@
         <w:ind w:left="720" w:hanging="360"/>
       </w:pPr>
       <w:rPr>
-        <w:rFonts w:ascii="Noto Sans Symbols" w:cs="Noto Sans Symbols" w:eastAsia="Noto Sans Symbols" w:hAnsi="Noto Sans Symbols"/>
+        <w:rFonts w:ascii="Noto Sans Symbols" w:eastAsia="Noto Sans Symbols" w:hAnsi="Noto Sans Symbols" w:cs="Noto Sans Symbols"/>
         <w:sz w:val="20"/>
         <w:szCs w:val="20"/>
       </w:rPr>
@@ -2730,7 +2408,7 @@
         <w:ind w:left="1440" w:hanging="360"/>
       </w:pPr>
       <w:rPr>
-        <w:rFonts w:ascii="Courier New" w:cs="Courier New" w:eastAsia="Courier New" w:hAnsi="Courier New"/>
+        <w:rFonts w:ascii="Courier New" w:eastAsia="Courier New" w:hAnsi="Courier New" w:cs="Courier New"/>
         <w:sz w:val="20"/>
         <w:szCs w:val="20"/>
       </w:rPr>
@@ -2744,7 +2422,7 @@
         <w:ind w:left="2160" w:hanging="360"/>
       </w:pPr>
       <w:rPr>
-        <w:rFonts w:ascii="Noto Sans Symbols" w:cs="Noto Sans Symbols" w:eastAsia="Noto Sans Symbols" w:hAnsi="Noto Sans Symbols"/>
+        <w:rFonts w:ascii="Noto Sans Symbols" w:eastAsia="Noto Sans Symbols" w:hAnsi="Noto Sans Symbols" w:cs="Noto Sans Symbols"/>
         <w:sz w:val="20"/>
         <w:szCs w:val="20"/>
       </w:rPr>
@@ -2758,7 +2436,7 @@
         <w:ind w:left="2880" w:hanging="360"/>
       </w:pPr>
       <w:rPr>
-        <w:rFonts w:ascii="Noto Sans Symbols" w:cs="Noto Sans Symbols" w:eastAsia="Noto Sans Symbols" w:hAnsi="Noto Sans Symbols"/>
+        <w:rFonts w:ascii="Noto Sans Symbols" w:eastAsia="Noto Sans Symbols" w:hAnsi="Noto Sans Symbols" w:cs="Noto Sans Symbols"/>
         <w:sz w:val="20"/>
         <w:szCs w:val="20"/>
       </w:rPr>
@@ -2772,7 +2450,7 @@
         <w:ind w:left="3600" w:hanging="360"/>
       </w:pPr>
       <w:rPr>
-        <w:rFonts w:ascii="Noto Sans Symbols" w:cs="Noto Sans Symbols" w:eastAsia="Noto Sans Symbols" w:hAnsi="Noto Sans Symbols"/>
+        <w:rFonts w:ascii="Noto Sans Symbols" w:eastAsia="Noto Sans Symbols" w:hAnsi="Noto Sans Symbols" w:cs="Noto Sans Symbols"/>
         <w:sz w:val="20"/>
         <w:szCs w:val="20"/>
       </w:rPr>
@@ -2786,7 +2464,7 @@
         <w:ind w:left="4320" w:hanging="360"/>
       </w:pPr>
       <w:rPr>
-        <w:rFonts w:ascii="Noto Sans Symbols" w:cs="Noto Sans Symbols" w:eastAsia="Noto Sans Symbols" w:hAnsi="Noto Sans Symbols"/>
+        <w:rFonts w:ascii="Noto Sans Symbols" w:eastAsia="Noto Sans Symbols" w:hAnsi="Noto Sans Symbols" w:cs="Noto Sans Symbols"/>
         <w:sz w:val="20"/>
         <w:szCs w:val="20"/>
       </w:rPr>
@@ -2800,7 +2478,7 @@
         <w:ind w:left="5040" w:hanging="360"/>
       </w:pPr>
       <w:rPr>
-        <w:rFonts w:ascii="Noto Sans Symbols" w:cs="Noto Sans Symbols" w:eastAsia="Noto Sans Symbols" w:hAnsi="Noto Sans Symbols"/>
+        <w:rFonts w:ascii="Noto Sans Symbols" w:eastAsia="Noto Sans Symbols" w:hAnsi="Noto Sans Symbols" w:cs="Noto Sans Symbols"/>
         <w:sz w:val="20"/>
         <w:szCs w:val="20"/>
       </w:rPr>
@@ -2814,7 +2492,7 @@
         <w:ind w:left="5760" w:hanging="360"/>
       </w:pPr>
       <w:rPr>
-        <w:rFonts w:ascii="Noto Sans Symbols" w:cs="Noto Sans Symbols" w:eastAsia="Noto Sans Symbols" w:hAnsi="Noto Sans Symbols"/>
+        <w:rFonts w:ascii="Noto Sans Symbols" w:eastAsia="Noto Sans Symbols" w:hAnsi="Noto Sans Symbols" w:cs="Noto Sans Symbols"/>
         <w:sz w:val="20"/>
         <w:szCs w:val="20"/>
       </w:rPr>
@@ -2828,13 +2506,16 @@
         <w:ind w:left="6480" w:hanging="360"/>
       </w:pPr>
       <w:rPr>
-        <w:rFonts w:ascii="Noto Sans Symbols" w:cs="Noto Sans Symbols" w:eastAsia="Noto Sans Symbols" w:hAnsi="Noto Sans Symbols"/>
+        <w:rFonts w:ascii="Noto Sans Symbols" w:eastAsia="Noto Sans Symbols" w:hAnsi="Noto Sans Symbols" w:cs="Noto Sans Symbols"/>
         <w:sz w:val="20"/>
         <w:szCs w:val="20"/>
       </w:rPr>
     </w:lvl>
   </w:abstractNum>
-  <w:abstractNum w:abstractNumId="8">
+  <w:abstractNum w:abstractNumId="7" w15:restartNumberingAfterBreak="0">
+    <w:nsid w:val="674A44C9"/>
+    <w:multiLevelType w:val="multilevel"/>
+    <w:tmpl w:val="15106B2E"/>
     <w:lvl w:ilvl="0">
       <w:start w:val="1"/>
       <w:numFmt w:val="bullet"/>
@@ -2844,7 +2525,7 @@
         <w:ind w:left="720" w:hanging="360"/>
       </w:pPr>
       <w:rPr>
-        <w:rFonts w:ascii="Noto Sans Symbols" w:cs="Noto Sans Symbols" w:eastAsia="Noto Sans Symbols" w:hAnsi="Noto Sans Symbols"/>
+        <w:rFonts w:ascii="Noto Sans Symbols" w:eastAsia="Noto Sans Symbols" w:hAnsi="Noto Sans Symbols" w:cs="Noto Sans Symbols"/>
         <w:sz w:val="20"/>
         <w:szCs w:val="20"/>
       </w:rPr>
@@ -2858,7 +2539,7 @@
         <w:ind w:left="1440" w:hanging="360"/>
       </w:pPr>
       <w:rPr>
-        <w:rFonts w:ascii="Courier New" w:cs="Courier New" w:eastAsia="Courier New" w:hAnsi="Courier New"/>
+        <w:rFonts w:ascii="Courier New" w:eastAsia="Courier New" w:hAnsi="Courier New" w:cs="Courier New"/>
         <w:sz w:val="20"/>
         <w:szCs w:val="20"/>
       </w:rPr>
@@ -2872,7 +2553,7 @@
         <w:ind w:left="2160" w:hanging="360"/>
       </w:pPr>
       <w:rPr>
-        <w:rFonts w:ascii="Noto Sans Symbols" w:cs="Noto Sans Symbols" w:eastAsia="Noto Sans Symbols" w:hAnsi="Noto Sans Symbols"/>
+        <w:rFonts w:ascii="Noto Sans Symbols" w:eastAsia="Noto Sans Symbols" w:hAnsi="Noto Sans Symbols" w:cs="Noto Sans Symbols"/>
         <w:sz w:val="20"/>
         <w:szCs w:val="20"/>
       </w:rPr>
@@ -2886,7 +2567,7 @@
         <w:ind w:left="2880" w:hanging="360"/>
       </w:pPr>
       <w:rPr>
-        <w:rFonts w:ascii="Noto Sans Symbols" w:cs="Noto Sans Symbols" w:eastAsia="Noto Sans Symbols" w:hAnsi="Noto Sans Symbols"/>
+        <w:rFonts w:ascii="Noto Sans Symbols" w:eastAsia="Noto Sans Symbols" w:hAnsi="Noto Sans Symbols" w:cs="Noto Sans Symbols"/>
         <w:sz w:val="20"/>
         <w:szCs w:val="20"/>
       </w:rPr>
@@ -2900,7 +2581,7 @@
         <w:ind w:left="3600" w:hanging="360"/>
       </w:pPr>
       <w:rPr>
-        <w:rFonts w:ascii="Noto Sans Symbols" w:cs="Noto Sans Symbols" w:eastAsia="Noto Sans Symbols" w:hAnsi="Noto Sans Symbols"/>
+        <w:rFonts w:ascii="Noto Sans Symbols" w:eastAsia="Noto Sans Symbols" w:hAnsi="Noto Sans Symbols" w:cs="Noto Sans Symbols"/>
         <w:sz w:val="20"/>
         <w:szCs w:val="20"/>
       </w:rPr>
@@ -2914,7 +2595,7 @@
         <w:ind w:left="4320" w:hanging="360"/>
       </w:pPr>
       <w:rPr>
-        <w:rFonts w:ascii="Noto Sans Symbols" w:cs="Noto Sans Symbols" w:eastAsia="Noto Sans Symbols" w:hAnsi="Noto Sans Symbols"/>
+        <w:rFonts w:ascii="Noto Sans Symbols" w:eastAsia="Noto Sans Symbols" w:hAnsi="Noto Sans Symbols" w:cs="Noto Sans Symbols"/>
         <w:sz w:val="20"/>
         <w:szCs w:val="20"/>
       </w:rPr>
@@ -2928,7 +2609,7 @@
         <w:ind w:left="5040" w:hanging="360"/>
       </w:pPr>
       <w:rPr>
-        <w:rFonts w:ascii="Noto Sans Symbols" w:cs="Noto Sans Symbols" w:eastAsia="Noto Sans Symbols" w:hAnsi="Noto Sans Symbols"/>
+        <w:rFonts w:ascii="Noto Sans Symbols" w:eastAsia="Noto Sans Symbols" w:hAnsi="Noto Sans Symbols" w:cs="Noto Sans Symbols"/>
         <w:sz w:val="20"/>
         <w:szCs w:val="20"/>
       </w:rPr>
@@ -2942,7 +2623,7 @@
         <w:ind w:left="5760" w:hanging="360"/>
       </w:pPr>
       <w:rPr>
-        <w:rFonts w:ascii="Noto Sans Symbols" w:cs="Noto Sans Symbols" w:eastAsia="Noto Sans Symbols" w:hAnsi="Noto Sans Symbols"/>
+        <w:rFonts w:ascii="Noto Sans Symbols" w:eastAsia="Noto Sans Symbols" w:hAnsi="Noto Sans Symbols" w:cs="Noto Sans Symbols"/>
         <w:sz w:val="20"/>
         <w:szCs w:val="20"/>
       </w:rPr>
@@ -2956,13 +2637,16 @@
         <w:ind w:left="6480" w:hanging="360"/>
       </w:pPr>
       <w:rPr>
-        <w:rFonts w:ascii="Noto Sans Symbols" w:cs="Noto Sans Symbols" w:eastAsia="Noto Sans Symbols" w:hAnsi="Noto Sans Symbols"/>
+        <w:rFonts w:ascii="Noto Sans Symbols" w:eastAsia="Noto Sans Symbols" w:hAnsi="Noto Sans Symbols" w:cs="Noto Sans Symbols"/>
         <w:sz w:val="20"/>
         <w:szCs w:val="20"/>
       </w:rPr>
     </w:lvl>
   </w:abstractNum>
-  <w:abstractNum w:abstractNumId="9">
+  <w:abstractNum w:abstractNumId="8" w15:restartNumberingAfterBreak="0">
+    <w:nsid w:val="6E1328E3"/>
+    <w:multiLevelType w:val="multilevel"/>
+    <w:tmpl w:val="92F89FD0"/>
     <w:lvl w:ilvl="0">
       <w:start w:val="1"/>
       <w:numFmt w:val="bullet"/>
@@ -2972,7 +2656,7 @@
         <w:ind w:left="720" w:hanging="360"/>
       </w:pPr>
       <w:rPr>
-        <w:rFonts w:ascii="Noto Sans Symbols" w:cs="Noto Sans Symbols" w:eastAsia="Noto Sans Symbols" w:hAnsi="Noto Sans Symbols"/>
+        <w:rFonts w:ascii="Noto Sans Symbols" w:eastAsia="Noto Sans Symbols" w:hAnsi="Noto Sans Symbols" w:cs="Noto Sans Symbols"/>
         <w:sz w:val="20"/>
         <w:szCs w:val="20"/>
       </w:rPr>
@@ -2986,7 +2670,7 @@
         <w:ind w:left="1440" w:hanging="360"/>
       </w:pPr>
       <w:rPr>
-        <w:rFonts w:ascii="Courier New" w:cs="Courier New" w:eastAsia="Courier New" w:hAnsi="Courier New"/>
+        <w:rFonts w:ascii="Courier New" w:eastAsia="Courier New" w:hAnsi="Courier New" w:cs="Courier New"/>
         <w:sz w:val="20"/>
         <w:szCs w:val="20"/>
       </w:rPr>
@@ -3000,7 +2684,7 @@
         <w:ind w:left="2160" w:hanging="360"/>
       </w:pPr>
       <w:rPr>
-        <w:rFonts w:ascii="Noto Sans Symbols" w:cs="Noto Sans Symbols" w:eastAsia="Noto Sans Symbols" w:hAnsi="Noto Sans Symbols"/>
+        <w:rFonts w:ascii="Noto Sans Symbols" w:eastAsia="Noto Sans Symbols" w:hAnsi="Noto Sans Symbols" w:cs="Noto Sans Symbols"/>
         <w:sz w:val="20"/>
         <w:szCs w:val="20"/>
       </w:rPr>
@@ -3014,7 +2698,7 @@
         <w:ind w:left="2880" w:hanging="360"/>
       </w:pPr>
       <w:rPr>
-        <w:rFonts w:ascii="Noto Sans Symbols" w:cs="Noto Sans Symbols" w:eastAsia="Noto Sans Symbols" w:hAnsi="Noto Sans Symbols"/>
+        <w:rFonts w:ascii="Noto Sans Symbols" w:eastAsia="Noto Sans Symbols" w:hAnsi="Noto Sans Symbols" w:cs="Noto Sans Symbols"/>
         <w:sz w:val="20"/>
         <w:szCs w:val="20"/>
       </w:rPr>
@@ -3028,7 +2712,7 @@
         <w:ind w:left="3600" w:hanging="360"/>
       </w:pPr>
       <w:rPr>
-        <w:rFonts w:ascii="Noto Sans Symbols" w:cs="Noto Sans Symbols" w:eastAsia="Noto Sans Symbols" w:hAnsi="Noto Sans Symbols"/>
+        <w:rFonts w:ascii="Noto Sans Symbols" w:eastAsia="Noto Sans Symbols" w:hAnsi="Noto Sans Symbols" w:cs="Noto Sans Symbols"/>
         <w:sz w:val="20"/>
         <w:szCs w:val="20"/>
       </w:rPr>
@@ -3042,7 +2726,7 @@
         <w:ind w:left="4320" w:hanging="360"/>
       </w:pPr>
       <w:rPr>
-        <w:rFonts w:ascii="Noto Sans Symbols" w:cs="Noto Sans Symbols" w:eastAsia="Noto Sans Symbols" w:hAnsi="Noto Sans Symbols"/>
+        <w:rFonts w:ascii="Noto Sans Symbols" w:eastAsia="Noto Sans Symbols" w:hAnsi="Noto Sans Symbols" w:cs="Noto Sans Symbols"/>
         <w:sz w:val="20"/>
         <w:szCs w:val="20"/>
       </w:rPr>
@@ -3056,7 +2740,7 @@
         <w:ind w:left="5040" w:hanging="360"/>
       </w:pPr>
       <w:rPr>
-        <w:rFonts w:ascii="Noto Sans Symbols" w:cs="Noto Sans Symbols" w:eastAsia="Noto Sans Symbols" w:hAnsi="Noto Sans Symbols"/>
+        <w:rFonts w:ascii="Noto Sans Symbols" w:eastAsia="Noto Sans Symbols" w:hAnsi="Noto Sans Symbols" w:cs="Noto Sans Symbols"/>
         <w:sz w:val="20"/>
         <w:szCs w:val="20"/>
       </w:rPr>
@@ -3070,7 +2754,7 @@
         <w:ind w:left="5760" w:hanging="360"/>
       </w:pPr>
       <w:rPr>
-        <w:rFonts w:ascii="Noto Sans Symbols" w:cs="Noto Sans Symbols" w:eastAsia="Noto Sans Symbols" w:hAnsi="Noto Sans Symbols"/>
+        <w:rFonts w:ascii="Noto Sans Symbols" w:eastAsia="Noto Sans Symbols" w:hAnsi="Noto Sans Symbols" w:cs="Noto Sans Symbols"/>
         <w:sz w:val="20"/>
         <w:szCs w:val="20"/>
       </w:rPr>
@@ -3084,13 +2768,16 @@
         <w:ind w:left="6480" w:hanging="360"/>
       </w:pPr>
       <w:rPr>
-        <w:rFonts w:ascii="Noto Sans Symbols" w:cs="Noto Sans Symbols" w:eastAsia="Noto Sans Symbols" w:hAnsi="Noto Sans Symbols"/>
+        <w:rFonts w:ascii="Noto Sans Symbols" w:eastAsia="Noto Sans Symbols" w:hAnsi="Noto Sans Symbols" w:cs="Noto Sans Symbols"/>
         <w:sz w:val="20"/>
         <w:szCs w:val="20"/>
       </w:rPr>
     </w:lvl>
   </w:abstractNum>
-  <w:abstractNum w:abstractNumId="10">
+  <w:abstractNum w:abstractNumId="9" w15:restartNumberingAfterBreak="0">
+    <w:nsid w:val="787E3B47"/>
+    <w:multiLevelType w:val="multilevel"/>
+    <w:tmpl w:val="BE487548"/>
     <w:lvl w:ilvl="0">
       <w:start w:val="1"/>
       <w:numFmt w:val="bullet"/>
@@ -3100,7 +2787,7 @@
         <w:ind w:left="720" w:hanging="360"/>
       </w:pPr>
       <w:rPr>
-        <w:rFonts w:ascii="Noto Sans Symbols" w:cs="Noto Sans Symbols" w:eastAsia="Noto Sans Symbols" w:hAnsi="Noto Sans Symbols"/>
+        <w:rFonts w:ascii="Noto Sans Symbols" w:eastAsia="Noto Sans Symbols" w:hAnsi="Noto Sans Symbols" w:cs="Noto Sans Symbols"/>
         <w:sz w:val="20"/>
         <w:szCs w:val="20"/>
       </w:rPr>
@@ -3114,7 +2801,7 @@
         <w:ind w:left="1440" w:hanging="360"/>
       </w:pPr>
       <w:rPr>
-        <w:rFonts w:ascii="Courier New" w:cs="Courier New" w:eastAsia="Courier New" w:hAnsi="Courier New"/>
+        <w:rFonts w:ascii="Courier New" w:eastAsia="Courier New" w:hAnsi="Courier New" w:cs="Courier New"/>
         <w:sz w:val="20"/>
         <w:szCs w:val="20"/>
       </w:rPr>
@@ -3128,7 +2815,7 @@
         <w:ind w:left="2160" w:hanging="360"/>
       </w:pPr>
       <w:rPr>
-        <w:rFonts w:ascii="Noto Sans Symbols" w:cs="Noto Sans Symbols" w:eastAsia="Noto Sans Symbols" w:hAnsi="Noto Sans Symbols"/>
+        <w:rFonts w:ascii="Noto Sans Symbols" w:eastAsia="Noto Sans Symbols" w:hAnsi="Noto Sans Symbols" w:cs="Noto Sans Symbols"/>
         <w:sz w:val="20"/>
         <w:szCs w:val="20"/>
       </w:rPr>
@@ -3142,7 +2829,7 @@
         <w:ind w:left="2880" w:hanging="360"/>
       </w:pPr>
       <w:rPr>
-        <w:rFonts w:ascii="Noto Sans Symbols" w:cs="Noto Sans Symbols" w:eastAsia="Noto Sans Symbols" w:hAnsi="Noto Sans Symbols"/>
+        <w:rFonts w:ascii="Noto Sans Symbols" w:eastAsia="Noto Sans Symbols" w:hAnsi="Noto Sans Symbols" w:cs="Noto Sans Symbols"/>
         <w:sz w:val="20"/>
         <w:szCs w:val="20"/>
       </w:rPr>
@@ -3156,7 +2843,7 @@
         <w:ind w:left="3600" w:hanging="360"/>
       </w:pPr>
       <w:rPr>
-        <w:rFonts w:ascii="Noto Sans Symbols" w:cs="Noto Sans Symbols" w:eastAsia="Noto Sans Symbols" w:hAnsi="Noto Sans Symbols"/>
+        <w:rFonts w:ascii="Noto Sans Symbols" w:eastAsia="Noto Sans Symbols" w:hAnsi="Noto Sans Symbols" w:cs="Noto Sans Symbols"/>
         <w:sz w:val="20"/>
         <w:szCs w:val="20"/>
       </w:rPr>
@@ -3170,7 +2857,7 @@
         <w:ind w:left="4320" w:hanging="360"/>
       </w:pPr>
       <w:rPr>
-        <w:rFonts w:ascii="Noto Sans Symbols" w:cs="Noto Sans Symbols" w:eastAsia="Noto Sans Symbols" w:hAnsi="Noto Sans Symbols"/>
+        <w:rFonts w:ascii="Noto Sans Symbols" w:eastAsia="Noto Sans Symbols" w:hAnsi="Noto Sans Symbols" w:cs="Noto Sans Symbols"/>
         <w:sz w:val="20"/>
         <w:szCs w:val="20"/>
       </w:rPr>
@@ -3184,7 +2871,7 @@
         <w:ind w:left="5040" w:hanging="360"/>
       </w:pPr>
       <w:rPr>
-        <w:rFonts w:ascii="Noto Sans Symbols" w:cs="Noto Sans Symbols" w:eastAsia="Noto Sans Symbols" w:hAnsi="Noto Sans Symbols"/>
+        <w:rFonts w:ascii="Noto Sans Symbols" w:eastAsia="Noto Sans Symbols" w:hAnsi="Noto Sans Symbols" w:cs="Noto Sans Symbols"/>
         <w:sz w:val="20"/>
         <w:szCs w:val="20"/>
       </w:rPr>
@@ -3198,7 +2885,7 @@
         <w:ind w:left="5760" w:hanging="360"/>
       </w:pPr>
       <w:rPr>
-        <w:rFonts w:ascii="Noto Sans Symbols" w:cs="Noto Sans Symbols" w:eastAsia="Noto Sans Symbols" w:hAnsi="Noto Sans Symbols"/>
+        <w:rFonts w:ascii="Noto Sans Symbols" w:eastAsia="Noto Sans Symbols" w:hAnsi="Noto Sans Symbols" w:cs="Noto Sans Symbols"/>
         <w:sz w:val="20"/>
         <w:szCs w:val="20"/>
       </w:rPr>
@@ -3212,13 +2899,16 @@
         <w:ind w:left="6480" w:hanging="360"/>
       </w:pPr>
       <w:rPr>
-        <w:rFonts w:ascii="Noto Sans Symbols" w:cs="Noto Sans Symbols" w:eastAsia="Noto Sans Symbols" w:hAnsi="Noto Sans Symbols"/>
+        <w:rFonts w:ascii="Noto Sans Symbols" w:eastAsia="Noto Sans Symbols" w:hAnsi="Noto Sans Symbols" w:cs="Noto Sans Symbols"/>
         <w:sz w:val="20"/>
         <w:szCs w:val="20"/>
       </w:rPr>
     </w:lvl>
   </w:abstractNum>
-  <w:abstractNum w:abstractNumId="11">
+  <w:abstractNum w:abstractNumId="10" w15:restartNumberingAfterBreak="0">
+    <w:nsid w:val="7C0A50FA"/>
+    <w:multiLevelType w:val="multilevel"/>
+    <w:tmpl w:val="9DF65E36"/>
     <w:lvl w:ilvl="0">
       <w:start w:val="1"/>
       <w:numFmt w:val="bullet"/>
@@ -3228,7 +2918,7 @@
         <w:ind w:left="720" w:hanging="360"/>
       </w:pPr>
       <w:rPr>
-        <w:rFonts w:ascii="Noto Sans Symbols" w:cs="Noto Sans Symbols" w:eastAsia="Noto Sans Symbols" w:hAnsi="Noto Sans Symbols"/>
+        <w:rFonts w:ascii="Noto Sans Symbols" w:eastAsia="Noto Sans Symbols" w:hAnsi="Noto Sans Symbols" w:cs="Noto Sans Symbols"/>
         <w:sz w:val="20"/>
         <w:szCs w:val="20"/>
       </w:rPr>
@@ -3242,7 +2932,7 @@
         <w:ind w:left="1440" w:hanging="360"/>
       </w:pPr>
       <w:rPr>
-        <w:rFonts w:ascii="Courier New" w:cs="Courier New" w:eastAsia="Courier New" w:hAnsi="Courier New"/>
+        <w:rFonts w:ascii="Courier New" w:eastAsia="Courier New" w:hAnsi="Courier New" w:cs="Courier New"/>
         <w:sz w:val="20"/>
         <w:szCs w:val="20"/>
       </w:rPr>
@@ -3256,7 +2946,7 @@
         <w:ind w:left="2160" w:hanging="360"/>
       </w:pPr>
       <w:rPr>
-        <w:rFonts w:ascii="Noto Sans Symbols" w:cs="Noto Sans Symbols" w:eastAsia="Noto Sans Symbols" w:hAnsi="Noto Sans Symbols"/>
+        <w:rFonts w:ascii="Noto Sans Symbols" w:eastAsia="Noto Sans Symbols" w:hAnsi="Noto Sans Symbols" w:cs="Noto Sans Symbols"/>
         <w:sz w:val="20"/>
         <w:szCs w:val="20"/>
       </w:rPr>
@@ -3270,7 +2960,7 @@
         <w:ind w:left="2880" w:hanging="360"/>
       </w:pPr>
       <w:rPr>
-        <w:rFonts w:ascii="Noto Sans Symbols" w:cs="Noto Sans Symbols" w:eastAsia="Noto Sans Symbols" w:hAnsi="Noto Sans Symbols"/>
+        <w:rFonts w:ascii="Noto Sans Symbols" w:eastAsia="Noto Sans Symbols" w:hAnsi="Noto Sans Symbols" w:cs="Noto Sans Symbols"/>
         <w:sz w:val="20"/>
         <w:szCs w:val="20"/>
       </w:rPr>
@@ -3284,7 +2974,7 @@
         <w:ind w:left="3600" w:hanging="360"/>
       </w:pPr>
       <w:rPr>
-        <w:rFonts w:ascii="Noto Sans Symbols" w:cs="Noto Sans Symbols" w:eastAsia="Noto Sans Symbols" w:hAnsi="Noto Sans Symbols"/>
+        <w:rFonts w:ascii="Noto Sans Symbols" w:eastAsia="Noto Sans Symbols" w:hAnsi="Noto Sans Symbols" w:cs="Noto Sans Symbols"/>
         <w:sz w:val="20"/>
         <w:szCs w:val="20"/>
       </w:rPr>
@@ -3298,7 +2988,7 @@
         <w:ind w:left="4320" w:hanging="360"/>
       </w:pPr>
       <w:rPr>
-        <w:rFonts w:ascii="Noto Sans Symbols" w:cs="Noto Sans Symbols" w:eastAsia="Noto Sans Symbols" w:hAnsi="Noto Sans Symbols"/>
+        <w:rFonts w:ascii="Noto Sans Symbols" w:eastAsia="Noto Sans Symbols" w:hAnsi="Noto Sans Symbols" w:cs="Noto Sans Symbols"/>
         <w:sz w:val="20"/>
         <w:szCs w:val="20"/>
       </w:rPr>
@@ -3312,7 +3002,7 @@
         <w:ind w:left="5040" w:hanging="360"/>
       </w:pPr>
       <w:rPr>
-        <w:rFonts w:ascii="Noto Sans Symbols" w:cs="Noto Sans Symbols" w:eastAsia="Noto Sans Symbols" w:hAnsi="Noto Sans Symbols"/>
+        <w:rFonts w:ascii="Noto Sans Symbols" w:eastAsia="Noto Sans Symbols" w:hAnsi="Noto Sans Symbols" w:cs="Noto Sans Symbols"/>
         <w:sz w:val="20"/>
         <w:szCs w:val="20"/>
       </w:rPr>
@@ -3326,7 +3016,7 @@
         <w:ind w:left="5760" w:hanging="360"/>
       </w:pPr>
       <w:rPr>
-        <w:rFonts w:ascii="Noto Sans Symbols" w:cs="Noto Sans Symbols" w:eastAsia="Noto Sans Symbols" w:hAnsi="Noto Sans Symbols"/>
+        <w:rFonts w:ascii="Noto Sans Symbols" w:eastAsia="Noto Sans Symbols" w:hAnsi="Noto Sans Symbols" w:cs="Noto Sans Symbols"/>
         <w:sz w:val="20"/>
         <w:szCs w:val="20"/>
       </w:rPr>
@@ -3340,56 +3030,57 @@
         <w:ind w:left="6480" w:hanging="360"/>
       </w:pPr>
       <w:rPr>
-        <w:rFonts w:ascii="Noto Sans Symbols" w:cs="Noto Sans Symbols" w:eastAsia="Noto Sans Symbols" w:hAnsi="Noto Sans Symbols"/>
+        <w:rFonts w:ascii="Noto Sans Symbols" w:eastAsia="Noto Sans Symbols" w:hAnsi="Noto Sans Symbols" w:cs="Noto Sans Symbols"/>
         <w:sz w:val="20"/>
         <w:szCs w:val="20"/>
       </w:rPr>
     </w:lvl>
   </w:abstractNum>
-  <w:num w:numId="1">
+  <w:num w:numId="1" w16cid:durableId="1941140123">
+    <w:abstractNumId w:val="2"/>
+  </w:num>
+  <w:num w:numId="2" w16cid:durableId="471481878">
+    <w:abstractNumId w:val="4"/>
+  </w:num>
+  <w:num w:numId="3" w16cid:durableId="1334146529">
+    <w:abstractNumId w:val="5"/>
+  </w:num>
+  <w:num w:numId="4" w16cid:durableId="317809723">
+    <w:abstractNumId w:val="9"/>
+  </w:num>
+  <w:num w:numId="5" w16cid:durableId="2040934841">
     <w:abstractNumId w:val="1"/>
   </w:num>
-  <w:num w:numId="2">
-    <w:abstractNumId w:val="2"/>
+  <w:num w:numId="6" w16cid:durableId="1526745109">
+    <w:abstractNumId w:val="8"/>
   </w:num>
-  <w:num w:numId="3">
+  <w:num w:numId="7" w16cid:durableId="1669093723">
+    <w:abstractNumId w:val="0"/>
+  </w:num>
+  <w:num w:numId="8" w16cid:durableId="1605576293">
+    <w:abstractNumId w:val="10"/>
+  </w:num>
+  <w:num w:numId="9" w16cid:durableId="2129161148">
+    <w:abstractNumId w:val="7"/>
+  </w:num>
+  <w:num w:numId="10" w16cid:durableId="2114128013">
     <w:abstractNumId w:val="3"/>
   </w:num>
-  <w:num w:numId="4">
-    <w:abstractNumId w:val="4"/>
-  </w:num>
-  <w:num w:numId="5">
-    <w:abstractNumId w:val="5"/>
-  </w:num>
-  <w:num w:numId="6">
+  <w:num w:numId="11" w16cid:durableId="224612325">
     <w:abstractNumId w:val="6"/>
-  </w:num>
-  <w:num w:numId="7">
-    <w:abstractNumId w:val="7"/>
-  </w:num>
-  <w:num w:numId="8">
-    <w:abstractNumId w:val="8"/>
-  </w:num>
-  <w:num w:numId="9">
-    <w:abstractNumId w:val="9"/>
-  </w:num>
-  <w:num w:numId="10">
-    <w:abstractNumId w:val="10"/>
-  </w:num>
-  <w:num w:numId="11">
-    <w:abstractNumId w:val="11"/>
   </w:num>
 </w:numbering>
 </file>
 
 <file path=word/styles.xml><?xml version="1.0" encoding="utf-8"?>
-<w:styles xmlns:mc="http://schemas.openxmlformats.org/markup-compatibility/2006" xmlns:o="urn:schemas-microsoft-com:office:office" xmlns:r="http://schemas.openxmlformats.org/officeDocument/2006/relationships" xmlns:m="http://schemas.openxmlformats.org/officeDocument/2006/math" xmlns:v="urn:schemas-microsoft-com:vml" xmlns:wp="http://schemas.openxmlformats.org/drawingml/2006/wordprocessingDrawing" xmlns:w10="urn:schemas-microsoft-com:office:word" xmlns:w="http://schemas.openxmlformats.org/wordprocessingml/2006/main" xmlns:wne="http://schemas.microsoft.com/office/word/2006/wordml" xmlns:sl="http://schemas.openxmlformats.org/schemaLibrary/2006/main" xmlns:a="http://schemas.openxmlformats.org/drawingml/2006/main" xmlns:pic="http://schemas.openxmlformats.org/drawingml/2006/picture" xmlns:c="http://schemas.openxmlformats.org/drawingml/2006/chart" xmlns:lc="http://schemas.openxmlformats.org/drawingml/2006/lockedCanvas" xmlns:dgm="http://schemas.openxmlformats.org/drawingml/2006/diagram" xmlns:wps="http://schemas.microsoft.com/office/word/2010/wordprocessingShape" xmlns:wpg="http://schemas.microsoft.com/office/word/2010/wordprocessingGroup" xmlns:w14="http://schemas.microsoft.com/office/word/2010/wordml" xmlns:w15="http://schemas.microsoft.com/office/word/2012/wordml" xmlns:w16="http://schemas.microsoft.com/office/word/2018/wordml" xmlns:w16cex="http://schemas.microsoft.com/office/word/2018/wordml/cex" xmlns:w16cid="http://schemas.microsoft.com/office/word/2016/wordml/cid" xmlns="http://schemas.microsoft.com/office/tasks/2019/documenttasks" xmlns:cr="http://schemas.microsoft.com/office/comments/2020/reactions">
+<w:styles xmlns:mc="http://schemas.openxmlformats.org/markup-compatibility/2006" xmlns:r="http://schemas.openxmlformats.org/officeDocument/2006/relationships" xmlns:w="http://schemas.openxmlformats.org/wordprocessingml/2006/main" xmlns:w14="http://schemas.microsoft.com/office/word/2010/wordml" xmlns:w15="http://schemas.microsoft.com/office/word/2012/wordml" xmlns:w16cex="http://schemas.microsoft.com/office/word/2018/wordml/cex" xmlns:w16cid="http://schemas.microsoft.com/office/word/2016/wordml/cid" xmlns:w16="http://schemas.microsoft.com/office/word/2018/wordml" xmlns:w16du="http://schemas.microsoft.com/office/word/2023/wordml/word16du" xmlns:w16sdtdh="http://schemas.microsoft.com/office/word/2020/wordml/sdtdatahash" xmlns:w16sdtfl="http://schemas.microsoft.com/office/word/2024/wordml/sdtformatlock" xmlns:w16se="http://schemas.microsoft.com/office/word/2015/wordml/symex" mc:Ignorable="w14 w15 w16se w16cid w16 w16cex w16sdtdh w16sdtfl w16du">
   <w:docDefaults>
     <w:rPrDefault>
       <w:rPr>
-        <w:rFonts w:ascii="Calibri" w:cs="Calibri" w:eastAsia="Calibri" w:hAnsi="Calibri"/>
+        <w:rFonts w:ascii="Calibri" w:eastAsia="Calibri" w:hAnsi="Calibri" w:cs="Calibri"/>
         <w:sz w:val="22"/>
         <w:szCs w:val="22"/>
+        <w:lang w:val="en-US" w:eastAsia="en-US" w:bidi="ar-SA"/>
       </w:rPr>
     </w:rPrDefault>
     <w:pPrDefault>
@@ -3398,32 +3089,402 @@
       </w:pPr>
     </w:pPrDefault>
   </w:docDefaults>
-  <w:style w:type="table" w:styleId="TableNormal" w:default="1">
-    <w:name w:val="TableNormal"/>
-    <w:tblPr>
-      <w:tblCellMar>
-        <w:top w:w="100.0" w:type="dxa"/>
-        <w:left w:w="100.0" w:type="dxa"/>
-        <w:bottom w:w="100.0" w:type="dxa"/>
-        <w:right w:w="100.0" w:type="dxa"/>
-      </w:tblCellMar>
-    </w:tblPr>
-  </w:style>
-  <w:style w:type="paragraph" w:styleId="Normal" w:default="1">
-    <w:name w:val="normal"/>
+  <w:latentStyles w:defLockedState="0" w:defUIPriority="99" w:defSemiHidden="0" w:defUnhideWhenUsed="0" w:defQFormat="0" w:count="376">
+    <w:lsdException w:name="Normal" w:uiPriority="0" w:qFormat="1"/>
+    <w:lsdException w:name="heading 1" w:uiPriority="9" w:qFormat="1"/>
+    <w:lsdException w:name="heading 2" w:semiHidden="1" w:uiPriority="9" w:unhideWhenUsed="1" w:qFormat="1"/>
+    <w:lsdException w:name="heading 3" w:semiHidden="1" w:uiPriority="9" w:unhideWhenUsed="1" w:qFormat="1"/>
+    <w:lsdException w:name="heading 4" w:semiHidden="1" w:uiPriority="9" w:unhideWhenUsed="1" w:qFormat="1"/>
+    <w:lsdException w:name="heading 5" w:semiHidden="1" w:uiPriority="9" w:unhideWhenUsed="1" w:qFormat="1"/>
+    <w:lsdException w:name="heading 6" w:semiHidden="1" w:uiPriority="9" w:unhideWhenUsed="1" w:qFormat="1"/>
+    <w:lsdException w:name="heading 7" w:semiHidden="1" w:uiPriority="9" w:unhideWhenUsed="1" w:qFormat="1"/>
+    <w:lsdException w:name="heading 8" w:semiHidden="1" w:uiPriority="9" w:unhideWhenUsed="1" w:qFormat="1"/>
+    <w:lsdException w:name="heading 9" w:semiHidden="1" w:uiPriority="9" w:unhideWhenUsed="1" w:qFormat="1"/>
+    <w:lsdException w:name="index 1" w:semiHidden="1" w:unhideWhenUsed="1"/>
+    <w:lsdException w:name="index 2" w:semiHidden="1" w:unhideWhenUsed="1"/>
+    <w:lsdException w:name="index 3" w:semiHidden="1" w:unhideWhenUsed="1"/>
+    <w:lsdException w:name="index 4" w:semiHidden="1" w:unhideWhenUsed="1"/>
+    <w:lsdException w:name="index 5" w:semiHidden="1" w:unhideWhenUsed="1"/>
+    <w:lsdException w:name="index 6" w:semiHidden="1" w:unhideWhenUsed="1"/>
+    <w:lsdException w:name="index 7" w:semiHidden="1" w:unhideWhenUsed="1"/>
+    <w:lsdException w:name="index 8" w:semiHidden="1" w:unhideWhenUsed="1"/>
+    <w:lsdException w:name="index 9" w:semiHidden="1" w:unhideWhenUsed="1"/>
+    <w:lsdException w:name="toc 1" w:semiHidden="1" w:uiPriority="39" w:unhideWhenUsed="1"/>
+    <w:lsdException w:name="toc 2" w:semiHidden="1" w:uiPriority="39" w:unhideWhenUsed="1"/>
+    <w:lsdException w:name="toc 3" w:semiHidden="1" w:uiPriority="39" w:unhideWhenUsed="1"/>
+    <w:lsdException w:name="toc 4" w:semiHidden="1" w:uiPriority="39" w:unhideWhenUsed="1"/>
+    <w:lsdException w:name="toc 5" w:semiHidden="1" w:uiPriority="39" w:unhideWhenUsed="1"/>
+    <w:lsdException w:name="toc 6" w:semiHidden="1" w:uiPriority="39" w:unhideWhenUsed="1"/>
+    <w:lsdException w:name="toc 7" w:semiHidden="1" w:uiPriority="39" w:unhideWhenUsed="1"/>
+    <w:lsdException w:name="toc 8" w:semiHidden="1" w:uiPriority="39" w:unhideWhenUsed="1"/>
+    <w:lsdException w:name="toc 9" w:semiHidden="1" w:uiPriority="39" w:unhideWhenUsed="1"/>
+    <w:lsdException w:name="Normal Indent" w:semiHidden="1" w:unhideWhenUsed="1"/>
+    <w:lsdException w:name="footnote text" w:semiHidden="1" w:unhideWhenUsed="1"/>
+    <w:lsdException w:name="annotation text" w:semiHidden="1" w:unhideWhenUsed="1"/>
+    <w:lsdException w:name="header" w:semiHidden="1" w:unhideWhenUsed="1"/>
+    <w:lsdException w:name="footer" w:semiHidden="1" w:unhideWhenUsed="1"/>
+    <w:lsdException w:name="index heading" w:semiHidden="1" w:unhideWhenUsed="1"/>
+    <w:lsdException w:name="caption" w:semiHidden="1" w:uiPriority="35" w:unhideWhenUsed="1" w:qFormat="1"/>
+    <w:lsdException w:name="table of figures" w:semiHidden="1" w:unhideWhenUsed="1"/>
+    <w:lsdException w:name="envelope address" w:semiHidden="1" w:unhideWhenUsed="1"/>
+    <w:lsdException w:name="envelope return" w:semiHidden="1" w:unhideWhenUsed="1"/>
+    <w:lsdException w:name="footnote reference" w:semiHidden="1" w:unhideWhenUsed="1"/>
+    <w:lsdException w:name="annotation reference" w:semiHidden="1" w:unhideWhenUsed="1"/>
+    <w:lsdException w:name="line number" w:semiHidden="1" w:unhideWhenUsed="1"/>
+    <w:lsdException w:name="page number" w:semiHidden="1" w:unhideWhenUsed="1"/>
+    <w:lsdException w:name="endnote reference" w:semiHidden="1" w:unhideWhenUsed="1"/>
+    <w:lsdException w:name="endnote text" w:semiHidden="1" w:unhideWhenUsed="1"/>
+    <w:lsdException w:name="table of authorities" w:semiHidden="1" w:unhideWhenUsed="1"/>
+    <w:lsdException w:name="macro" w:semiHidden="1" w:unhideWhenUsed="1"/>
+    <w:lsdException w:name="toa heading" w:semiHidden="1" w:unhideWhenUsed="1"/>
+    <w:lsdException w:name="List" w:semiHidden="1" w:unhideWhenUsed="1"/>
+    <w:lsdException w:name="List Bullet" w:semiHidden="1" w:unhideWhenUsed="1"/>
+    <w:lsdException w:name="List Number" w:semiHidden="1" w:unhideWhenUsed="1"/>
+    <w:lsdException w:name="List 2" w:semiHidden="1" w:unhideWhenUsed="1"/>
+    <w:lsdException w:name="List 3" w:semiHidden="1" w:unhideWhenUsed="1"/>
+    <w:lsdException w:name="List 4" w:semiHidden="1" w:unhideWhenUsed="1"/>
+    <w:lsdException w:name="List 5" w:semiHidden="1" w:unhideWhenUsed="1"/>
+    <w:lsdException w:name="List Bullet 2" w:semiHidden="1" w:unhideWhenUsed="1"/>
+    <w:lsdException w:name="List Bullet 3" w:semiHidden="1" w:unhideWhenUsed="1"/>
+    <w:lsdException w:name="List Bullet 4" w:semiHidden="1" w:unhideWhenUsed="1"/>
+    <w:lsdException w:name="List Bullet 5" w:semiHidden="1" w:unhideWhenUsed="1"/>
+    <w:lsdException w:name="List Number 2" w:semiHidden="1" w:unhideWhenUsed="1"/>
+    <w:lsdException w:name="List Number 3" w:semiHidden="1" w:unhideWhenUsed="1"/>
+    <w:lsdException w:name="List Number 4" w:semiHidden="1" w:unhideWhenUsed="1"/>
+    <w:lsdException w:name="List Number 5" w:semiHidden="1" w:unhideWhenUsed="1"/>
+    <w:lsdException w:name="Title" w:uiPriority="10" w:qFormat="1"/>
+    <w:lsdException w:name="Closing" w:semiHidden="1" w:unhideWhenUsed="1"/>
+    <w:lsdException w:name="Signature" w:semiHidden="1" w:unhideWhenUsed="1"/>
+    <w:lsdException w:name="Default Paragraph Font" w:semiHidden="1" w:uiPriority="1" w:unhideWhenUsed="1"/>
+    <w:lsdException w:name="Body Text" w:semiHidden="1" w:unhideWhenUsed="1"/>
+    <w:lsdException w:name="Body Text Indent" w:semiHidden="1" w:unhideWhenUsed="1"/>
+    <w:lsdException w:name="List Continue" w:semiHidden="1" w:unhideWhenUsed="1"/>
+    <w:lsdException w:name="List Continue 2" w:semiHidden="1" w:unhideWhenUsed="1"/>
+    <w:lsdException w:name="List Continue 3" w:semiHidden="1" w:unhideWhenUsed="1"/>
+    <w:lsdException w:name="List Continue 4" w:semiHidden="1" w:unhideWhenUsed="1"/>
+    <w:lsdException w:name="List Continue 5" w:semiHidden="1" w:unhideWhenUsed="1"/>
+    <w:lsdException w:name="Message Header" w:semiHidden="1" w:unhideWhenUsed="1"/>
+    <w:lsdException w:name="Subtitle" w:uiPriority="11" w:qFormat="1"/>
+    <w:lsdException w:name="Salutation" w:semiHidden="1" w:unhideWhenUsed="1"/>
+    <w:lsdException w:name="Date" w:semiHidden="1" w:unhideWhenUsed="1"/>
+    <w:lsdException w:name="Body Text First Indent" w:semiHidden="1" w:unhideWhenUsed="1"/>
+    <w:lsdException w:name="Body Text First Indent 2" w:semiHidden="1" w:unhideWhenUsed="1"/>
+    <w:lsdException w:name="Note Heading" w:semiHidden="1" w:unhideWhenUsed="1"/>
+    <w:lsdException w:name="Body Text 2" w:semiHidden="1" w:unhideWhenUsed="1"/>
+    <w:lsdException w:name="Body Text 3" w:semiHidden="1" w:unhideWhenUsed="1"/>
+    <w:lsdException w:name="Body Text Indent 2" w:semiHidden="1" w:unhideWhenUsed="1"/>
+    <w:lsdException w:name="Body Text Indent 3" w:semiHidden="1" w:unhideWhenUsed="1"/>
+    <w:lsdException w:name="Block Text" w:semiHidden="1" w:unhideWhenUsed="1"/>
+    <w:lsdException w:name="Hyperlink" w:semiHidden="1" w:unhideWhenUsed="1"/>
+    <w:lsdException w:name="FollowedHyperlink" w:semiHidden="1" w:unhideWhenUsed="1"/>
+    <w:lsdException w:name="Strong" w:uiPriority="22" w:qFormat="1"/>
+    <w:lsdException w:name="Emphasis" w:uiPriority="20" w:qFormat="1"/>
+    <w:lsdException w:name="Document Map" w:semiHidden="1" w:unhideWhenUsed="1"/>
+    <w:lsdException w:name="Plain Text" w:semiHidden="1" w:unhideWhenUsed="1"/>
+    <w:lsdException w:name="E-mail Signature" w:semiHidden="1" w:unhideWhenUsed="1"/>
+    <w:lsdException w:name="HTML Top of Form" w:semiHidden="1" w:unhideWhenUsed="1"/>
+    <w:lsdException w:name="HTML Bottom of Form" w:semiHidden="1" w:unhideWhenUsed="1"/>
+    <w:lsdException w:name="Normal (Web)" w:semiHidden="1" w:unhideWhenUsed="1"/>
+    <w:lsdException w:name="HTML Acronym" w:semiHidden="1" w:unhideWhenUsed="1"/>
+    <w:lsdException w:name="HTML Address" w:semiHidden="1" w:unhideWhenUsed="1"/>
+    <w:lsdException w:name="HTML Cite" w:semiHidden="1" w:unhideWhenUsed="1"/>
+    <w:lsdException w:name="HTML Code" w:semiHidden="1" w:unhideWhenUsed="1"/>
+    <w:lsdException w:name="HTML Definition" w:semiHidden="1" w:unhideWhenUsed="1"/>
+    <w:lsdException w:name="HTML Keyboard" w:semiHidden="1" w:unhideWhenUsed="1"/>
+    <w:lsdException w:name="HTML Preformatted" w:semiHidden="1" w:unhideWhenUsed="1"/>
+    <w:lsdException w:name="HTML Sample" w:semiHidden="1" w:unhideWhenUsed="1"/>
+    <w:lsdException w:name="HTML Typewriter" w:semiHidden="1" w:unhideWhenUsed="1"/>
+    <w:lsdException w:name="HTML Variable" w:semiHidden="1" w:unhideWhenUsed="1"/>
+    <w:lsdException w:name="Normal Table" w:semiHidden="1" w:unhideWhenUsed="1"/>
+    <w:lsdException w:name="annotation subject" w:semiHidden="1" w:unhideWhenUsed="1"/>
+    <w:lsdException w:name="No List" w:semiHidden="1" w:unhideWhenUsed="1"/>
+    <w:lsdException w:name="Outline List 1" w:semiHidden="1" w:unhideWhenUsed="1"/>
+    <w:lsdException w:name="Outline List 2" w:semiHidden="1" w:unhideWhenUsed="1"/>
+    <w:lsdException w:name="Outline List 3" w:semiHidden="1" w:unhideWhenUsed="1"/>
+    <w:lsdException w:name="Table Simple 1" w:semiHidden="1" w:unhideWhenUsed="1"/>
+    <w:lsdException w:name="Table Simple 2" w:semiHidden="1" w:unhideWhenUsed="1"/>
+    <w:lsdException w:name="Table Simple 3" w:semiHidden="1" w:unhideWhenUsed="1"/>
+    <w:lsdException w:name="Table Classic 1" w:semiHidden="1" w:unhideWhenUsed="1"/>
+    <w:lsdException w:name="Table Classic 2" w:semiHidden="1" w:unhideWhenUsed="1"/>
+    <w:lsdException w:name="Table Classic 3" w:semiHidden="1" w:unhideWhenUsed="1"/>
+    <w:lsdException w:name="Table Classic 4" w:semiHidden="1" w:unhideWhenUsed="1"/>
+    <w:lsdException w:name="Table Colorful 1" w:semiHidden="1" w:unhideWhenUsed="1"/>
+    <w:lsdException w:name="Table Colorful 2" w:semiHidden="1" w:unhideWhenUsed="1"/>
+    <w:lsdException w:name="Table Colorful 3" w:semiHidden="1" w:unhideWhenUsed="1"/>
+    <w:lsdException w:name="Table Columns 1" w:semiHidden="1" w:unhideWhenUsed="1"/>
+    <w:lsdException w:name="Table Columns 2" w:semiHidden="1" w:unhideWhenUsed="1"/>
+    <w:lsdException w:name="Table Columns 3" w:semiHidden="1" w:unhideWhenUsed="1"/>
+    <w:lsdException w:name="Table Columns 4" w:semiHidden="1" w:unhideWhenUsed="1"/>
+    <w:lsdException w:name="Table Columns 5" w:semiHidden="1" w:unhideWhenUsed="1"/>
+    <w:lsdException w:name="Table Grid 1" w:semiHidden="1" w:unhideWhenUsed="1"/>
+    <w:lsdException w:name="Table Grid 2" w:semiHidden="1" w:unhideWhenUsed="1"/>
+    <w:lsdException w:name="Table Grid 3" w:semiHidden="1" w:unhideWhenUsed="1"/>
+    <w:lsdException w:name="Table Grid 4" w:semiHidden="1" w:unhideWhenUsed="1"/>
+    <w:lsdException w:name="Table Grid 5" w:semiHidden="1" w:unhideWhenUsed="1"/>
+    <w:lsdException w:name="Table Grid 6" w:semiHidden="1" w:unhideWhenUsed="1"/>
+    <w:lsdException w:name="Table Grid 7" w:semiHidden="1" w:unhideWhenUsed="1"/>
+    <w:lsdException w:name="Table Grid 8" w:semiHidden="1" w:unhideWhenUsed="1"/>
+    <w:lsdException w:name="Table List 1" w:semiHidden="1" w:unhideWhenUsed="1"/>
+    <w:lsdException w:name="Table List 2" w:semiHidden="1" w:unhideWhenUsed="1"/>
+    <w:lsdException w:name="Table List 3" w:semiHidden="1" w:unhideWhenUsed="1"/>
+    <w:lsdException w:name="Table List 4" w:semiHidden="1" w:unhideWhenUsed="1"/>
+    <w:lsdException w:name="Table List 5" w:semiHidden="1" w:unhideWhenUsed="1"/>
+    <w:lsdException w:name="Table List 6" w:semiHidden="1" w:unhideWhenUsed="1"/>
+    <w:lsdException w:name="Table List 7" w:semiHidden="1" w:unhideWhenUsed="1"/>
+    <w:lsdException w:name="Table List 8" w:semiHidden="1" w:unhideWhenUsed="1"/>
+    <w:lsdException w:name="Table 3D effects 1" w:semiHidden="1" w:unhideWhenUsed="1"/>
+    <w:lsdException w:name="Table 3D effects 2" w:semiHidden="1" w:unhideWhenUsed="1"/>
+    <w:lsdException w:name="Table 3D effects 3" w:semiHidden="1" w:unhideWhenUsed="1"/>
+    <w:lsdException w:name="Table Contemporary" w:semiHidden="1" w:unhideWhenUsed="1"/>
+    <w:lsdException w:name="Table Elegant" w:semiHidden="1" w:unhideWhenUsed="1"/>
+    <w:lsdException w:name="Table Professional" w:semiHidden="1" w:unhideWhenUsed="1"/>
+    <w:lsdException w:name="Table Subtle 1" w:semiHidden="1" w:unhideWhenUsed="1"/>
+    <w:lsdException w:name="Table Subtle 2" w:semiHidden="1" w:unhideWhenUsed="1"/>
+    <w:lsdException w:name="Table Web 1" w:semiHidden="1" w:unhideWhenUsed="1"/>
+    <w:lsdException w:name="Table Web 2" w:semiHidden="1" w:unhideWhenUsed="1"/>
+    <w:lsdException w:name="Table Web 3" w:semiHidden="1" w:unhideWhenUsed="1"/>
+    <w:lsdException w:name="Balloon Text" w:semiHidden="1" w:unhideWhenUsed="1"/>
+    <w:lsdException w:name="Table Grid" w:uiPriority="39"/>
+    <w:lsdException w:name="Table Theme" w:semiHidden="1" w:unhideWhenUsed="1"/>
+    <w:lsdException w:name="Placeholder Text" w:semiHidden="1"/>
+    <w:lsdException w:name="No Spacing" w:uiPriority="1" w:qFormat="1"/>
+    <w:lsdException w:name="Light Shading" w:uiPriority="60"/>
+    <w:lsdException w:name="Light List" w:uiPriority="61"/>
+    <w:lsdException w:name="Light Grid" w:uiPriority="62"/>
+    <w:lsdException w:name="Medium Shading 1" w:uiPriority="63"/>
+    <w:lsdException w:name="Medium Shading 2" w:uiPriority="64"/>
+    <w:lsdException w:name="Medium List 1" w:uiPriority="65"/>
+    <w:lsdException w:name="Medium List 2" w:uiPriority="66"/>
+    <w:lsdException w:name="Medium Grid 1" w:uiPriority="67"/>
+    <w:lsdException w:name="Medium Grid 2" w:uiPriority="68"/>
+    <w:lsdException w:name="Medium Grid 3" w:uiPriority="69"/>
+    <w:lsdException w:name="Dark List" w:uiPriority="70"/>
+    <w:lsdException w:name="Colorful Shading" w:uiPriority="71"/>
+    <w:lsdException w:name="Colorful List" w:uiPriority="72"/>
+    <w:lsdException w:name="Colorful Grid" w:uiPriority="73"/>
+    <w:lsdException w:name="Light Shading Accent 1" w:uiPriority="60"/>
+    <w:lsdException w:name="Light List Accent 1" w:uiPriority="61"/>
+    <w:lsdException w:name="Light Grid Accent 1" w:uiPriority="62"/>
+    <w:lsdException w:name="Medium Shading 1 Accent 1" w:uiPriority="63"/>
+    <w:lsdException w:name="Medium Shading 2 Accent 1" w:uiPriority="64"/>
+    <w:lsdException w:name="Medium List 1 Accent 1" w:uiPriority="65"/>
+    <w:lsdException w:name="Revision" w:semiHidden="1"/>
+    <w:lsdException w:name="List Paragraph" w:uiPriority="34" w:qFormat="1"/>
+    <w:lsdException w:name="Quote" w:uiPriority="29" w:qFormat="1"/>
+    <w:lsdException w:name="Intense Quote" w:uiPriority="30" w:qFormat="1"/>
+    <w:lsdException w:name="Medium List 2 Accent 1" w:uiPriority="66"/>
+    <w:lsdException w:name="Medium Grid 1 Accent 1" w:uiPriority="67"/>
+    <w:lsdException w:name="Medium Grid 2 Accent 1" w:uiPriority="68"/>
+    <w:lsdException w:name="Medium Grid 3 Accent 1" w:uiPriority="69"/>
+    <w:lsdException w:name="Dark List Accent 1" w:uiPriority="70"/>
+    <w:lsdException w:name="Colorful Shading Accent 1" w:uiPriority="71"/>
+    <w:lsdException w:name="Colorful List Accent 1" w:uiPriority="72"/>
+    <w:lsdException w:name="Colorful Grid Accent 1" w:uiPriority="73"/>
+    <w:lsdException w:name="Light Shading Accent 2" w:uiPriority="60"/>
+    <w:lsdException w:name="Light List Accent 2" w:uiPriority="61"/>
+    <w:lsdException w:name="Light Grid Accent 2" w:uiPriority="62"/>
+    <w:lsdException w:name="Medium Shading 1 Accent 2" w:uiPriority="63"/>
+    <w:lsdException w:name="Medium Shading 2 Accent 2" w:uiPriority="64"/>
+    <w:lsdException w:name="Medium List 1 Accent 2" w:uiPriority="65"/>
+    <w:lsdException w:name="Medium List 2 Accent 2" w:uiPriority="66"/>
+    <w:lsdException w:name="Medium Grid 1 Accent 2" w:uiPriority="67"/>
+    <w:lsdException w:name="Medium Grid 2 Accent 2" w:uiPriority="68"/>
+    <w:lsdException w:name="Medium Grid 3 Accent 2" w:uiPriority="69"/>
+    <w:lsdException w:name="Dark List Accent 2" w:uiPriority="70"/>
+    <w:lsdException w:name="Colorful Shading Accent 2" w:uiPriority="71"/>
+    <w:lsdException w:name="Colorful List Accent 2" w:uiPriority="72"/>
+    <w:lsdException w:name="Colorful Grid Accent 2" w:uiPriority="73"/>
+    <w:lsdException w:name="Light Shading Accent 3" w:uiPriority="60"/>
+    <w:lsdException w:name="Light List Accent 3" w:uiPriority="61"/>
+    <w:lsdException w:name="Light Grid Accent 3" w:uiPriority="62"/>
+    <w:lsdException w:name="Medium Shading 1 Accent 3" w:uiPriority="63"/>
+    <w:lsdException w:name="Medium Shading 2 Accent 3" w:uiPriority="64"/>
+    <w:lsdException w:name="Medium List 1 Accent 3" w:uiPriority="65"/>
+    <w:lsdException w:name="Medium List 2 Accent 3" w:uiPriority="66"/>
+    <w:lsdException w:name="Medium Grid 1 Accent 3" w:uiPriority="67"/>
+    <w:lsdException w:name="Medium Grid 2 Accent 3" w:uiPriority="68"/>
+    <w:lsdException w:name="Medium Grid 3 Accent 3" w:uiPriority="69"/>
+    <w:lsdException w:name="Dark List Accent 3" w:uiPriority="70"/>
+    <w:lsdException w:name="Colorful Shading Accent 3" w:uiPriority="71"/>
+    <w:lsdException w:name="Colorful List Accent 3" w:uiPriority="72"/>
+    <w:lsdException w:name="Colorful Grid Accent 3" w:uiPriority="73"/>
+    <w:lsdException w:name="Light Shading Accent 4" w:uiPriority="60"/>
+    <w:lsdException w:name="Light List Accent 4" w:uiPriority="61"/>
+    <w:lsdException w:name="Light Grid Accent 4" w:uiPriority="62"/>
+    <w:lsdException w:name="Medium Shading 1 Accent 4" w:uiPriority="63"/>
+    <w:lsdException w:name="Medium Shading 2 Accent 4" w:uiPriority="64"/>
+    <w:lsdException w:name="Medium List 1 Accent 4" w:uiPriority="65"/>
+    <w:lsdException w:name="Medium List 2 Accent 4" w:uiPriority="66"/>
+    <w:lsdException w:name="Medium Grid 1 Accent 4" w:uiPriority="67"/>
+    <w:lsdException w:name="Medium Grid 2 Accent 4" w:uiPriority="68"/>
+    <w:lsdException w:name="Medium Grid 3 Accent 4" w:uiPriority="69"/>
+    <w:lsdException w:name="Dark List Accent 4" w:uiPriority="70"/>
+    <w:lsdException w:name="Colorful Shading Accent 4" w:uiPriority="71"/>
+    <w:lsdException w:name="Colorful List Accent 4" w:uiPriority="72"/>
+    <w:lsdException w:name="Colorful Grid Accent 4" w:uiPriority="73"/>
+    <w:lsdException w:name="Light Shading Accent 5" w:uiPriority="60"/>
+    <w:lsdException w:name="Light List Accent 5" w:uiPriority="61"/>
+    <w:lsdException w:name="Light Grid Accent 5" w:uiPriority="62"/>
+    <w:lsdException w:name="Medium Shading 1 Accent 5" w:uiPriority="63"/>
+    <w:lsdException w:name="Medium Shading 2 Accent 5" w:uiPriority="64"/>
+    <w:lsdException w:name="Medium List 1 Accent 5" w:uiPriority="65"/>
+    <w:lsdException w:name="Medium List 2 Accent 5" w:uiPriority="66"/>
+    <w:lsdException w:name="Medium Grid 1 Accent 5" w:uiPriority="67"/>
+    <w:lsdException w:name="Medium Grid 2 Accent 5" w:uiPriority="68"/>
+    <w:lsdException w:name="Medium Grid 3 Accent 5" w:uiPriority="69"/>
+    <w:lsdException w:name="Dark List Accent 5" w:uiPriority="70"/>
+    <w:lsdException w:name="Colorful Shading Accent 5" w:uiPriority="71"/>
+    <w:lsdException w:name="Colorful List Accent 5" w:uiPriority="72"/>
+    <w:lsdException w:name="Colorful Grid Accent 5" w:uiPriority="73"/>
+    <w:lsdException w:name="Light Shading Accent 6" w:uiPriority="60"/>
+    <w:lsdException w:name="Light List Accent 6" w:uiPriority="61"/>
+    <w:lsdException w:name="Light Grid Accent 6" w:uiPriority="62"/>
+    <w:lsdException w:name="Medium Shading 1 Accent 6" w:uiPriority="63"/>
+    <w:lsdException w:name="Medium Shading 2 Accent 6" w:uiPriority="64"/>
+    <w:lsdException w:name="Medium List 1 Accent 6" w:uiPriority="65"/>
+    <w:lsdException w:name="Medium List 2 Accent 6" w:uiPriority="66"/>
+    <w:lsdException w:name="Medium Grid 1 Accent 6" w:uiPriority="67"/>
+    <w:lsdException w:name="Medium Grid 2 Accent 6" w:uiPriority="68"/>
+    <w:lsdException w:name="Medium Grid 3 Accent 6" w:uiPriority="69"/>
+    <w:lsdException w:name="Dark List Accent 6" w:uiPriority="70"/>
+    <w:lsdException w:name="Colorful Shading Accent 6" w:uiPriority="71"/>
+    <w:lsdException w:name="Colorful List Accent 6" w:uiPriority="72"/>
+    <w:lsdException w:name="Colorful Grid Accent 6" w:uiPriority="73"/>
+    <w:lsdException w:name="Subtle Emphasis" w:uiPriority="19" w:qFormat="1"/>
+    <w:lsdException w:name="Intense Emphasis" w:uiPriority="21" w:qFormat="1"/>
+    <w:lsdException w:name="Subtle Reference" w:uiPriority="31" w:qFormat="1"/>
+    <w:lsdException w:name="Intense Reference" w:uiPriority="32" w:qFormat="1"/>
+    <w:lsdException w:name="Book Title" w:uiPriority="33" w:qFormat="1"/>
+    <w:lsdException w:name="Bibliography" w:semiHidden="1" w:uiPriority="37" w:unhideWhenUsed="1"/>
+    <w:lsdException w:name="TOC Heading" w:semiHidden="1" w:uiPriority="39" w:unhideWhenUsed="1" w:qFormat="1"/>
+    <w:lsdException w:name="Plain Table 1" w:uiPriority="41"/>
+    <w:lsdException w:name="Plain Table 2" w:uiPriority="42"/>
+    <w:lsdException w:name="Plain Table 3" w:uiPriority="43"/>
+    <w:lsdException w:name="Plain Table 4" w:uiPriority="44"/>
+    <w:lsdException w:name="Plain Table 5" w:uiPriority="45"/>
+    <w:lsdException w:name="Grid Table Light" w:uiPriority="40"/>
+    <w:lsdException w:name="Grid Table 1 Light" w:uiPriority="46"/>
+    <w:lsdException w:name="Grid Table 2" w:uiPriority="47"/>
+    <w:lsdException w:name="Grid Table 3" w:uiPriority="48"/>
+    <w:lsdException w:name="Grid Table 4" w:uiPriority="49"/>
+    <w:lsdException w:name="Grid Table 5 Dark" w:uiPriority="50"/>
+    <w:lsdException w:name="Grid Table 6 Colorful" w:uiPriority="51"/>
+    <w:lsdException w:name="Grid Table 7 Colorful" w:uiPriority="52"/>
+    <w:lsdException w:name="Grid Table 1 Light Accent 1" w:uiPriority="46"/>
+    <w:lsdException w:name="Grid Table 2 Accent 1" w:uiPriority="47"/>
+    <w:lsdException w:name="Grid Table 3 Accent 1" w:uiPriority="48"/>
+    <w:lsdException w:name="Grid Table 4 Accent 1" w:uiPriority="49"/>
+    <w:lsdException w:name="Grid Table 5 Dark Accent 1" w:uiPriority="50"/>
+    <w:lsdException w:name="Grid Table 6 Colorful Accent 1" w:uiPriority="51"/>
+    <w:lsdException w:name="Grid Table 7 Colorful Accent 1" w:uiPriority="52"/>
+    <w:lsdException w:name="Grid Table 1 Light Accent 2" w:uiPriority="46"/>
+    <w:lsdException w:name="Grid Table 2 Accent 2" w:uiPriority="47"/>
+    <w:lsdException w:name="Grid Table 3 Accent 2" w:uiPriority="48"/>
+    <w:lsdException w:name="Grid Table 4 Accent 2" w:uiPriority="49"/>
+    <w:lsdException w:name="Grid Table 5 Dark Accent 2" w:uiPriority="50"/>
+    <w:lsdException w:name="Grid Table 6 Colorful Accent 2" w:uiPriority="51"/>
+    <w:lsdException w:name="Grid Table 7 Colorful Accent 2" w:uiPriority="52"/>
+    <w:lsdException w:name="Grid Table 1 Light Accent 3" w:uiPriority="46"/>
+    <w:lsdException w:name="Grid Table 2 Accent 3" w:uiPriority="47"/>
+    <w:lsdException w:name="Grid Table 3 Accent 3" w:uiPriority="48"/>
+    <w:lsdException w:name="Grid Table 4 Accent 3" w:uiPriority="49"/>
+    <w:lsdException w:name="Grid Table 5 Dark Accent 3" w:uiPriority="50"/>
+    <w:lsdException w:name="Grid Table 6 Colorful Accent 3" w:uiPriority="51"/>
+    <w:lsdException w:name="Grid Table 7 Colorful Accent 3" w:uiPriority="52"/>
+    <w:lsdException w:name="Grid Table 1 Light Accent 4" w:uiPriority="46"/>
+    <w:lsdException w:name="Grid Table 2 Accent 4" w:uiPriority="47"/>
+    <w:lsdException w:name="Grid Table 3 Accent 4" w:uiPriority="48"/>
+    <w:lsdException w:name="Grid Table 4 Accent 4" w:uiPriority="49"/>
+    <w:lsdException w:name="Grid Table 5 Dark Accent 4" w:uiPriority="50"/>
+    <w:lsdException w:name="Grid Table 6 Colorful Accent 4" w:uiPriority="51"/>
+    <w:lsdException w:name="Grid Table 7 Colorful Accent 4" w:uiPriority="52"/>
+    <w:lsdException w:name="Grid Table 1 Light Accent 5" w:uiPriority="46"/>
+    <w:lsdException w:name="Grid Table 2 Accent 5" w:uiPriority="47"/>
+    <w:lsdException w:name="Grid Table 3 Accent 5" w:uiPriority="48"/>
+    <w:lsdException w:name="Grid Table 4 Accent 5" w:uiPriority="49"/>
+    <w:lsdException w:name="Grid Table 5 Dark Accent 5" w:uiPriority="50"/>
+    <w:lsdException w:name="Grid Table 6 Colorful Accent 5" w:uiPriority="51"/>
+    <w:lsdException w:name="Grid Table 7 Colorful Accent 5" w:uiPriority="52"/>
+    <w:lsdException w:name="Grid Table 1 Light Accent 6" w:uiPriority="46"/>
+    <w:lsdException w:name="Grid Table 2 Accent 6" w:uiPriority="47"/>
+    <w:lsdException w:name="Grid Table 3 Accent 6" w:uiPriority="48"/>
+    <w:lsdException w:name="Grid Table 4 Accent 6" w:uiPriority="49"/>
+    <w:lsdException w:name="Grid Table 5 Dark Accent 6" w:uiPriority="50"/>
+    <w:lsdException w:name="Grid Table 6 Colorful Accent 6" w:uiPriority="51"/>
+    <w:lsdException w:name="Grid Table 7 Colorful Accent 6" w:uiPriority="52"/>
+    <w:lsdException w:name="List Table 1 Light" w:uiPriority="46"/>
+    <w:lsdException w:name="List Table 2" w:uiPriority="47"/>
+    <w:lsdException w:name="List Table 3" w:uiPriority="48"/>
+    <w:lsdException w:name="List Table 4" w:uiPriority="49"/>
+    <w:lsdException w:name="List Table 5 Dark" w:uiPriority="50"/>
+    <w:lsdException w:name="List Table 6 Colorful" w:uiPriority="51"/>
+    <w:lsdException w:name="List Table 7 Colorful" w:uiPriority="52"/>
+    <w:lsdException w:name="List Table 1 Light Accent 1" w:uiPriority="46"/>
+    <w:lsdException w:name="List Table 2 Accent 1" w:uiPriority="47"/>
+    <w:lsdException w:name="List Table 3 Accent 1" w:uiPriority="48"/>
+    <w:lsdException w:name="List Table 4 Accent 1" w:uiPriority="49"/>
+    <w:lsdException w:name="List Table 5 Dark Accent 1" w:uiPriority="50"/>
+    <w:lsdException w:name="List Table 6 Colorful Accent 1" w:uiPriority="51"/>
+    <w:lsdException w:name="List Table 7 Colorful Accent 1" w:uiPriority="52"/>
+    <w:lsdException w:name="List Table 1 Light Accent 2" w:uiPriority="46"/>
+    <w:lsdException w:name="List Table 2 Accent 2" w:uiPriority="47"/>
+    <w:lsdException w:name="List Table 3 Accent 2" w:uiPriority="48"/>
+    <w:lsdException w:name="List Table 4 Accent 2" w:uiPriority="49"/>
+    <w:lsdException w:name="List Table 5 Dark Accent 2" w:uiPriority="50"/>
+    <w:lsdException w:name="List Table 6 Colorful Accent 2" w:uiPriority="51"/>
+    <w:lsdException w:name="List Table 7 Colorful Accent 2" w:uiPriority="52"/>
+    <w:lsdException w:name="List Table 1 Light Accent 3" w:uiPriority="46"/>
+    <w:lsdException w:name="List Table 2 Accent 3" w:uiPriority="47"/>
+    <w:lsdException w:name="List Table 3 Accent 3" w:uiPriority="48"/>
+    <w:lsdException w:name="List Table 4 Accent 3" w:uiPriority="49"/>
+    <w:lsdException w:name="List Table 5 Dark Accent 3" w:uiPriority="50"/>
+    <w:lsdException w:name="List Table 6 Colorful Accent 3" w:uiPriority="51"/>
+    <w:lsdException w:name="List Table 7 Colorful Accent 3" w:uiPriority="52"/>
+    <w:lsdException w:name="List Table 1 Light Accent 4" w:uiPriority="46"/>
+    <w:lsdException w:name="List Table 2 Accent 4" w:uiPriority="47"/>
+    <w:lsdException w:name="List Table 3 Accent 4" w:uiPriority="48"/>
+    <w:lsdException w:name="List Table 4 Accent 4" w:uiPriority="49"/>
+    <w:lsdException w:name="List Table 5 Dark Accent 4" w:uiPriority="50"/>
+    <w:lsdException w:name="List Table 6 Colorful Accent 4" w:uiPriority="51"/>
+    <w:lsdException w:name="List Table 7 Colorful Accent 4" w:uiPriority="52"/>
+    <w:lsdException w:name="List Table 1 Light Accent 5" w:uiPriority="46"/>
+    <w:lsdException w:name="List Table 2 Accent 5" w:uiPriority="47"/>
+    <w:lsdException w:name="List Table 3 Accent 5" w:uiPriority="48"/>
+    <w:lsdException w:name="List Table 4 Accent 5" w:uiPriority="49"/>
+    <w:lsdException w:name="List Table 5 Dark Accent 5" w:uiPriority="50"/>
+    <w:lsdException w:name="List Table 6 Colorful Accent 5" w:uiPriority="51"/>
+    <w:lsdException w:name="List Table 7 Colorful Accent 5" w:uiPriority="52"/>
+    <w:lsdException w:name="List Table 1 Light Accent 6" w:uiPriority="46"/>
+    <w:lsdException w:name="List Table 2 Accent 6" w:uiPriority="47"/>
+    <w:lsdException w:name="List Table 3 Accent 6" w:uiPriority="48"/>
+    <w:lsdException w:name="List Table 4 Accent 6" w:uiPriority="49"/>
+    <w:lsdException w:name="List Table 5 Dark Accent 6" w:uiPriority="50"/>
+    <w:lsdException w:name="List Table 6 Colorful Accent 6" w:uiPriority="51"/>
+    <w:lsdException w:name="List Table 7 Colorful Accent 6" w:uiPriority="52"/>
+    <w:lsdException w:name="Mention" w:semiHidden="1" w:unhideWhenUsed="1"/>
+    <w:lsdException w:name="Smart Hyperlink" w:semiHidden="1" w:unhideWhenUsed="1"/>
+    <w:lsdException w:name="Hashtag" w:semiHidden="1" w:unhideWhenUsed="1"/>
+    <w:lsdException w:name="Unresolved Mention" w:semiHidden="1" w:unhideWhenUsed="1"/>
+    <w:lsdException w:name="Smart Link" w:semiHidden="1" w:unhideWhenUsed="1"/>
+  </w:latentStyles>
+  <w:style w:type="paragraph" w:default="1" w:styleId="Normal">
+    <w:name w:val="Normal"/>
+    <w:qFormat/>
   </w:style>
   <w:style w:type="paragraph" w:styleId="Heading1">
     <w:name w:val="heading 1"/>
     <w:basedOn w:val="Normal"/>
     <w:next w:val="Normal"/>
+    <w:uiPriority w:val="9"/>
+    <w:qFormat/>
     <w:pPr>
-      <w:keepNext w:val="1"/>
-      <w:keepLines w:val="1"/>
-      <w:spacing w:after="80" w:before="360" w:lineRule="auto"/>
+      <w:keepNext/>
+      <w:keepLines/>
+      <w:spacing w:before="360" w:after="80"/>
+      <w:outlineLvl w:val="0"/>
     </w:pPr>
     <w:rPr>
-      <w:rFonts w:ascii="Calibri" w:cs="Calibri" w:eastAsia="Calibri" w:hAnsi="Calibri"/>
-      <w:color w:val="2f5496"/>
+      <w:color w:val="2F5496"/>
       <w:sz w:val="40"/>
       <w:szCs w:val="40"/>
     </w:rPr>
@@ -3432,14 +3493,18 @@
     <w:name w:val="heading 2"/>
     <w:basedOn w:val="Normal"/>
     <w:next w:val="Normal"/>
+    <w:uiPriority w:val="9"/>
+    <w:semiHidden/>
+    <w:unhideWhenUsed/>
+    <w:qFormat/>
     <w:pPr>
-      <w:keepNext w:val="1"/>
-      <w:keepLines w:val="1"/>
-      <w:spacing w:after="80" w:before="160" w:lineRule="auto"/>
+      <w:keepNext/>
+      <w:keepLines/>
+      <w:spacing w:before="160" w:after="80"/>
+      <w:outlineLvl w:val="1"/>
     </w:pPr>
     <w:rPr>
-      <w:rFonts w:ascii="Calibri" w:cs="Calibri" w:eastAsia="Calibri" w:hAnsi="Calibri"/>
-      <w:color w:val="2f5496"/>
+      <w:color w:val="2F5496"/>
       <w:sz w:val="32"/>
       <w:szCs w:val="32"/>
     </w:rPr>
@@ -3448,13 +3513,18 @@
     <w:name w:val="heading 3"/>
     <w:basedOn w:val="Normal"/>
     <w:next w:val="Normal"/>
+    <w:uiPriority w:val="9"/>
+    <w:semiHidden/>
+    <w:unhideWhenUsed/>
+    <w:qFormat/>
     <w:pPr>
-      <w:keepNext w:val="1"/>
-      <w:keepLines w:val="1"/>
-      <w:spacing w:after="80" w:before="160" w:lineRule="auto"/>
+      <w:keepNext/>
+      <w:keepLines/>
+      <w:spacing w:before="160" w:after="80"/>
+      <w:outlineLvl w:val="2"/>
     </w:pPr>
     <w:rPr>
-      <w:color w:val="2f5496"/>
+      <w:color w:val="2F5496"/>
       <w:sz w:val="28"/>
       <w:szCs w:val="28"/>
     </w:rPr>
@@ -3463,54 +3533,108 @@
     <w:name w:val="heading 4"/>
     <w:basedOn w:val="Normal"/>
     <w:next w:val="Normal"/>
+    <w:uiPriority w:val="9"/>
+    <w:semiHidden/>
+    <w:unhideWhenUsed/>
+    <w:qFormat/>
     <w:pPr>
-      <w:keepNext w:val="1"/>
-      <w:keepLines w:val="1"/>
-      <w:spacing w:after="40" w:before="80" w:lineRule="auto"/>
+      <w:keepNext/>
+      <w:keepLines/>
+      <w:spacing w:before="80" w:after="40"/>
+      <w:outlineLvl w:val="3"/>
     </w:pPr>
     <w:rPr>
-      <w:i w:val="1"/>
-      <w:iCs w:val="1"/>
-      <w:color w:val="2f5496"/>
+      <w:i/>
+      <w:iCs/>
+      <w:color w:val="2F5496"/>
     </w:rPr>
   </w:style>
   <w:style w:type="paragraph" w:styleId="Heading5">
     <w:name w:val="heading 5"/>
     <w:basedOn w:val="Normal"/>
     <w:next w:val="Normal"/>
+    <w:uiPriority w:val="9"/>
+    <w:semiHidden/>
+    <w:unhideWhenUsed/>
+    <w:qFormat/>
     <w:pPr>
-      <w:keepNext w:val="1"/>
-      <w:keepLines w:val="1"/>
-      <w:spacing w:after="40" w:before="80" w:lineRule="auto"/>
+      <w:keepNext/>
+      <w:keepLines/>
+      <w:spacing w:before="80" w:after="40"/>
+      <w:outlineLvl w:val="4"/>
     </w:pPr>
     <w:rPr>
-      <w:color w:val="2f5496"/>
+      <w:color w:val="2F5496"/>
     </w:rPr>
   </w:style>
   <w:style w:type="paragraph" w:styleId="Heading6">
     <w:name w:val="heading 6"/>
     <w:basedOn w:val="Normal"/>
     <w:next w:val="Normal"/>
+    <w:uiPriority w:val="9"/>
+    <w:semiHidden/>
+    <w:unhideWhenUsed/>
+    <w:qFormat/>
     <w:pPr>
-      <w:keepNext w:val="1"/>
-      <w:keepLines w:val="1"/>
-      <w:spacing w:after="0" w:before="40" w:lineRule="auto"/>
+      <w:keepNext/>
+      <w:keepLines/>
+      <w:spacing w:before="40" w:after="0"/>
+      <w:outlineLvl w:val="5"/>
     </w:pPr>
     <w:rPr>
-      <w:i w:val="1"/>
-      <w:iCs w:val="1"/>
+      <w:i/>
+      <w:iCs/>
       <w:color w:val="595959"/>
     </w:rPr>
+  </w:style>
+  <w:style w:type="character" w:default="1" w:styleId="DefaultParagraphFont">
+    <w:name w:val="Default Paragraph Font"/>
+    <w:uiPriority w:val="1"/>
+    <w:semiHidden/>
+    <w:unhideWhenUsed/>
+  </w:style>
+  <w:style w:type="table" w:default="1" w:styleId="TableNormal">
+    <w:name w:val="Normal Table"/>
+    <w:uiPriority w:val="99"/>
+    <w:semiHidden/>
+    <w:unhideWhenUsed/>
+    <w:tblPr>
+      <w:tblInd w:w="0" w:type="dxa"/>
+      <w:tblCellMar>
+        <w:top w:w="0" w:type="dxa"/>
+        <w:left w:w="108" w:type="dxa"/>
+        <w:bottom w:w="0" w:type="dxa"/>
+        <w:right w:w="108" w:type="dxa"/>
+      </w:tblCellMar>
+    </w:tblPr>
+  </w:style>
+  <w:style w:type="numbering" w:default="1" w:styleId="NoList">
+    <w:name w:val="No List"/>
+    <w:uiPriority w:val="99"/>
+    <w:semiHidden/>
+    <w:unhideWhenUsed/>
+  </w:style>
+  <w:style w:type="table" w:customStyle="1" w:styleId="TableNormal0">
+    <w:name w:val="TableNormal"/>
+    <w:tblPr>
+      <w:tblCellMar>
+        <w:top w:w="100" w:type="dxa"/>
+        <w:left w:w="100" w:type="dxa"/>
+        <w:bottom w:w="100" w:type="dxa"/>
+        <w:right w:w="100" w:type="dxa"/>
+      </w:tblCellMar>
+    </w:tblPr>
   </w:style>
   <w:style w:type="paragraph" w:styleId="Title">
     <w:name w:val="Title"/>
     <w:basedOn w:val="Normal"/>
     <w:next w:val="Normal"/>
+    <w:uiPriority w:val="10"/>
+    <w:qFormat/>
     <w:pPr>
       <w:spacing w:after="80" w:line="240" w:lineRule="auto"/>
     </w:pPr>
     <w:rPr>
-      <w:rFonts w:ascii="Calibri" w:cs="Calibri" w:eastAsia="Calibri" w:hAnsi="Calibri"/>
       <w:sz w:val="56"/>
       <w:szCs w:val="56"/>
     </w:rPr>
@@ -3519,7 +3643,8 @@
     <w:name w:val="Subtitle"/>
     <w:basedOn w:val="Normal"/>
     <w:next w:val="Normal"/>
-    <w:pPr/>
+    <w:uiPriority w:val="11"/>
+    <w:qFormat/>
     <w:rPr>
       <w:color w:val="595959"/>
       <w:sz w:val="28"/>
@@ -3849,17 +3974,17 @@
 </a:theme>
 </file>
 
-<file path=customXML/item1.xml><?xml version="1.0" encoding="utf-8"?>
+<file path=customXml/item1.xml><?xml version="1.0" encoding="utf-8"?>
 <go:gDocsCustomXmlDataStorage xmlns:go="http://customooxmlschemas.google.com/" xmlns:r="http://schemas.openxmlformats.org/officeDocument/2006/relationships" uri="GoogleDocsCustomDataVersion2">
   <go:docsCustomData xmlns:go="http://customooxmlschemas.google.com/" roundtripDataSignature="AMtx7mg9IWgzg4G6tZ3KGYQZHHl5PELgtw==">CgMxLjA4AHIhMVFUQnRrakN5WkRabUdzdUt5azBpV082MldVaFctZUNq</go:docsCustomData>
 </go:gDocsCustomXmlDataStorage>
 </file>
 
-<file path=customXML/itemProps1.xml><?xml version="1.0" encoding="utf-8"?>
+<file path=customXml/itemProps1.xml><?xml version="1.0" encoding="utf-8"?>
 <ds:datastoreItem xmlns:ds="http://schemas.openxmlformats.org/officeDocument/2006/customXml" ds:itemID="{11111111-1234-1234-1234-123412341234}">
   <ds:schemaRefs>
+    <ds:schemaRef ds:uri="http://customooxmlschemas.google.com/"/>
     <ds:schemaRef ds:uri="http://schemas.openxmlformats.org/officeDocument/2006/relationships"/>
-    <ds:schemaRef ds:uri="http://customooxmlschemas.google.com/"/>
   </ds:schemaRefs>
 </ds:datastoreItem>
 </file>